--- a/downloads/workbook/ai-7-week-33.docx
+++ b/downloads/workbook/ai-7-week-33.docx
@@ -961,6 +961,178 @@
         <w:t>Project connection: For the Reproducible AI Research Study, retain an annotated worked trace and the changed-case reasoning. Connect the claim to its records, units and assumptions so another investigator can challenge or reproduce it.</w:t>
       </w:r>
     </w:p>
+    <w:p>
+      <w:pPr>
+        <w:pStyle w:val="Heading1"/>
+      </w:pPr>
+      <w:r>
+        <w:t>13. Project portfolio milestone</w:t>
+      </w:r>
+    </w:p>
+    <w:p>
+      <w:r>
+        <w:t>Project: Reproducible AI Research Study</w:t>
+      </w:r>
+    </w:p>
+    <w:p>
+      <w:r>
+        <w:t>Current milestone: Present and defend. Demonstrate the system, explain one failure and justify the next improvement with evidence.</w:t>
+      </w:r>
+    </w:p>
+    <w:p>
+      <w:r>
+        <w:t>For the Reproducible AI Research Study, retain an annotated worked trace and the changed-case reasoning. Connect the claim to its records, units and assumptions so another investigator can challenge or reproduce it.</w:t>
+      </w:r>
+    </w:p>
+    <w:tbl>
+      <w:tblPr>
+        <w:tblStyle w:val="LightShading-Accent1"/>
+        <w:tblW w:type="auto" w:w="0"/>
+        <w:tblLook w:firstColumn="1" w:firstRow="1" w:lastColumn="0" w:lastRow="0" w:noHBand="0" w:noVBand="1" w:val="04A0"/>
+      </w:tblPr>
+      <w:tblGrid>
+        <w:gridCol w:w="5112"/>
+        <w:gridCol w:w="5112"/>
+      </w:tblGrid>
+      <w:tr>
+        <w:trPr>
+          <w:tblHeader/>
+        </w:trPr>
+        <w:tc>
+          <w:tcPr>
+            <w:tcW w:type="dxa" w:w="5112"/>
+          </w:tcPr>
+          <w:p>
+            <w:r>
+              <w:t>Evidence to keep</w:t>
+            </w:r>
+          </w:p>
+        </w:tc>
+        <w:tc>
+          <w:tcPr>
+            <w:tcW w:type="dxa" w:w="5112"/>
+          </w:tcPr>
+          <w:p>
+            <w:r>
+              <w:t>My record</w:t>
+            </w:r>
+          </w:p>
+        </w:tc>
+      </w:tr>
+      <w:tr>
+        <w:tc>
+          <w:tcPr>
+            <w:tcW w:type="dxa" w:w="5112"/>
+          </w:tcPr>
+          <w:p>
+            <w:r>
+              <w:t>This week’s input and deciding step</w:t>
+            </w:r>
+          </w:p>
+        </w:tc>
+        <w:tc>
+          <w:tcPr>
+            <w:tcW w:type="dxa" w:w="5112"/>
+          </w:tcPr>
+          <w:p>
+            <w:r/>
+          </w:p>
+        </w:tc>
+      </w:tr>
+      <w:tr>
+        <w:tc>
+          <w:tcPr>
+            <w:tcW w:type="dxa" w:w="5112"/>
+          </w:tcPr>
+          <w:p>
+            <w:r>
+              <w:t>Prediction and actual result (or labelled paper trace)</w:t>
+            </w:r>
+          </w:p>
+        </w:tc>
+        <w:tc>
+          <w:tcPr>
+            <w:tcW w:type="dxa" w:w="5112"/>
+          </w:tcPr>
+          <w:p>
+            <w:r/>
+          </w:p>
+        </w:tc>
+      </w:tr>
+      <w:tr>
+        <w:tc>
+          <w:tcPr>
+            <w:tcW w:type="dxa" w:w="5112"/>
+          </w:tcPr>
+          <w:p>
+            <w:r>
+              <w:t>One change since the previous checkpoint and why</w:t>
+            </w:r>
+          </w:p>
+        </w:tc>
+        <w:tc>
+          <w:tcPr>
+            <w:tcW w:type="dxa" w:w="5112"/>
+          </w:tcPr>
+          <w:p>
+            <w:r/>
+          </w:p>
+        </w:tc>
+      </w:tr>
+      <w:tr>
+        <w:tc>
+          <w:tcPr>
+            <w:tcW w:type="dxa" w:w="5112"/>
+          </w:tcPr>
+          <w:p>
+            <w:r>
+              <w:t>One error or limit and the next test</w:t>
+            </w:r>
+          </w:p>
+        </w:tc>
+        <w:tc>
+          <w:tcPr>
+            <w:tcW w:type="dxa" w:w="5112"/>
+          </w:tcPr>
+          <w:p>
+            <w:r/>
+          </w:p>
+        </w:tc>
+      </w:tr>
+    </w:tbl>
+    <w:p>
+      <w:pPr>
+        <w:pStyle w:val="Heading3"/>
+      </w:pPr>
+      <w:r>
+        <w:t>Explain what this week adds to your project. Reuse last week’s record rather than starting again.</w:t>
+      </w:r>
+    </w:p>
+    <w:p>
+      <w:r>
+        <w:t>________________________________________________________________</w:t>
+      </w:r>
+    </w:p>
+    <w:p>
+      <w:r>
+        <w:t>________________________________________________________________</w:t>
+      </w:r>
+    </w:p>
+    <w:p>
+      <w:r>
+        <w:t>________________________________________________________________</w:t>
+      </w:r>
+    </w:p>
+    <w:p>
+      <w:r>
+        <w:t>________________________________________________________________</w:t>
+      </w:r>
+    </w:p>
+    <w:p>
+      <w:r>
+        <w:t>________________________________________________________________</w:t>
+      </w:r>
+    </w:p>
     <w:sectPr>
       <w:pgSz w:w="12240" w:h="15840"/>
       <w:pgMar w:top="936" w:right="1008" w:bottom="936" w:left="1008" w:header="720" w:footer="720" w:gutter="0"/>

--- a/downloads/workbook/ai-7-week-33.docx
+++ b/downloads/workbook/ai-7-week-33.docx
@@ -1133,6 +1133,235 @@
         <w:t>________________________________________________________________</w:t>
       </w:r>
     </w:p>
+    <w:p>
+      <w:pPr>
+        <w:pStyle w:val="Heading1"/>
+      </w:pPr>
+      <w:r>
+        <w:t>14. Supported practice and learning evidence</w:t>
+      </w:r>
+    </w:p>
+    <w:p>
+      <w:r>
+        <w:t>Use this supported practice once, in the browser or on paper. Keep the reserved independent assessment for a separate first attempt before teacher feedback.</w:t>
+      </w:r>
+    </w:p>
+    <w:p>
+      <w:r>
+        <w:t>An independent rerun with a disagreement. A second team follows the saved protocol on the same fixed data and obtains a different score.</w:t>
+      </w:r>
+    </w:p>
+    <w:p>
+      <w:pPr>
+        <w:pStyle w:val="Heading3"/>
+      </w:pPr>
+      <w:r>
+        <w:t>Practice 1: explain the deciding evidence</w:t>
+      </w:r>
+    </w:p>
+    <w:p>
+      <w:r>
+        <w:t>Which labelled step matches this detail? Inspect Q3’s saved answer and rule; document whichever scoring decision is justified.</w:t>
+      </w:r>
+    </w:p>
+    <w:p>
+      <w:r>
+        <w:t>1. Resolve by the rubric</w:t>
+      </w:r>
+    </w:p>
+    <w:p>
+      <w:r>
+        <w:t>2. Compare exact artefacts</w:t>
+      </w:r>
+    </w:p>
+    <w:p>
+      <w:r>
+        <w:t>3. Locate disagreement</w:t>
+      </w:r>
+    </w:p>
+    <w:p>
+      <w:pPr>
+        <w:pStyle w:val="Heading3"/>
+      </w:pPr>
+      <w:r>
+        <w:t>My selected conclusion, deciding fact and explanation</w:t>
+      </w:r>
+    </w:p>
+    <w:p>
+      <w:r>
+        <w:t>________________________________________________________________</w:t>
+      </w:r>
+    </w:p>
+    <w:p>
+      <w:r>
+        <w:t>________________________________________________________________</w:t>
+      </w:r>
+    </w:p>
+    <w:p>
+      <w:r>
+        <w:t>________________________________________________________________</w:t>
+      </w:r>
+    </w:p>
+    <w:p>
+      <w:r>
+        <w:t>________________________________________________________________</w:t>
+      </w:r>
+    </w:p>
+    <w:p>
+      <w:r>
+        <w:t>________________________________________________________________</w:t>
+      </w:r>
+    </w:p>
+    <w:p>
+      <w:r>
+        <w:t>Hint if needed: Read the steps in the pictorial case. Match the supplied detail to the stage that performs or records it.</w:t>
+      </w:r>
+    </w:p>
+    <w:p>
+      <w:r>
+        <w:t>After your attempt, compare with the supported explanation: Resolve by the rubric Inspect Q3’s saved answer and rule; document whichever scoring decision is justified. An independent reproduction check can uncover interpretation or implementation differences. Do not average incompatible scores or simply choose the higher one.</w:t>
+      </w:r>
+    </w:p>
+    <w:p>
+      <w:pPr>
+        <w:pStyle w:val="Heading3"/>
+      </w:pPr>
+      <w:r>
+        <w:t>Practice 2: explain the deciding evidence</w:t>
+      </w:r>
+    </w:p>
+    <w:p>
+      <w:r>
+        <w:t>Changed-case practice: Q3’s saved file is missing from the archive. Which conclusion is supported by the supplied facts?</w:t>
+      </w:r>
+    </w:p>
+    <w:p>
+      <w:r>
+        <w:t>1. We can decide the result without examining the changed input or the procedure.</w:t>
+      </w:r>
+    </w:p>
+    <w:p>
+      <w:r>
+        <w:t>2. Mark exact reproduction incomplete until the required artefact is recovered or the limitation disclosed.</w:t>
+      </w:r>
+    </w:p>
+    <w:p>
+      <w:r>
+        <w:t>3. This one example guarantees correct results for every future input.</w:t>
+      </w:r>
+    </w:p>
+    <w:p>
+      <w:pPr>
+        <w:pStyle w:val="Heading3"/>
+      </w:pPr>
+      <w:r>
+        <w:t>My selected conclusion, deciding fact and explanation</w:t>
+      </w:r>
+    </w:p>
+    <w:p>
+      <w:r>
+        <w:t>________________________________________________________________</w:t>
+      </w:r>
+    </w:p>
+    <w:p>
+      <w:r>
+        <w:t>________________________________________________________________</w:t>
+      </w:r>
+    </w:p>
+    <w:p>
+      <w:r>
+        <w:t>________________________________________________________________</w:t>
+      </w:r>
+    </w:p>
+    <w:p>
+      <w:r>
+        <w:t>________________________________________________________________</w:t>
+      </w:r>
+    </w:p>
+    <w:p>
+      <w:r>
+        <w:t>________________________________________________________________</w:t>
+      </w:r>
+    </w:p>
+    <w:p>
+      <w:r>
+        <w:t>Hint if needed: Use the changed condition and the deciding step in the pictorial trace. The answer must say what follows from those facts.</w:t>
+      </w:r>
+    </w:p>
+    <w:p>
+      <w:r>
+        <w:t>After your attempt, compare with the supported explanation: Mark exact reproduction incomplete until the required artefact is recovered or the limitation disclosed. A missing record prevents checking the contested decision.</w:t>
+      </w:r>
+    </w:p>
+    <w:p>
+      <w:pPr>
+        <w:pStyle w:val="Heading3"/>
+      </w:pPr>
+      <w:r>
+        <w:t>Repair a missing building block</w:t>
+      </w:r>
+    </w:p>
+    <w:p>
+      <w:r>
+        <w:t>Review Peer review and response (ai-7/32). Goal: Explain the mechanism and terminology of peer review and response. Short practice: Count photos and underlying plants in the reviewer’s concern. What analysis assumption needs revision, and why does changing only the word photos to plants fail to repair it?. Return to this week and explain what you changed.</w:t>
+      </w:r>
+    </w:p>
+    <w:p>
+      <w:r>
+        <w:t>Review Writing the methods section (ai-7/30). Goal: Explain the mechanism and terminology of writing the methods section. Short practice: Apply the inclusive four-character rule to oak, pine and willow. Which label changes under greater-than-four, and what method detail allows another team to reproduce the distinction?. Return to this week and explain what you changed.</w:t>
+      </w:r>
+    </w:p>
+    <w:p>
+      <w:r>
+        <w:t>Review Robustness across conditions (ai-7/27). Goal: Explain the mechanism and terminology of robustness across conditions. Short practice: Calculate indoor, outdoor and combined rates. Which relevant weakness disappears from view when only the combined rate is reported?. Return to this week and explain what you changed.</w:t>
+      </w:r>
+    </w:p>
+    <w:p>
+      <w:pPr>
+        <w:pStyle w:val="Heading3"/>
+      </w:pPr>
+      <w:r>
+        <w:t>Keep your completed work</w:t>
+      </w:r>
+    </w:p>
+    <w:p>
+      <w:r>
+        <w:t>Use Download completed work in the hosted lesson to export your answers, reflections, practice feedback and code-run evidence. Open the HTML copy to read or print it. Drafts stay in this browser when storage is available; clear drafts on a shared device.</w:t>
+      </w:r>
+    </w:p>
+    <w:p>
+      <w:pPr>
+        <w:pStyle w:val="Heading3"/>
+      </w:pPr>
+      <w:r>
+        <w:t>What I repaired, the evidence I kept and the next test</w:t>
+      </w:r>
+    </w:p>
+    <w:p>
+      <w:r>
+        <w:t>________________________________________________________________</w:t>
+      </w:r>
+    </w:p>
+    <w:p>
+      <w:r>
+        <w:t>________________________________________________________________</w:t>
+      </w:r>
+    </w:p>
+    <w:p>
+      <w:r>
+        <w:t>________________________________________________________________</w:t>
+      </w:r>
+    </w:p>
+    <w:p>
+      <w:r>
+        <w:t>________________________________________________________________</w:t>
+      </w:r>
+    </w:p>
+    <w:p>
+      <w:r>
+        <w:t>________________________________________________________________</w:t>
+      </w:r>
+    </w:p>
     <w:sectPr>
       <w:pgSz w:w="12240" w:h="15840"/>
       <w:pgMar w:top="936" w:right="1008" w:bottom="936" w:left="1008" w:header="720" w:footer="720" w:gutter="0"/>

--- a/downloads/workbook/ai-7-week-33.docx
+++ b/downloads/workbook/ai-7-week-33.docx
@@ -30,33 +30,45 @@
     </w:p>
     <w:p>
       <w:r>
-        <w:t>Try the recall before opening notes. Then use a different colour or a labelled second line to correct your explanation.</w:t>
+        <w:t>Record your starting explanation for Independent reproduction check before opening notes. Show any later correction separately.</w:t>
       </w:r>
     </w:p>
     <w:p>
       <w:pPr>
-        <w:pStyle w:val="Heading3"/>
-      </w:pPr>
-      <w:r>
-        <w:t>Peer review and response</w:t>
+        <w:spacing w:line="336" w:lineRule="auto" w:after="180"/>
+      </w:pPr>
+      <w:r>
+        <w:rPr>
+          <w:b w:val="0"/>
+        </w:rPr>
+        <w:t>Try the recall before opening notes. Then use a different colour or a labelled second line to correct your explanation.</w:t>
       </w:r>
     </w:p>
     <w:p>
-      <w:r>
-        <w:t>Without opening the old lesson, explain one key idea from Peer review and response. Give an example and a mistake that the idea helps you avoid.</w:t>
+      <w:pPr>
+        <w:pStyle w:val="Heading3"/>
+      </w:pPr>
+      <w:r>
+        <w:t>Peer review and response</w:t>
       </w:r>
     </w:p>
     <w:p>
       <w:pPr>
-        <w:pStyle w:val="Heading3"/>
-      </w:pPr>
-      <w:r>
-        <w:t>My remembered idea, example and correction</w:t>
+        <w:spacing w:line="336" w:lineRule="auto" w:after="180"/>
+      </w:pPr>
+      <w:r>
+        <w:rPr>
+          <w:b w:val="0"/>
+        </w:rPr>
+        <w:t>Without opening the old lesson, explain one key idea from Peer review and response. Give an example and a mistake that the idea helps you avoid.</w:t>
       </w:r>
     </w:p>
     <w:p>
-      <w:r>
-        <w:t>________________________________________________________________</w:t>
+      <w:pPr>
+        <w:pStyle w:val="Heading3"/>
+      </w:pPr>
+      <w:r>
+        <w:t>My remembered idea, example and correction</w:t>
       </w:r>
     </w:p>
     <w:p>
@@ -70,29 +82,35 @@
       </w:r>
     </w:p>
     <w:p>
-      <w:pPr>
-        <w:pStyle w:val="Heading3"/>
-      </w:pPr>
-      <w:r>
-        <w:t>Writing the methods section</w:t>
+      <w:r>
+        <w:t>________________________________________________________________</w:t>
       </w:r>
     </w:p>
     <w:p>
-      <w:r>
-        <w:t>Without opening the old lesson, explain one key idea from Writing the methods section. Give an example and a mistake that the idea helps you avoid.</w:t>
+      <w:pPr>
+        <w:pStyle w:val="Heading3"/>
+      </w:pPr>
+      <w:r>
+        <w:t>Writing the methods section</w:t>
       </w:r>
     </w:p>
     <w:p>
       <w:pPr>
-        <w:pStyle w:val="Heading3"/>
-      </w:pPr>
-      <w:r>
-        <w:t>My remembered idea, example and correction</w:t>
+        <w:spacing w:line="336" w:lineRule="auto" w:after="180"/>
+      </w:pPr>
+      <w:r>
+        <w:rPr>
+          <w:b w:val="0"/>
+        </w:rPr>
+        <w:t>Without opening the old lesson, explain one key idea from Writing the methods section. Give an example and a mistake that the idea helps you avoid.</w:t>
       </w:r>
     </w:p>
     <w:p>
-      <w:r>
-        <w:t>________________________________________________________________</w:t>
+      <w:pPr>
+        <w:pStyle w:val="Heading3"/>
+      </w:pPr>
+      <w:r>
+        <w:t>My remembered idea, example and correction</w:t>
       </w:r>
     </w:p>
     <w:p>
@@ -106,29 +124,35 @@
       </w:r>
     </w:p>
     <w:p>
-      <w:pPr>
-        <w:pStyle w:val="Heading3"/>
-      </w:pPr>
-      <w:r>
-        <w:t>Robustness across conditions</w:t>
+      <w:r>
+        <w:t>________________________________________________________________</w:t>
       </w:r>
     </w:p>
     <w:p>
-      <w:r>
-        <w:t>Without opening the old lesson, explain one key idea from Robustness across conditions. Give an example and a mistake that the idea helps you avoid.</w:t>
+      <w:pPr>
+        <w:pStyle w:val="Heading3"/>
+      </w:pPr>
+      <w:r>
+        <w:t>Robustness across conditions</w:t>
       </w:r>
     </w:p>
     <w:p>
       <w:pPr>
-        <w:pStyle w:val="Heading3"/>
-      </w:pPr>
-      <w:r>
-        <w:t>My remembered idea, example and correction</w:t>
+        <w:spacing w:line="336" w:lineRule="auto" w:after="180"/>
+      </w:pPr>
+      <w:r>
+        <w:rPr>
+          <w:b w:val="0"/>
+        </w:rPr>
+        <w:t>Without opening the old lesson, explain one key idea from Robustness across conditions. Give an example and a mistake that the idea helps you avoid.</w:t>
       </w:r>
     </w:p>
     <w:p>
-      <w:r>
-        <w:t>________________________________________________________________</w:t>
+      <w:pPr>
+        <w:pStyle w:val="Heading3"/>
+      </w:pPr>
+      <w:r>
+        <w:t>My remembered idea, example and correction</w:t>
       </w:r>
     </w:p>
     <w:p>
@@ -142,15 +166,31 @@
       </w:r>
     </w:p>
     <w:p>
-      <w:pPr>
-        <w:pStyle w:val="Heading1"/>
-      </w:pPr>
-      <w:r>
-        <w:t>02. Practise with fading help</w:t>
+      <w:r>
+        <w:t>________________________________________________________________</w:t>
       </w:r>
     </w:p>
     <w:p>
-      <w:r>
+      <w:pPr>
+        <w:pStyle w:val="Heading1"/>
+      </w:pPr>
+      <w:r>
+        <w:t>02. Practise with fading help</w:t>
+      </w:r>
+    </w:p>
+    <w:p>
+      <w:r>
+        <w:t>Complete the supported Independent reproduction check trace and record the first step you can explain without help.</w:t>
+      </w:r>
+    </w:p>
+    <w:p>
+      <w:pPr>
+        <w:spacing w:line="336" w:lineRule="auto" w:after="180"/>
+      </w:pPr>
+      <w:r>
+        <w:rPr>
+          <w:b w:val="0"/>
+        </w:rPr>
         <w:t>Use W2: Trace the worked case for Independent reproduction check. Record the answer once; the lesson and workbook refer to the same attempt.</w:t>
       </w:r>
     </w:p>
@@ -279,25 +319,37 @@
     </w:p>
     <w:p>
       <w:r>
-        <w:t>Use the worked case for Independent reproduction check. Proposed explanation: “The worked result establishes every future case”. Decide whether this explanation is supported. Point to the step or supplied fact that decides; explain your repair if needed.</w:t>
+        <w:t>Check the proposed Independent reproduction check explanation against the supplied facts before discussing it.</w:t>
       </w:r>
     </w:p>
     <w:p>
       <w:pPr>
-        <w:pStyle w:val="Heading3"/>
-      </w:pPr>
-      <w:r>
-        <w:t>My explanation before partner discussion</w:t>
+        <w:spacing w:line="336" w:lineRule="auto" w:after="180"/>
+      </w:pPr>
+      <w:r>
+        <w:rPr>
+          <w:b w:val="0"/>
+        </w:rPr>
+        <w:t>Use the worked case for Independent reproduction check. Proposed explanation: “The worked result establishes every future case”. Decide whether this explanation is supported.</w:t>
       </w:r>
     </w:p>
     <w:p>
-      <w:r>
-        <w:t>________________________________________________________________</w:t>
+      <w:pPr>
+        <w:spacing w:line="336" w:lineRule="auto" w:after="180"/>
+      </w:pPr>
+      <w:r>
+        <w:rPr>
+          <w:b w:val="0"/>
+        </w:rPr>
+        <w:t>Point to the step or supplied fact that decides; explain your repair if needed.</w:t>
       </w:r>
     </w:p>
     <w:p>
-      <w:r>
-        <w:t>________________________________________________________________</w:t>
+      <w:pPr>
+        <w:pStyle w:val="Heading3"/>
+      </w:pPr>
+      <w:r>
+        <w:t>My explanation before partner discussion</w:t>
       </w:r>
     </w:p>
     <w:p>
@@ -311,47 +363,53 @@
       </w:r>
     </w:p>
     <w:p>
-      <w:pPr>
-        <w:pStyle w:val="Heading1"/>
-      </w:pPr>
-      <w:r>
-        <w:t>04. Independent transfer case</w:t>
+      <w:r>
+        <w:t>________________________________________________________________</w:t>
       </w:r>
     </w:p>
     <w:p>
-      <w:pPr>
-        <w:pStyle w:val="Heading3"/>
-      </w:pPr>
-      <w:r>
-        <w:t>Independent case: Apply a new case independently</w:t>
+      <w:r>
+        <w:t>________________________________________________________________</w:t>
       </w:r>
     </w:p>
     <w:p>
-      <w:r>
-        <w:t>Reproducer uses different validation split because no split IDs were provided. Diagnose.</w:t>
+      <w:pPr>
+        <w:pStyle w:val="Heading1"/>
+      </w:pPr>
+      <w:r>
+        <w:t>04. Independent transfer case</w:t>
       </w:r>
     </w:p>
     <w:p>
-      <w:pPr>
-        <w:pStyle w:val="Heading3"/>
-      </w:pPr>
-      <w:r>
-        <w:t>My independent explanation, trace and limits</w:t>
+      <w:r>
+        <w:t>Write one first attempt at the reserved independent case before feedback. Repeated copies of that case refer to the same recorded attempt.</w:t>
       </w:r>
     </w:p>
     <w:p>
-      <w:r>
-        <w:t>________________________________________________________________</w:t>
+      <w:pPr>
+        <w:pStyle w:val="Heading3"/>
+      </w:pPr>
+      <w:r>
+        <w:t>Independent case: Apply a new case independently</w:t>
       </w:r>
     </w:p>
     <w:p>
-      <w:r>
-        <w:t>________________________________________________________________</w:t>
+      <w:pPr>
+        <w:spacing w:line="336" w:lineRule="auto" w:after="180"/>
+      </w:pPr>
+      <w:r>
+        <w:rPr>
+          <w:b w:val="0"/>
+        </w:rPr>
+        <w:t>Reproducer uses different validation split because no split IDs were provided. Diagnose.</w:t>
       </w:r>
     </w:p>
     <w:p>
-      <w:r>
-        <w:t>________________________________________________________________</w:t>
+      <w:pPr>
+        <w:pStyle w:val="Heading3"/>
+      </w:pPr>
+      <w:r>
+        <w:t>My independent explanation, trace and limits</w:t>
       </w:r>
     </w:p>
     <w:p>
@@ -376,48 +434,96 @@
     </w:p>
     <w:p>
       <w:r>
-        <w:t>Attempt this case before feedback. Record any help. Earlier examples below are further practice; a case already practised with feedback cannot establish fresh transfer.</w:t>
+        <w:t>________________________________________________________________</w:t>
       </w:r>
     </w:p>
     <w:p>
-      <w:pPr>
-        <w:pStyle w:val="Heading1"/>
-      </w:pPr>
-      <w:r>
-        <w:t>05. W1 Explain the mechanism</w:t>
+      <w:r>
+        <w:t>________________________________________________________________</w:t>
       </w:r>
     </w:p>
     <w:p>
       <w:r>
-        <w:t>Explain the weekly mechanism in your own words. Use the worked scenario to name its input, decision rule and output.</w:t>
+        <w:t>________________________________________________________________</w:t>
       </w:r>
     </w:p>
     <w:p>
       <w:pPr>
-        <w:pStyle w:val="Heading3"/>
-      </w:pPr>
-      <w:r>
-        <w:t>My reasoning and evidence</w:t>
+        <w:spacing w:line="336" w:lineRule="auto" w:after="180"/>
+      </w:pPr>
+      <w:r>
+        <w:rPr>
+          <w:b w:val="0"/>
+        </w:rPr>
+        <w:t>Attempt this case before feedback. Record any help. Earlier examples below are further practice; a case already practised with feedback cannot establish fresh transfer.</w:t>
       </w:r>
     </w:p>
     <w:p>
-      <w:r>
-        <w:t>________________________________________________________________</w:t>
+      <w:pPr>
+        <w:pStyle w:val="Heading1"/>
+      </w:pPr>
+      <w:r>
+        <w:t>05. W1 Explain the mechanism</w:t>
       </w:r>
     </w:p>
     <w:p>
       <w:r>
-        <w:t>________________________________________________________________</w:t>
+        <w:t>Explain the mechanism. Apply the supplied Independent reproduction check facts and keep your reasoning.</w:t>
       </w:r>
     </w:p>
     <w:p>
-      <w:r>
-        <w:t>________________________________________________________________</w:t>
+      <w:pPr>
+        <w:spacing w:line="336" w:lineRule="auto" w:after="180"/>
+      </w:pPr>
+      <w:r>
+        <w:rPr>
+          <w:b w:val="0"/>
+        </w:rPr>
+        <w:t xml:space="preserve">Explain the weekly </w:t>
+      </w:r>
+      <w:r>
+        <w:rPr>
+          <w:b/>
+        </w:rPr>
+        <w:t>mechanism</w:t>
+      </w:r>
+      <w:r>
+        <w:rPr>
+          <w:b w:val="0"/>
+        </w:rPr>
+        <w:t xml:space="preserve"> in your own words. Use the worked scenario to name its </w:t>
+      </w:r>
+      <w:r>
+        <w:rPr>
+          <w:b/>
+        </w:rPr>
+        <w:t>input</w:t>
+      </w:r>
+      <w:r>
+        <w:rPr>
+          <w:b w:val="0"/>
+        </w:rPr>
+        <w:t xml:space="preserve">, decision rule and </w:t>
+      </w:r>
+      <w:r>
+        <w:rPr>
+          <w:b/>
+        </w:rPr>
+        <w:t>output</w:t>
+      </w:r>
+      <w:r>
+        <w:rPr>
+          <w:b w:val="0"/>
+        </w:rPr>
+        <w:t>.</w:t>
       </w:r>
     </w:p>
     <w:p>
-      <w:r>
-        <w:t>________________________________________________________________</w:t>
+      <w:pPr>
+        <w:pStyle w:val="Heading3"/>
+      </w:pPr>
+      <w:r>
+        <w:t>My reasoning and evidence</w:t>
       </w:r>
     </w:p>
     <w:p>
@@ -431,24 +537,18 @@
       </w:r>
     </w:p>
     <w:p>
-      <w:pPr>
-        <w:pStyle w:val="Heading1"/>
-      </w:pPr>
-      <w:r>
-        <w:t>06. W2 Trace the worked case</w:t>
+      <w:r>
+        <w:t>________________________________________________________________</w:t>
       </w:r>
     </w:p>
     <w:p>
       <w:r>
-        <w:t>Operator gets different MSE because the supplied script averages absolute errors while paper names squared error. Show the intermediate steps and give the conclusion with its scope.</w:t>
+        <w:t>________________________________________________________________</w:t>
       </w:r>
     </w:p>
     <w:p>
-      <w:pPr>
-        <w:pStyle w:val="Heading3"/>
-      </w:pPr>
-      <w:r>
-        <w:t>My reasoning and evidence</w:t>
+      <w:r>
+        <w:t>________________________________________________________________</w:t>
       </w:r>
     </w:p>
     <w:p>
@@ -457,23 +557,35 @@
       </w:r>
     </w:p>
     <w:p>
-      <w:r>
-        <w:t>________________________________________________________________</w:t>
+      <w:pPr>
+        <w:pStyle w:val="Heading1"/>
+      </w:pPr>
+      <w:r>
+        <w:t>06. W2 Trace the worked case</w:t>
       </w:r>
     </w:p>
     <w:p>
       <w:r>
-        <w:t>________________________________________________________________</w:t>
+        <w:t>Trace the worked case. Apply the supplied Independent reproduction check facts and keep your reasoning.</w:t>
       </w:r>
     </w:p>
     <w:p>
-      <w:r>
-        <w:t>________________________________________________________________</w:t>
+      <w:pPr>
+        <w:spacing w:line="336" w:lineRule="auto" w:after="180"/>
+      </w:pPr>
+      <w:r>
+        <w:rPr>
+          <w:b w:val="0"/>
+        </w:rPr>
+        <w:t>Operator gets different MSE because the supplied script averages absolute errors while paper names squared error. Show the intermediate steps and give the conclusion with its scope.</w:t>
       </w:r>
     </w:p>
     <w:p>
-      <w:r>
-        <w:t>________________________________________________________________</w:t>
+      <w:pPr>
+        <w:pStyle w:val="Heading3"/>
+      </w:pPr>
+      <w:r>
+        <w:t>My reasoning and evidence</w:t>
       </w:r>
     </w:p>
     <w:p>
@@ -487,24 +599,18 @@
       </w:r>
     </w:p>
     <w:p>
-      <w:pPr>
-        <w:pStyle w:val="Heading1"/>
-      </w:pPr>
-      <w:r>
-        <w:t>07. W3 Audit the limit</w:t>
+      <w:r>
+        <w:t>________________________________________________________________</w:t>
       </w:r>
     </w:p>
     <w:p>
       <w:r>
-        <w:t>A report omits this qualification: A successful reproduction repeats the original evidence and may preserve its original design limitations. Explain how omitting it could change a reader's interpretation, and write an accurate replacement.</w:t>
+        <w:t>________________________________________________________________</w:t>
       </w:r>
     </w:p>
     <w:p>
-      <w:pPr>
-        <w:pStyle w:val="Heading3"/>
-      </w:pPr>
-      <w:r>
-        <w:t>My reasoning and evidence</w:t>
+      <w:r>
+        <w:t>________________________________________________________________</w:t>
       </w:r>
     </w:p>
     <w:p>
@@ -518,44 +624,68 @@
       </w:r>
     </w:p>
     <w:p>
-      <w:r>
-        <w:t>________________________________________________________________</w:t>
+      <w:pPr>
+        <w:pStyle w:val="Heading1"/>
+      </w:pPr>
+      <w:r>
+        <w:t>07. W3 Audit the limit</w:t>
       </w:r>
     </w:p>
     <w:p>
       <w:r>
-        <w:t>________________________________________________________________</w:t>
+        <w:t>Audit the limit. Apply the supplied Independent reproduction check facts and keep your reasoning.</w:t>
       </w:r>
     </w:p>
     <w:p>
-      <w:r>
-        <w:t>________________________________________________________________</w:t>
+      <w:pPr>
+        <w:spacing w:line="336" w:lineRule="auto" w:after="180"/>
+      </w:pPr>
+      <w:r>
+        <w:rPr>
+          <w:b w:val="0"/>
+        </w:rPr>
+        <w:t xml:space="preserve">A report omits this qualification: A successful reproduction repeats the original </w:t>
+      </w:r>
+      <w:r>
+        <w:rPr>
+          <w:b/>
+        </w:rPr>
+        <w:t>evidence</w:t>
+      </w:r>
+      <w:r>
+        <w:rPr>
+          <w:b w:val="0"/>
+        </w:rPr>
+        <w:t xml:space="preserve"> and may preserve its original design limitations.</w:t>
       </w:r>
     </w:p>
     <w:p>
-      <w:r>
-        <w:t>________________________________________________________________</w:t>
+      <w:pPr>
+        <w:spacing w:line="336" w:lineRule="auto" w:after="180"/>
+      </w:pPr>
+      <w:r>
+        <w:rPr>
+          <w:b w:val="0"/>
+        </w:rPr>
+        <w:t>Explain how omitting it could change a reader's interpretation, and write an accurate replacement.</w:t>
       </w:r>
     </w:p>
     <w:p>
       <w:pPr>
-        <w:pStyle w:val="Heading1"/>
-      </w:pPr>
-      <w:r>
-        <w:t>08. W4 Apply a new case independently</w:t>
+        <w:pStyle w:val="Heading3"/>
+      </w:pPr>
+      <w:r>
+        <w:t>My reasoning and evidence</w:t>
       </w:r>
     </w:p>
     <w:p>
       <w:r>
-        <w:t>Reproducer uses different validation split because no split IDs were provided. Diagnose.</w:t>
+        <w:t>________________________________________________________________</w:t>
       </w:r>
     </w:p>
     <w:p>
-      <w:pPr>
-        <w:pStyle w:val="Heading3"/>
-      </w:pPr>
-      <w:r>
-        <w:t>My reasoning and evidence</w:t>
+      <w:r>
+        <w:t>________________________________________________________________</w:t>
       </w:r>
     </w:p>
     <w:p>
@@ -579,44 +709,50 @@
       </w:r>
     </w:p>
     <w:p>
-      <w:r>
-        <w:t>________________________________________________________________</w:t>
+      <w:pPr>
+        <w:pStyle w:val="Heading1"/>
+      </w:pPr>
+      <w:r>
+        <w:t>08. W4 Apply a new case independently</w:t>
       </w:r>
     </w:p>
     <w:p>
       <w:r>
-        <w:t>________________________________________________________________</w:t>
+        <w:t>Attempt before feedback. If this repeats the selected independent case, reuse that first attempt; otherwise keep a separate record. Apply a new case independently. Apply the supplied Independent reproduction check facts and keep your reasoning.</w:t>
       </w:r>
     </w:p>
     <w:p>
-      <w:r>
-        <w:t>________________________________________________________________</w:t>
+      <w:pPr>
+        <w:spacing w:line="336" w:lineRule="auto" w:after="180"/>
+      </w:pPr>
+      <w:r>
+        <w:rPr>
+          <w:b w:val="0"/>
+        </w:rPr>
+        <w:t>Reproducer uses different validation split because no split IDs were provided. Diagnose.</w:t>
       </w:r>
     </w:p>
     <w:p>
-      <w:r>
-        <w:t>________________________________________________________________</w:t>
+      <w:pPr>
+        <w:pStyle w:val="Heading3"/>
+      </w:pPr>
+      <w:r>
+        <w:t>My reasoning and evidence</w:t>
       </w:r>
     </w:p>
     <w:p>
-      <w:pPr>
-        <w:pStyle w:val="Heading1"/>
-      </w:pPr>
-      <w:r>
-        <w:t>09. W5 Design a revealing follow-up</w:t>
+      <w:r>
+        <w:t>________________________________________________________________</w:t>
       </w:r>
     </w:p>
     <w:p>
       <w:r>
-        <w:t>For the worked scenario, propose one additional case that could reveal a failure, describe its expected outcome before running it, and explain what would need to remain fixed for a fair comparison. Do not reuse W4 as a new final test after receiving feedback.</w:t>
+        <w:t>________________________________________________________________</w:t>
       </w:r>
     </w:p>
     <w:p>
-      <w:pPr>
-        <w:pStyle w:val="Heading3"/>
-      </w:pPr>
-      <w:r>
-        <w:t>My reasoning and evidence</w:t>
+      <w:r>
+        <w:t>________________________________________________________________</w:t>
       </w:r>
     </w:p>
     <w:p>
@@ -645,26 +781,38 @@
       </w:r>
     </w:p>
     <w:p>
-      <w:r>
-        <w:t>________________________________________________________________</w:t>
+      <w:pPr>
+        <w:pStyle w:val="Heading1"/>
+      </w:pPr>
+      <w:r>
+        <w:t>09. W5 Design a revealing follow-up</w:t>
       </w:r>
     </w:p>
     <w:p>
       <w:r>
-        <w:t>________________________________________________________________</w:t>
+        <w:t>Design a revealing follow-up. Apply the supplied Independent reproduction check facts and keep your reasoning.</w:t>
       </w:r>
     </w:p>
     <w:p>
       <w:pPr>
-        <w:pStyle w:val="Heading1"/>
-      </w:pPr>
-      <w:r>
-        <w:t>10. Project checkpoint and reflection</w:t>
+        <w:spacing w:line="336" w:lineRule="auto" w:after="180"/>
+      </w:pPr>
+      <w:r>
+        <w:rPr>
+          <w:b w:val="0"/>
+        </w:rPr>
+        <w:t>For the worked scenario, propose one additional case that could reveal a failure, describe its expected outcome before running it, and explain what would need to remain fixed for a fair comparison.</w:t>
       </w:r>
     </w:p>
     <w:p>
-      <w:r>
-        <w:t>For Reproducible AI Research Study, use this week’s independent task as a rehearsal for the final evidence pack: Reproducer uses different validation split because no split IDs were provided. Diagnose. Keep actual observations separate from expected results, preserve failures, compare a baseline and explain the limits.</w:t>
+      <w:pPr>
+        <w:spacing w:line="336" w:lineRule="auto" w:after="180"/>
+      </w:pPr>
+      <w:r>
+        <w:rPr>
+          <w:b w:val="0"/>
+        </w:rPr>
+        <w:t>Do not reuse W4 as a new final test after receiving feedback.</w:t>
       </w:r>
     </w:p>
     <w:p>
@@ -672,7 +820,7 @@
         <w:pStyle w:val="Heading3"/>
       </w:pPr>
       <w:r>
-        <w:t>My project change, supporting evidence and remaining limit</w:t>
+        <w:t>My reasoning and evidence</w:t>
       </w:r>
     </w:p>
     <w:p>
@@ -706,11 +854,118 @@
       </w:r>
     </w:p>
     <w:p>
+      <w:r>
+        <w:t>________________________________________________________________</w:t>
+      </w:r>
+    </w:p>
+    <w:p>
       <w:pPr>
         <w:pStyle w:val="Heading1"/>
       </w:pPr>
       <w:r>
+        <w:t>10. Project checkpoint and reflection</w:t>
+      </w:r>
+    </w:p>
+    <w:p>
+      <w:r>
+        <w:t>Connect Independent reproduction check to Reproducible AI Research Study, identify a limit and choose the next useful test.</w:t>
+      </w:r>
+    </w:p>
+    <w:p>
+      <w:pPr>
+        <w:spacing w:line="336" w:lineRule="auto" w:after="180"/>
+      </w:pPr>
+      <w:r>
+        <w:rPr>
+          <w:b w:val="0"/>
+        </w:rPr>
+        <w:t xml:space="preserve">For Reproducible AI Research Study, use this week’s independent task as a rehearsal for the final </w:t>
+      </w:r>
+      <w:r>
+        <w:rPr>
+          <w:b/>
+        </w:rPr>
+        <w:t>evidence</w:t>
+      </w:r>
+      <w:r>
+        <w:rPr>
+          <w:b w:val="0"/>
+        </w:rPr>
+        <w:t xml:space="preserve"> pack: Reproducer uses different validation split because no split IDs were provided. Diagnose.</w:t>
+      </w:r>
+    </w:p>
+    <w:p>
+      <w:pPr>
+        <w:spacing w:line="336" w:lineRule="auto" w:after="180"/>
+      </w:pPr>
+      <w:r>
+        <w:rPr>
+          <w:b w:val="0"/>
+        </w:rPr>
+        <w:t xml:space="preserve">Keep actual </w:t>
+      </w:r>
+      <w:r>
+        <w:rPr>
+          <w:b/>
+        </w:rPr>
+        <w:t>observation</w:t>
+      </w:r>
+      <w:r>
+        <w:rPr>
+          <w:b w:val="0"/>
+        </w:rPr>
+        <w:t>s separate from expected results, preserve failures, compare a baseline and explain the limits.</w:t>
+      </w:r>
+    </w:p>
+    <w:p>
+      <w:pPr>
+        <w:pStyle w:val="Heading3"/>
+      </w:pPr>
+      <w:r>
+        <w:t>My project change, supporting evidence and remaining limit</w:t>
+      </w:r>
+    </w:p>
+    <w:p>
+      <w:r>
+        <w:t>________________________________________________________________</w:t>
+      </w:r>
+    </w:p>
+    <w:p>
+      <w:r>
+        <w:t>________________________________________________________________</w:t>
+      </w:r>
+    </w:p>
+    <w:p>
+      <w:r>
+        <w:t>________________________________________________________________</w:t>
+      </w:r>
+    </w:p>
+    <w:p>
+      <w:r>
+        <w:t>________________________________________________________________</w:t>
+      </w:r>
+    </w:p>
+    <w:p>
+      <w:r>
+        <w:t>________________________________________________________________</w:t>
+      </w:r>
+    </w:p>
+    <w:p>
+      <w:r>
+        <w:t>________________________________________________________________</w:t>
+      </w:r>
+    </w:p>
+    <w:p>
+      <w:pPr>
+        <w:pStyle w:val="Heading1"/>
+      </w:pPr>
+      <w:r>
         <w:t>11. Feedback, return check and learning record</w:t>
+      </w:r>
+    </w:p>
+    <w:p>
+      <w:r>
+        <w:t>Record the first repaired step and a different case to revisit after a delay.</w:t>
       </w:r>
     </w:p>
     <w:tbl>
@@ -850,7 +1105,13 @@
       </w:tr>
     </w:tbl>
     <w:p>
-      <w:r>
+      <w:pPr>
+        <w:spacing w:line="336" w:lineRule="auto" w:after="180"/>
+      </w:pPr>
+      <w:r>
+        <w:rPr>
+          <w:b w:val="0"/>
+        </w:rPr>
         <w:t>Revisit this idea with your teacher after a delay. Familiarity is different from explaining and using it on a changed case.</w:t>
       </w:r>
     </w:p>
@@ -864,12 +1125,41 @@
     </w:p>
     <w:p>
       <w:r>
-        <w:t>An independent rerun with a disagreement. A second team follows the saved protocol on the same fixed data and obtains a different score.</w:t>
+        <w:t>An independent rerun with a disagreement. A second team follows the saved protocol on the same fixed data and obtains a different score. Explain the labelled step before checking the changed condition.</w:t>
       </w:r>
     </w:p>
     <w:p>
-      <w:r>
-        <w:t>Original correct count is 5/6. Rerun is 4/6. Case Q3 is the only scoring disagreement. No new model outputs are generated.</w:t>
+      <w:pPr>
+        <w:spacing w:line="336" w:lineRule="auto" w:after="180"/>
+      </w:pPr>
+      <w:r>
+        <w:rPr>
+          <w:b w:val="0"/>
+        </w:rPr>
+        <w:t>An independent rerun with a disagreement. A second team follows the saved protocol on the same fixed data and obtains a different score.</w:t>
+      </w:r>
+    </w:p>
+    <w:p>
+      <w:pPr>
+        <w:spacing w:line="336" w:lineRule="auto" w:after="180"/>
+      </w:pPr>
+      <w:r>
+        <w:rPr>
+          <w:b w:val="0"/>
+        </w:rPr>
+        <w:t xml:space="preserve">Original correct count is 5/6. Rerun is 4/6. Case Q3 is the only scoring disagreement. No new model </w:t>
+      </w:r>
+      <w:r>
+        <w:rPr>
+          <w:b/>
+        </w:rPr>
+        <w:t>output</w:t>
+      </w:r>
+      <w:r>
+        <w:rPr>
+          <w:b w:val="0"/>
+        </w:rPr>
+        <w:t>s are generated.</w:t>
       </w:r>
     </w:p>
     <w:p>
@@ -909,7 +1199,14 @@
       </w:r>
     </w:p>
     <w:p>
-      <w:r>
+      <w:pPr>
+        <w:spacing w:line="336" w:lineRule="auto" w:after="180"/>
+        <w:shd w:fill="F5F1FB"/>
+      </w:pPr>
+      <w:r>
+        <w:rPr>
+          <w:b w:val="0"/>
+        </w:rPr>
         <w:t>Locate the Q3 scoring disagreement between 5/6 and 4/6. What should the teams inspect before choosing a score, and what limitation follows if the saved Q3 file is missing?</w:t>
       </w:r>
     </w:p>
@@ -952,35 +1249,114 @@
       </w:r>
     </w:p>
     <w:p>
-      <w:r>
-        <w:t>Support used: alone / hint / worked example. This record is practice evidence.</w:t>
+      <w:pPr>
+        <w:pStyle w:val="Heading3"/>
+      </w:pPr>
+      <w:r>
+        <w:t>Record the help used</w:t>
       </w:r>
     </w:p>
     <w:p>
-      <w:r>
-        <w:t>Project connection: For the Reproducible AI Research Study, retain an annotated worked trace and the changed-case reasoning. Connect the claim to its records, units and assumptions so another investigator can challenge or reproduce it.</w:t>
+      <w:pPr>
+        <w:spacing w:line="336" w:lineRule="auto" w:after="180"/>
+        <w:shd w:fill="F1F6F8"/>
+      </w:pPr>
+      <w:r>
+        <w:rPr>
+          <w:b w:val="0"/>
+        </w:rPr>
+        <w:t xml:space="preserve">Support used: alone / hint / worked example. This record is practice </w:t>
+      </w:r>
+      <w:r>
+        <w:rPr>
+          <w:b/>
+        </w:rPr>
+        <w:t>evidence</w:t>
+      </w:r>
+      <w:r>
+        <w:rPr>
+          <w:b w:val="0"/>
+        </w:rPr>
+        <w:t>.</w:t>
       </w:r>
     </w:p>
     <w:p>
       <w:pPr>
-        <w:pStyle w:val="Heading1"/>
-      </w:pPr>
-      <w:r>
-        <w:t>13. Project portfolio milestone</w:t>
+        <w:spacing w:line="336" w:lineRule="auto" w:after="180"/>
+      </w:pPr>
+      <w:r>
+        <w:rPr>
+          <w:b w:val="0"/>
+        </w:rPr>
+        <w:t>Project connection: For the Reproducible AI Research Study, retain an annotated worked trace and the changed-case reasoning.</w:t>
       </w:r>
     </w:p>
     <w:p>
-      <w:r>
-        <w:t>Project: Reproducible AI Research Study</w:t>
+      <w:pPr>
+        <w:spacing w:line="336" w:lineRule="auto" w:after="180"/>
+      </w:pPr>
+      <w:r>
+        <w:rPr>
+          <w:b w:val="0"/>
+        </w:rPr>
+        <w:t>Connect the claim to its records, units and assumptions so another investigator can challenge or reproduce it.</w:t>
       </w:r>
     </w:p>
     <w:p>
-      <w:r>
-        <w:t>Current milestone: Present and defend. Demonstrate the system, explain one failure and justify the next improvement with evidence.</w:t>
+      <w:pPr>
+        <w:pStyle w:val="Heading1"/>
+      </w:pPr>
+      <w:r>
+        <w:t>13. Project portfolio milestone</w:t>
       </w:r>
     </w:p>
     <w:p>
       <w:r>
+        <w:t>Keep this week’s input, deciding step, result and limit together in the Reproducible AI Research Study record.</w:t>
+      </w:r>
+    </w:p>
+    <w:p>
+      <w:pPr>
+        <w:spacing w:line="336" w:lineRule="auto" w:after="180"/>
+      </w:pPr>
+      <w:r>
+        <w:rPr>
+          <w:b w:val="0"/>
+        </w:rPr>
+        <w:t>Project: Reproducible AI Research Study</w:t>
+      </w:r>
+    </w:p>
+    <w:p>
+      <w:pPr>
+        <w:spacing w:line="336" w:lineRule="auto" w:after="180"/>
+      </w:pPr>
+      <w:r>
+        <w:rPr>
+          <w:b w:val="0"/>
+        </w:rPr>
+        <w:t xml:space="preserve">Current milestone: Present and defend. Demonstrate the system, explain one failure and justify the next improvement with </w:t>
+      </w:r>
+      <w:r>
+        <w:rPr>
+          <w:b/>
+        </w:rPr>
+        <w:t>evidence</w:t>
+      </w:r>
+      <w:r>
+        <w:rPr>
+          <w:b w:val="0"/>
+        </w:rPr>
+        <w:t>.</w:t>
+      </w:r>
+    </w:p>
+    <w:p>
+      <w:pPr>
+        <w:spacing w:line="336" w:lineRule="auto" w:after="180"/>
+      </w:pPr>
+      <w:r>
+        <w:rPr>
+          <w:b w:val="0"/>
+        </w:rPr>
         <w:t>For the Reproducible AI Research Study, retain an annotated worked trace and the changed-case reasoning. Connect the claim to its records, units and assumptions so another investigator can challenge or reproduce it.</w:t>
       </w:r>
     </w:p>
@@ -1143,53 +1519,92 @@
     </w:p>
     <w:p>
       <w:r>
-        <w:t>Use this supported practice once, in the browser or on paper. Keep the reserved independent assessment for a separate first attempt before teacher feedback.</w:t>
+        <w:t>Try the supported questions before comparing with hints and feedback. Record what you repaired and the evidence you retained.</w:t>
       </w:r>
     </w:p>
     <w:p>
-      <w:r>
-        <w:t>An independent rerun with a disagreement. A second team follows the saved protocol on the same fixed data and obtains a different score.</w:t>
+      <w:pPr>
+        <w:spacing w:line="336" w:lineRule="auto" w:after="180"/>
+      </w:pPr>
+      <w:r>
+        <w:rPr>
+          <w:b w:val="0"/>
+        </w:rPr>
+        <w:t>Use this supported practice once, in the browser or on paper. Keep the reserved independent assessment for a separate first attempt before teacher feedback.</w:t>
       </w:r>
     </w:p>
     <w:p>
       <w:pPr>
-        <w:pStyle w:val="Heading3"/>
-      </w:pPr>
-      <w:r>
-        <w:t>Practice 1: explain the deciding evidence</w:t>
+        <w:spacing w:line="336" w:lineRule="auto" w:after="180"/>
+      </w:pPr>
+      <w:r>
+        <w:rPr>
+          <w:b w:val="0"/>
+        </w:rPr>
+        <w:t>An independent rerun with a disagreement. A second team follows the saved protocol on the same fixed data and obtains a different score.</w:t>
       </w:r>
     </w:p>
     <w:p>
-      <w:r>
-        <w:t>Which labelled step matches this detail? Inspect Q3’s saved answer and rule; document whichever scoring decision is justified.</w:t>
+      <w:pPr>
+        <w:pStyle w:val="Heading3"/>
+      </w:pPr>
+      <w:r>
+        <w:t>Practice 1: explain the deciding evidence</w:t>
       </w:r>
     </w:p>
     <w:p>
-      <w:r>
-        <w:t>1. Resolve by the rubric</w:t>
+      <w:pPr>
+        <w:spacing w:line="336" w:lineRule="auto" w:after="180"/>
+      </w:pPr>
+      <w:r>
+        <w:rPr>
+          <w:b w:val="0"/>
+        </w:rPr>
+        <w:t>Which labelled step matches this detail? Inspect Q3’s saved answer and rule; document whichever scoring decision is justified.</w:t>
       </w:r>
     </w:p>
     <w:p>
-      <w:r>
-        <w:t>2. Compare exact artefacts</w:t>
+      <w:pPr>
+        <w:spacing w:line="336" w:lineRule="auto" w:after="180"/>
+        <w:shd w:fill="F4F9FC"/>
+      </w:pPr>
+      <w:r>
+        <w:rPr>
+          <w:b w:val="0"/>
+        </w:rPr>
+        <w:t>1. Resolve by the rubric</w:t>
       </w:r>
     </w:p>
     <w:p>
-      <w:r>
-        <w:t>3. Locate disagreement</w:t>
+      <w:pPr>
+        <w:spacing w:line="336" w:lineRule="auto" w:after="180"/>
+        <w:shd w:fill="F4F9FC"/>
+      </w:pPr>
+      <w:r>
+        <w:rPr>
+          <w:b w:val="0"/>
+        </w:rPr>
+        <w:t>2. Compare exact artefacts</w:t>
       </w:r>
     </w:p>
     <w:p>
       <w:pPr>
-        <w:pStyle w:val="Heading3"/>
-      </w:pPr>
-      <w:r>
-        <w:t>My selected conclusion, deciding fact and explanation</w:t>
+        <w:spacing w:line="336" w:lineRule="auto" w:after="180"/>
+        <w:shd w:fill="F4F9FC"/>
+      </w:pPr>
+      <w:r>
+        <w:rPr>
+          <w:b w:val="0"/>
+        </w:rPr>
+        <w:t>3. Locate disagreement</w:t>
       </w:r>
     </w:p>
     <w:p>
-      <w:r>
-        <w:t>________________________________________________________________</w:t>
+      <w:pPr>
+        <w:pStyle w:val="Heading3"/>
+      </w:pPr>
+      <w:r>
+        <w:t>My selected conclusion, deciding fact and explanation</w:t>
       </w:r>
     </w:p>
     <w:p>
@@ -1214,40 +1629,67 @@
     </w:p>
     <w:p>
       <w:r>
-        <w:t>Hint if needed: Read the steps in the pictorial case. Match the supplied detail to the stage that performs or records it.</w:t>
+        <w:t>________________________________________________________________</w:t>
       </w:r>
     </w:p>
     <w:p>
-      <w:r>
-        <w:t>After your attempt, compare with the supported explanation: Resolve by the rubric Inspect Q3’s saved answer and rule; document whichever scoring decision is justified. An independent reproduction check can uncover interpretation or implementation differences. Do not average incompatible scores or simply choose the higher one.</w:t>
+      <w:pPr>
+        <w:pStyle w:val="Heading3"/>
+      </w:pPr>
+      <w:r>
+        <w:t>Hint · try first</w:t>
       </w:r>
     </w:p>
     <w:p>
       <w:pPr>
-        <w:pStyle w:val="Heading3"/>
-      </w:pPr>
-      <w:r>
-        <w:t>Practice 2: explain the deciding evidence</w:t>
+        <w:spacing w:line="336" w:lineRule="auto" w:after="180"/>
+        <w:shd w:fill="F1F6F8"/>
+      </w:pPr>
+      <w:r>
+        <w:rPr>
+          <w:b w:val="0"/>
+        </w:rPr>
+        <w:t>Hint if needed: Read the steps in the pictorial case. Match the supplied detail to the stage that performs or records it.</w:t>
       </w:r>
     </w:p>
     <w:p>
-      <w:r>
-        <w:t>Changed-case practice: Q3’s saved file is missing from the archive. Which conclusion is supported by the supplied facts?</w:t>
+      <w:pPr>
+        <w:pStyle w:val="Heading3"/>
+      </w:pPr>
+      <w:r>
+        <w:t>Feedback · compare after trying</w:t>
       </w:r>
     </w:p>
     <w:p>
-      <w:r>
-        <w:t>1. We can decide the result without examining the changed input or the procedure.</w:t>
+      <w:pPr>
+        <w:spacing w:line="336" w:lineRule="auto" w:after="180"/>
+        <w:shd w:fill="F1F6FC"/>
+      </w:pPr>
+      <w:r>
+        <w:rPr>
+          <w:b w:val="0"/>
+        </w:rPr>
+        <w:t>After your attempt, compare with the supported explanation: Resolve by the rubric Inspect Q3’s saved answer and rule; document whichever scoring decision is justified.</w:t>
       </w:r>
     </w:p>
     <w:p>
-      <w:r>
-        <w:t>2. Mark exact reproduction incomplete until the required artefact is recovered or the limitation disclosed.</w:t>
+      <w:pPr>
+        <w:spacing w:line="336" w:lineRule="auto" w:after="180"/>
+        <w:shd w:fill="F1F6FC"/>
+      </w:pPr>
+      <w:r>
+        <w:rPr>
+          <w:b w:val="0"/>
+        </w:rPr>
+        <w:t>An independent reproduction check can uncover interpretation or implementation differences. Do not average incompatible scores or simply choose the higher one.</w:t>
       </w:r>
     </w:p>
     <w:p>
-      <w:r>
-        <w:t>3. This one example guarantees correct results for every future input.</w:t>
+      <w:pPr>
+        <w:pStyle w:val="Heading3"/>
+      </w:pPr>
+      <w:r>
+        <w:t>Practice 2: explain the deciding evidence</w:t>
       </w:r>
     </w:p>
     <w:p>
@@ -1255,91 +1697,1049 @@
         <w:pStyle w:val="Heading3"/>
       </w:pPr>
       <w:r>
-        <w:t>My selected conclusion, deciding fact and explanation</w:t>
+        <w:t>Changed case · predict first</w:t>
       </w:r>
     </w:p>
     <w:p>
-      <w:r>
-        <w:t>________________________________________________________________</w:t>
+      <w:pPr>
+        <w:spacing w:line="336" w:lineRule="auto" w:after="180"/>
+        <w:shd w:fill="F5F1FB"/>
+      </w:pPr>
+      <w:r>
+        <w:rPr>
+          <w:b w:val="0"/>
+        </w:rPr>
+        <w:t>Changed-case practice: Q3’s saved file is missing from the archive. Which conclusion is supported by the supplied facts?</w:t>
       </w:r>
     </w:p>
     <w:p>
-      <w:r>
-        <w:t>________________________________________________________________</w:t>
+      <w:pPr>
+        <w:spacing w:line="336" w:lineRule="auto" w:after="180"/>
+        <w:shd w:fill="F4F9FC"/>
+      </w:pPr>
+      <w:r>
+        <w:rPr>
+          <w:b w:val="0"/>
+        </w:rPr>
+        <w:t xml:space="preserve">1. We can decide the result without examining the changed </w:t>
+      </w:r>
+      <w:r>
+        <w:rPr>
+          <w:b/>
+        </w:rPr>
+        <w:t>input</w:t>
+      </w:r>
+      <w:r>
+        <w:rPr>
+          <w:b w:val="0"/>
+        </w:rPr>
+        <w:t xml:space="preserve"> or the procedure.</w:t>
       </w:r>
     </w:p>
     <w:p>
-      <w:r>
-        <w:t>________________________________________________________________</w:t>
+      <w:pPr>
+        <w:spacing w:line="336" w:lineRule="auto" w:after="180"/>
+        <w:shd w:fill="F4F9FC"/>
+      </w:pPr>
+      <w:r>
+        <w:rPr>
+          <w:b w:val="0"/>
+        </w:rPr>
+        <w:t>2. Mark exact reproduction incomplete until the required artefact is recovered or the limitation disclosed.</w:t>
       </w:r>
     </w:p>
     <w:p>
-      <w:r>
-        <w:t>________________________________________________________________</w:t>
+      <w:pPr>
+        <w:spacing w:line="336" w:lineRule="auto" w:after="180"/>
+        <w:shd w:fill="F4F9FC"/>
+      </w:pPr>
+      <w:r>
+        <w:rPr>
+          <w:b w:val="0"/>
+        </w:rPr>
+        <w:t xml:space="preserve">3. This one example guarantees correct results for every future </w:t>
+      </w:r>
+      <w:r>
+        <w:rPr>
+          <w:b/>
+        </w:rPr>
+        <w:t>input</w:t>
+      </w:r>
+      <w:r>
+        <w:rPr>
+          <w:b w:val="0"/>
+        </w:rPr>
+        <w:t>.</w:t>
       </w:r>
     </w:p>
     <w:p>
-      <w:r>
-        <w:t>________________________________________________________________</w:t>
+      <w:pPr>
+        <w:pStyle w:val="Heading3"/>
+      </w:pPr>
+      <w:r>
+        <w:t>My selected conclusion, deciding fact and explanation</w:t>
       </w:r>
     </w:p>
     <w:p>
       <w:r>
-        <w:t>Hint if needed: Use the changed condition and the deciding step in the pictorial trace. The answer must say what follows from those facts.</w:t>
+        <w:t>________________________________________________________________</w:t>
       </w:r>
     </w:p>
     <w:p>
       <w:r>
-        <w:t>After your attempt, compare with the supported explanation: Mark exact reproduction incomplete until the required artefact is recovered or the limitation disclosed. A missing record prevents checking the contested decision.</w:t>
+        <w:t>________________________________________________________________</w:t>
       </w:r>
     </w:p>
     <w:p>
-      <w:pPr>
-        <w:pStyle w:val="Heading3"/>
-      </w:pPr>
-      <w:r>
-        <w:t>Repair a missing building block</w:t>
+      <w:r>
+        <w:t>________________________________________________________________</w:t>
       </w:r>
     </w:p>
     <w:p>
       <w:r>
-        <w:t>Review Peer review and response (ai-7/32). Goal: Explain the mechanism and terminology of peer review and response. Short practice: Count photos and underlying plants in the reviewer’s concern. What analysis assumption needs revision, and why does changing only the word photos to plants fail to repair it?. Return to this week and explain what you changed.</w:t>
+        <w:t>________________________________________________________________</w:t>
       </w:r>
     </w:p>
     <w:p>
       <w:r>
-        <w:t>Review Writing the methods section (ai-7/30). Goal: Explain the mechanism and terminology of writing the methods section. Short practice: Apply the inclusive four-character rule to oak, pine and willow. Which label changes under greater-than-four, and what method detail allows another team to reproduce the distinction?. Return to this week and explain what you changed.</w:t>
+        <w:t>________________________________________________________________</w:t>
       </w:r>
     </w:p>
     <w:p>
-      <w:r>
-        <w:t>Review Robustness across conditions (ai-7/27). Goal: Explain the mechanism and terminology of robustness across conditions. Short practice: Calculate indoor, outdoor and combined rates. Which relevant weakness disappears from view when only the combined rate is reported?. Return to this week and explain what you changed.</w:t>
+      <w:pPr>
+        <w:pStyle w:val="Heading3"/>
+      </w:pPr>
+      <w:r>
+        <w:t>Hint · try first</w:t>
       </w:r>
     </w:p>
     <w:p>
       <w:pPr>
-        <w:pStyle w:val="Heading3"/>
-      </w:pPr>
-      <w:r>
-        <w:t>Keep your completed work</w:t>
+        <w:spacing w:line="336" w:lineRule="auto" w:after="180"/>
+        <w:shd w:fill="F1F6F8"/>
+      </w:pPr>
+      <w:r>
+        <w:rPr>
+          <w:b w:val="0"/>
+        </w:rPr>
+        <w:t>Hint if needed: Use the changed condition and the deciding step in the pictorial trace. The answer must say what follows from those facts.</w:t>
       </w:r>
     </w:p>
     <w:p>
-      <w:r>
-        <w:t>Use Download completed work in the hosted lesson to export your answers, reflections, practice feedback and code-run evidence. Open the HTML copy to read or print it. Drafts stay in this browser when storage is available; clear drafts on a shared device.</w:t>
+      <w:pPr>
+        <w:pStyle w:val="Heading3"/>
+      </w:pPr>
+      <w:r>
+        <w:t>Feedback · compare after trying</w:t>
       </w:r>
     </w:p>
     <w:p>
       <w:pPr>
-        <w:pStyle w:val="Heading3"/>
-      </w:pPr>
-      <w:r>
-        <w:t>What I repaired, the evidence I kept and the next test</w:t>
+        <w:spacing w:line="336" w:lineRule="auto" w:after="180"/>
+        <w:shd w:fill="F1F6FC"/>
+      </w:pPr>
+      <w:r>
+        <w:rPr>
+          <w:b w:val="0"/>
+        </w:rPr>
+        <w:t>After your attempt, compare with the supported explanation: Mark exact reproduction incomplete until the required artefact is recovered or the limitation disclosed. A missing record prevents checking the contested decision.</w:t>
       </w:r>
     </w:p>
     <w:p>
+      <w:pPr>
+        <w:pStyle w:val="Heading3"/>
+      </w:pPr>
+      <w:r>
+        <w:t>Repair a missing building block</w:t>
+      </w:r>
+    </w:p>
+    <w:p>
+      <w:pPr>
+        <w:spacing w:line="336" w:lineRule="auto" w:after="180"/>
+      </w:pPr>
+      <w:r>
+        <w:rPr>
+          <w:b w:val="0"/>
+        </w:rPr>
+        <w:t xml:space="preserve">Review Peer review and response (ai-7/32). Goal: Explain the </w:t>
+      </w:r>
+      <w:r>
+        <w:rPr>
+          <w:b/>
+        </w:rPr>
+        <w:t>mechanism</w:t>
+      </w:r>
+      <w:r>
+        <w:rPr>
+          <w:b w:val="0"/>
+        </w:rPr>
+        <w:t xml:space="preserve"> and terminology of peer review and response. Short practice: Count photos and underlying plants in the reviewer’s concern.</w:t>
+      </w:r>
+    </w:p>
+    <w:p>
+      <w:pPr>
+        <w:spacing w:line="336" w:lineRule="auto" w:after="180"/>
+      </w:pPr>
+      <w:r>
+        <w:rPr>
+          <w:b w:val="0"/>
+        </w:rPr>
+        <w:t>What analysis assumption needs revision, and why does changing only the word photos to plants fail to repair it?. Return to this week and explain what you changed.</w:t>
+      </w:r>
+    </w:p>
+    <w:p>
+      <w:pPr>
+        <w:spacing w:line="336" w:lineRule="auto" w:after="180"/>
+      </w:pPr>
+      <w:r>
+        <w:rPr>
+          <w:b w:val="0"/>
+        </w:rPr>
+        <w:t xml:space="preserve">Review Writing the methods section (ai-7/30). Goal: Explain the </w:t>
+      </w:r>
+      <w:r>
+        <w:rPr>
+          <w:b/>
+        </w:rPr>
+        <w:t>mechanism</w:t>
+      </w:r>
+      <w:r>
+        <w:rPr>
+          <w:b w:val="0"/>
+        </w:rPr>
+        <w:t xml:space="preserve"> and terminology of writing the methods section. Short practice: Apply the inclusive four-character rule to oak, pine and willow.</w:t>
+      </w:r>
+    </w:p>
+    <w:p>
+      <w:pPr>
+        <w:spacing w:line="336" w:lineRule="auto" w:after="180"/>
+      </w:pPr>
+      <w:r>
+        <w:rPr>
+          <w:b w:val="0"/>
+        </w:rPr>
+        <w:t>Which label changes under greater-than-four, and what method detail allows another team to reproduce the distinction?. Return to this week and explain what you changed.</w:t>
+      </w:r>
+    </w:p>
+    <w:p>
+      <w:pPr>
+        <w:spacing w:line="336" w:lineRule="auto" w:after="180"/>
+      </w:pPr>
+      <w:r>
+        <w:rPr>
+          <w:b w:val="0"/>
+        </w:rPr>
+        <w:t xml:space="preserve">Review Robustness across conditions (ai-7/27). Goal: Explain the </w:t>
+      </w:r>
+      <w:r>
+        <w:rPr>
+          <w:b/>
+        </w:rPr>
+        <w:t>mechanism</w:t>
+      </w:r>
+      <w:r>
+        <w:rPr>
+          <w:b w:val="0"/>
+        </w:rPr>
+        <w:t xml:space="preserve"> and terminology of robustness across conditions. Short practice: Calculate indoor, outdoor and combined rates.</w:t>
+      </w:r>
+    </w:p>
+    <w:p>
+      <w:pPr>
+        <w:spacing w:line="336" w:lineRule="auto" w:after="180"/>
+      </w:pPr>
+      <w:r>
+        <w:rPr>
+          <w:b w:val="0"/>
+        </w:rPr>
+        <w:t>Which relevant weakness disappears from view when only the combined rate is reported?. Return to this week and explain what you changed.</w:t>
+      </w:r>
+    </w:p>
+    <w:p>
+      <w:pPr>
+        <w:pStyle w:val="Heading3"/>
+      </w:pPr>
+      <w:r>
+        <w:t>Keep your completed work</w:t>
+      </w:r>
+    </w:p>
+    <w:p>
+      <w:pPr>
+        <w:spacing w:line="336" w:lineRule="auto" w:after="180"/>
+      </w:pPr>
+      <w:r>
+        <w:rPr>
+          <w:b w:val="0"/>
+        </w:rPr>
+        <w:t xml:space="preserve">Use Download completed work in the hosted lesson to export your answers, reflections, practice feedback and code-run </w:t>
+      </w:r>
+      <w:r>
+        <w:rPr>
+          <w:b/>
+        </w:rPr>
+        <w:t>evidence</w:t>
+      </w:r>
+      <w:r>
+        <w:rPr>
+          <w:b w:val="0"/>
+        </w:rPr>
+        <w:t>. Open the HTML copy to read or print it.</w:t>
+      </w:r>
+    </w:p>
+    <w:p>
+      <w:pPr>
+        <w:spacing w:line="336" w:lineRule="auto" w:after="180"/>
+      </w:pPr>
+      <w:r>
+        <w:rPr>
+          <w:b w:val="0"/>
+        </w:rPr>
+        <w:t>Drafts stay in this browser when storage is available; clear drafts on a shared device.</w:t>
+      </w:r>
+    </w:p>
+    <w:p>
+      <w:pPr>
+        <w:pStyle w:val="Heading3"/>
+      </w:pPr>
+      <w:r>
+        <w:t>What I repaired, the evidence I kept and the next test</w:t>
+      </w:r>
+    </w:p>
+    <w:p>
       <w:r>
         <w:t>________________________________________________________________</w:t>
+      </w:r>
+    </w:p>
+    <w:p>
+      <w:r>
+        <w:t>________________________________________________________________</w:t>
+      </w:r>
+    </w:p>
+    <w:p>
+      <w:r>
+        <w:t>________________________________________________________________</w:t>
+      </w:r>
+    </w:p>
+    <w:p>
+      <w:r>
+        <w:t>________________________________________________________________</w:t>
+      </w:r>
+    </w:p>
+    <w:p>
+      <w:r>
+        <w:t>________________________________________________________________</w:t>
+      </w:r>
+    </w:p>
+    <w:p>
+      <w:pPr>
+        <w:pStyle w:val="Heading1"/>
+      </w:pPr>
+      <w:r>
+        <w:t>15. Visual concept journey</w:t>
+      </w:r>
+    </w:p>
+    <w:p>
+      <w:r>
+        <w:t>Explain each Independent reproduction check picture from its labels, then record a relevant limit.</w:t>
+      </w:r>
+    </w:p>
+    <w:p>
+      <w:pPr>
+        <w:pStyle w:val="Heading3"/>
+      </w:pPr>
+      <w:r>
+        <w:t>01. Independent reproduction check: the case</w:t>
+      </w:r>
+    </w:p>
+    <w:p>
+      <w:r>
+        <w:drawing>
+          <wp:inline xmlns:a="http://schemas.openxmlformats.org/drawingml/2006/main" xmlns:pic="http://schemas.openxmlformats.org/drawingml/2006/picture">
+            <wp:extent cx="5486400" cy="2834640"/>
+            <wp:docPr id="2" name="Picture 2" descr="An independent rerun with a disagreement. A second team follows the saved protocol on the same fixed data and obtains a different score. Supplied facts: Original correct count is 5/6. Rerun is 4/6. Case Q3 is the only scoring disagreement. No new model outputs are generated."/>
+            <wp:cNvGraphicFramePr>
+              <a:graphicFrameLocks noChangeAspect="1"/>
+            </wp:cNvGraphicFramePr>
+            <a:graphic>
+              <a:graphicData uri="http://schemas.openxmlformats.org/drawingml/2006/picture">
+                <pic:pic>
+                  <pic:nvPicPr>
+                    <pic:cNvPr id="0" name="academy-story-ai-7-33-01.png"/>
+                    <pic:cNvPicPr/>
+                  </pic:nvPicPr>
+                  <pic:blipFill>
+                    <a:blip r:embed="rId10"/>
+                    <a:stretch>
+                      <a:fillRect/>
+                    </a:stretch>
+                  </pic:blipFill>
+                  <pic:spPr>
+                    <a:xfrm>
+                      <a:off x="0" y="0"/>
+                      <a:ext cx="5486400" cy="2834640"/>
+                    </a:xfrm>
+                    <a:prstGeom prst="rect"/>
+                  </pic:spPr>
+                </pic:pic>
+              </a:graphicData>
+            </a:graphic>
+          </wp:inline>
+        </w:drawing>
+      </w:r>
+    </w:p>
+    <w:p>
+      <w:pPr>
+        <w:spacing w:line="336" w:lineRule="auto" w:after="180"/>
+      </w:pPr>
+      <w:r>
+        <w:rPr>
+          <w:b w:val="0"/>
+        </w:rPr>
+        <w:t>An independent rerun with a disagreement. A second team follows the saved protocol on the same fixed data and obtains a different score. Supplied facts: Original correct count is 5/6. Rerun is 4/6.</w:t>
+      </w:r>
+    </w:p>
+    <w:p>
+      <w:pPr>
+        <w:spacing w:line="336" w:lineRule="auto" w:after="180"/>
+      </w:pPr>
+      <w:r>
+        <w:rPr>
+          <w:b w:val="0"/>
+        </w:rPr>
+        <w:t xml:space="preserve">Case Q3 is the only scoring disagreement. No new model </w:t>
+      </w:r>
+      <w:r>
+        <w:rPr>
+          <w:b/>
+        </w:rPr>
+        <w:t>output</w:t>
+      </w:r>
+      <w:r>
+        <w:rPr>
+          <w:b w:val="0"/>
+        </w:rPr>
+        <w:t>s are generated.</w:t>
+      </w:r>
+    </w:p>
+    <w:p>
+      <w:pPr>
+        <w:spacing w:line="336" w:lineRule="auto" w:after="180"/>
+        <w:shd w:fill="F5F1FB"/>
+      </w:pPr>
+      <w:r>
+        <w:rPr>
+          <w:b w:val="0"/>
+        </w:rPr>
+        <w:t>Point to the given fact that matters most. Explain why it matters.</w:t>
+      </w:r>
+    </w:p>
+    <w:p>
+      <w:pPr>
+        <w:pStyle w:val="Heading3"/>
+      </w:pPr>
+      <w:r>
+        <w:t>My picture explanation, deciding evidence and one limit</w:t>
+      </w:r>
+    </w:p>
+    <w:p>
+      <w:r>
+        <w:t>________________________________________________________________</w:t>
+      </w:r>
+    </w:p>
+    <w:p>
+      <w:r>
+        <w:t>________________________________________________________________</w:t>
+      </w:r>
+    </w:p>
+    <w:p>
+      <w:r>
+        <w:t>________________________________________________________________</w:t>
+      </w:r>
+    </w:p>
+    <w:p>
+      <w:r>
+        <w:t>________________________________________________________________</w:t>
+      </w:r>
+    </w:p>
+    <w:p>
+      <w:pPr>
+        <w:pStyle w:val="Heading3"/>
+      </w:pPr>
+      <w:r>
+        <w:t>02. Follow the deciding steps</w:t>
+      </w:r>
+    </w:p>
+    <w:p>
+      <w:r>
+        <w:drawing>
+          <wp:inline xmlns:a="http://schemas.openxmlformats.org/drawingml/2006/main" xmlns:pic="http://schemas.openxmlformats.org/drawingml/2006/picture">
+            <wp:extent cx="5486400" cy="3337560"/>
+            <wp:docPr id="3" name="Picture 3" descr="Compare exact artefacts: Verify data and rubric versions before changing the result. → Locate disagreement: The score difference is concentrated in Q3. → Resolve by the rubric: Inspect Q3’s saved answer and rule; document whichever scoring decision is justified."/>
+            <wp:cNvGraphicFramePr>
+              <a:graphicFrameLocks noChangeAspect="1"/>
+            </wp:cNvGraphicFramePr>
+            <a:graphic>
+              <a:graphicData uri="http://schemas.openxmlformats.org/drawingml/2006/picture">
+                <pic:pic>
+                  <pic:nvPicPr>
+                    <pic:cNvPr id="0" name="academy-story-ai-7-33-02.png"/>
+                    <pic:cNvPicPr/>
+                  </pic:nvPicPr>
+                  <pic:blipFill>
+                    <a:blip r:embed="rId11"/>
+                    <a:stretch>
+                      <a:fillRect/>
+                    </a:stretch>
+                  </pic:blipFill>
+                  <pic:spPr>
+                    <a:xfrm>
+                      <a:off x="0" y="0"/>
+                      <a:ext cx="5486400" cy="3337560"/>
+                    </a:xfrm>
+                    <a:prstGeom prst="rect"/>
+                  </pic:spPr>
+                </pic:pic>
+              </a:graphicData>
+            </a:graphic>
+          </wp:inline>
+        </w:drawing>
+      </w:r>
+    </w:p>
+    <w:p>
+      <w:pPr>
+        <w:spacing w:line="336" w:lineRule="auto" w:after="180"/>
+      </w:pPr>
+      <w:r>
+        <w:rPr>
+          <w:b w:val="0"/>
+        </w:rPr>
+        <w:t>Compare exact artefacts: Verify data and rubric versions before changing the result. → Locate disagreement: The score difference is concentrated in Q3. → Resolve by the rubric: Inspect Q3’s saved answer and rule; document whichever scoring decision is justified.</w:t>
+      </w:r>
+    </w:p>
+    <w:p>
+      <w:pPr>
+        <w:spacing w:line="336" w:lineRule="auto" w:after="180"/>
+        <w:shd w:fill="F5F1FB"/>
+      </w:pPr>
+      <w:r>
+        <w:rPr>
+          <w:b w:val="0"/>
+        </w:rPr>
+        <w:t xml:space="preserve">Point to each numbered stage and explain which recorded </w:t>
+      </w:r>
+      <w:r>
+        <w:rPr>
+          <w:b/>
+        </w:rPr>
+        <w:t>input</w:t>
+      </w:r>
+      <w:r>
+        <w:rPr>
+          <w:b w:val="0"/>
+        </w:rPr>
+        <w:t xml:space="preserve"> it uses.</w:t>
+      </w:r>
+    </w:p>
+    <w:p>
+      <w:pPr>
+        <w:pStyle w:val="Heading3"/>
+      </w:pPr>
+      <w:r>
+        <w:t>My picture explanation, deciding evidence and one limit</w:t>
+      </w:r>
+    </w:p>
+    <w:p>
+      <w:r>
+        <w:t>________________________________________________________________</w:t>
+      </w:r>
+    </w:p>
+    <w:p>
+      <w:r>
+        <w:t>________________________________________________________________</w:t>
+      </w:r>
+    </w:p>
+    <w:p>
+      <w:r>
+        <w:t>________________________________________________________________</w:t>
+      </w:r>
+    </w:p>
+    <w:p>
+      <w:r>
+        <w:t>________________________________________________________________</w:t>
+      </w:r>
+    </w:p>
+    <w:p>
+      <w:pPr>
+        <w:pStyle w:val="Heading3"/>
+      </w:pPr>
+      <w:r>
+        <w:t>03. Independent reproduction check — evidence trace</w:t>
+      </w:r>
+    </w:p>
+    <w:p>
+      <w:r>
+        <w:drawing>
+          <wp:inline xmlns:a="http://schemas.openxmlformats.org/drawingml/2006/main" xmlns:pic="http://schemas.openxmlformats.org/drawingml/2006/picture">
+            <wp:extent cx="5486400" cy="2843784"/>
+            <wp:docPr id="4" name="Picture 4" descr="Independent reproduction check — evidence trace. Operator gets different MSE because the supplied script averages absolute errors while paper names squared error. | Provide manifest, fixture data, code, environment and expected metric definition. Record assistance and mismatches; reproduction is not new-data replication. | Metric contract mismatch explains a candidate discrepancy. Correct/report script and rerun; preserve original artifact versions and results."/>
+            <wp:cNvGraphicFramePr>
+              <a:graphicFrameLocks noChangeAspect="1"/>
+            </wp:cNvGraphicFramePr>
+            <a:graphic>
+              <a:graphicData uri="http://schemas.openxmlformats.org/drawingml/2006/picture">
+                <pic:pic>
+                  <pic:nvPicPr>
+                    <pic:cNvPr id="0" name="academy-story-ai-7-33-03.png"/>
+                    <pic:cNvPicPr/>
+                  </pic:nvPicPr>
+                  <pic:blipFill>
+                    <a:blip r:embed="rId12"/>
+                    <a:stretch>
+                      <a:fillRect/>
+                    </a:stretch>
+                  </pic:blipFill>
+                  <pic:spPr>
+                    <a:xfrm>
+                      <a:off x="0" y="0"/>
+                      <a:ext cx="5486400" cy="2843784"/>
+                    </a:xfrm>
+                    <a:prstGeom prst="rect"/>
+                  </pic:spPr>
+                </pic:pic>
+              </a:graphicData>
+            </a:graphic>
+          </wp:inline>
+        </w:drawing>
+      </w:r>
+    </w:p>
+    <w:p>
+      <w:pPr>
+        <w:spacing w:line="336" w:lineRule="auto" w:after="180"/>
+      </w:pPr>
+      <w:r>
+        <w:rPr>
+          <w:b w:val="0"/>
+        </w:rPr>
+        <w:t xml:space="preserve">Independent reproduction check — </w:t>
+      </w:r>
+      <w:r>
+        <w:rPr>
+          <w:b/>
+        </w:rPr>
+        <w:t>evidence</w:t>
+      </w:r>
+      <w:r>
+        <w:rPr>
+          <w:b w:val="0"/>
+        </w:rPr>
+        <w:t xml:space="preserve"> trace.</w:t>
+      </w:r>
+    </w:p>
+    <w:p>
+      <w:pPr>
+        <w:spacing w:line="336" w:lineRule="auto" w:after="180"/>
+      </w:pPr>
+      <w:r>
+        <w:rPr>
+          <w:b w:val="0"/>
+        </w:rPr>
+        <w:t>Operator gets different MSE because the supplied script averages absolute errors while paper names squared error. | Provide manifest, fixture data, code, environment and expected metric definition.</w:t>
+      </w:r>
+    </w:p>
+    <w:p>
+      <w:pPr>
+        <w:spacing w:line="336" w:lineRule="auto" w:after="180"/>
+      </w:pPr>
+      <w:r>
+        <w:rPr>
+          <w:b w:val="0"/>
+        </w:rPr>
+        <w:t>Record assistance and mismatches; reproduction is not new-data replication. | Metric contract mismatch explains a candidate discrepancy. Correct/report script and rerun; preserve original artifact versions and results.</w:t>
+      </w:r>
+    </w:p>
+    <w:p>
+      <w:pPr>
+        <w:spacing w:line="336" w:lineRule="auto" w:after="180"/>
+        <w:shd w:fill="F5F1FB"/>
+      </w:pPr>
+      <w:r>
+        <w:rPr>
+          <w:b w:val="0"/>
+        </w:rPr>
+        <w:t>Read the labels and values. Explain the relationship the model shows.</w:t>
+      </w:r>
+    </w:p>
+    <w:p>
+      <w:pPr>
+        <w:pStyle w:val="Heading3"/>
+      </w:pPr>
+      <w:r>
+        <w:t>My picture explanation, deciding evidence and one limit</w:t>
+      </w:r>
+    </w:p>
+    <w:p>
+      <w:r>
+        <w:t>________________________________________________________________</w:t>
+      </w:r>
+    </w:p>
+    <w:p>
+      <w:r>
+        <w:t>________________________________________________________________</w:t>
+      </w:r>
+    </w:p>
+    <w:p>
+      <w:r>
+        <w:t>________________________________________________________________</w:t>
+      </w:r>
+    </w:p>
+    <w:p>
+      <w:r>
+        <w:t>________________________________________________________________</w:t>
+      </w:r>
+    </w:p>
+    <w:p>
+      <w:pPr>
+        <w:pStyle w:val="Heading3"/>
+      </w:pPr>
+      <w:r>
+        <w:t>04. Change one thing. Trace what follows.</w:t>
+      </w:r>
+    </w:p>
+    <w:p>
+      <w:r>
+        <w:drawing>
+          <wp:inline xmlns:a="http://schemas.openxmlformats.org/drawingml/2006/main" xmlns:pic="http://schemas.openxmlformats.org/drawingml/2006/picture">
+            <wp:extent cx="5486400" cy="3191256"/>
+            <wp:docPr id="5" name="Picture 5" descr="Original case: Inspect Q3’s saved answer and rule; document whichever scoring decision is justified. Changed condition: Q3’s saved file is missing from the archive. Expected result: Mark exact reproduction incomplete until the required artefact is recovered or the limitation disclosed. Reason: A missing record prevents checking the contested decision."/>
+            <wp:cNvGraphicFramePr>
+              <a:graphicFrameLocks noChangeAspect="1"/>
+            </wp:cNvGraphicFramePr>
+            <a:graphic>
+              <a:graphicData uri="http://schemas.openxmlformats.org/drawingml/2006/picture">
+                <pic:pic>
+                  <pic:nvPicPr>
+                    <pic:cNvPr id="0" name="academy-story-ai-7-33-04.png"/>
+                    <pic:cNvPicPr/>
+                  </pic:nvPicPr>
+                  <pic:blipFill>
+                    <a:blip r:embed="rId13"/>
+                    <a:stretch>
+                      <a:fillRect/>
+                    </a:stretch>
+                  </pic:blipFill>
+                  <pic:spPr>
+                    <a:xfrm>
+                      <a:off x="0" y="0"/>
+                      <a:ext cx="5486400" cy="3191256"/>
+                    </a:xfrm>
+                    <a:prstGeom prst="rect"/>
+                  </pic:spPr>
+                </pic:pic>
+              </a:graphicData>
+            </a:graphic>
+          </wp:inline>
+        </w:drawing>
+      </w:r>
+    </w:p>
+    <w:p>
+      <w:pPr>
+        <w:spacing w:line="336" w:lineRule="auto" w:after="180"/>
+      </w:pPr>
+      <w:r>
+        <w:rPr>
+          <w:b w:val="0"/>
+        </w:rPr>
+        <w:t>Original case: Inspect Q3’s saved answer and rule; document whichever scoring decision is justified. Changed condition: Q3’s saved file is missing from the archive.</w:t>
+      </w:r>
+    </w:p>
+    <w:p>
+      <w:pPr>
+        <w:spacing w:line="336" w:lineRule="auto" w:after="180"/>
+      </w:pPr>
+      <w:r>
+        <w:rPr>
+          <w:b w:val="0"/>
+        </w:rPr>
+        <w:t>Expected result: Mark exact reproduction incomplete until the required artefact is recovered or the limitation disclosed. Reason: A missing record prevents checking the contested decision.</w:t>
+      </w:r>
+    </w:p>
+    <w:p>
+      <w:pPr>
+        <w:spacing w:line="336" w:lineRule="auto" w:after="180"/>
+        <w:shd w:fill="F5F1FB"/>
+      </w:pPr>
+      <w:r>
+        <w:rPr>
+          <w:b w:val="0"/>
+        </w:rPr>
+        <w:t>Predict before checking the worked changed-case result. Name what changed and what the supplied facts allow you to conclude.</w:t>
+      </w:r>
+    </w:p>
+    <w:p>
+      <w:pPr>
+        <w:pStyle w:val="Heading3"/>
+      </w:pPr>
+      <w:r>
+        <w:t>My picture explanation, deciding evidence and one limit</w:t>
+      </w:r>
+    </w:p>
+    <w:p>
+      <w:r>
+        <w:t>________________________________________________________________</w:t>
+      </w:r>
+    </w:p>
+    <w:p>
+      <w:r>
+        <w:t>________________________________________________________________</w:t>
+      </w:r>
+    </w:p>
+    <w:p>
+      <w:r>
+        <w:t>________________________________________________________________</w:t>
+      </w:r>
+    </w:p>
+    <w:p>
+      <w:r>
+        <w:t>________________________________________________________________</w:t>
+      </w:r>
+    </w:p>
+    <w:p>
+      <w:pPr>
+        <w:pStyle w:val="Heading3"/>
+      </w:pPr>
+      <w:r>
+        <w:t>05. Connect the explanation to its limit</w:t>
+      </w:r>
+    </w:p>
+    <w:p>
+      <w:r>
+        <w:drawing>
+          <wp:inline xmlns:a="http://schemas.openxmlformats.org/drawingml/2006/main" xmlns:pic="http://schemas.openxmlformats.org/drawingml/2006/picture">
+            <wp:extent cx="5486400" cy="2834640"/>
+            <wp:docPr id="6" name="Picture 6" descr="An independent reproduction check can uncover interpretation or implementation differences. Do not average incompatible scores or simply choose the higher one. Limit: This check concerns saved outputs and scoring, not new-sample replication or future model behaviour."/>
+            <wp:cNvGraphicFramePr>
+              <a:graphicFrameLocks noChangeAspect="1"/>
+            </wp:cNvGraphicFramePr>
+            <a:graphic>
+              <a:graphicData uri="http://schemas.openxmlformats.org/drawingml/2006/picture">
+                <pic:pic>
+                  <pic:nvPicPr>
+                    <pic:cNvPr id="0" name="academy-story-ai-7-33-05.png"/>
+                    <pic:cNvPicPr/>
+                  </pic:nvPicPr>
+                  <pic:blipFill>
+                    <a:blip r:embed="rId14"/>
+                    <a:stretch>
+                      <a:fillRect/>
+                    </a:stretch>
+                  </pic:blipFill>
+                  <pic:spPr>
+                    <a:xfrm>
+                      <a:off x="0" y="0"/>
+                      <a:ext cx="5486400" cy="2834640"/>
+                    </a:xfrm>
+                    <a:prstGeom prst="rect"/>
+                  </pic:spPr>
+                </pic:pic>
+              </a:graphicData>
+            </a:graphic>
+          </wp:inline>
+        </w:drawing>
+      </w:r>
+    </w:p>
+    <w:p>
+      <w:pPr>
+        <w:spacing w:line="336" w:lineRule="auto" w:after="180"/>
+      </w:pPr>
+      <w:r>
+        <w:rPr>
+          <w:b w:val="0"/>
+        </w:rPr>
+        <w:t>An independent reproduction check can uncover interpretation or implementation differences. Do not average incompatible scores or simply choose the higher one.</w:t>
+      </w:r>
+    </w:p>
+    <w:p>
+      <w:pPr>
+        <w:spacing w:line="336" w:lineRule="auto" w:after="180"/>
+      </w:pPr>
+      <w:r>
+        <w:rPr>
+          <w:b w:val="0"/>
+        </w:rPr>
+        <w:t xml:space="preserve">Limit: This check concerns saved </w:t>
+      </w:r>
+      <w:r>
+        <w:rPr>
+          <w:b/>
+        </w:rPr>
+        <w:t>output</w:t>
+      </w:r>
+      <w:r>
+        <w:rPr>
+          <w:b w:val="0"/>
+        </w:rPr>
+        <w:t>s and scoring, not new-sample replication or future model behaviour.</w:t>
+      </w:r>
+    </w:p>
+    <w:p>
+      <w:pPr>
+        <w:spacing w:line="336" w:lineRule="auto" w:after="180"/>
+        <w:shd w:fill="F5F1FB"/>
+      </w:pPr>
+      <w:r>
+        <w:rPr>
+          <w:b w:val="0"/>
+        </w:rPr>
+        <w:t>Explain the case, then point to a limit on the claim.</w:t>
+      </w:r>
+    </w:p>
+    <w:p>
+      <w:pPr>
+        <w:pStyle w:val="Heading3"/>
+      </w:pPr>
+      <w:r>
+        <w:t>My picture explanation, deciding evidence and one limit</w:t>
+      </w:r>
+    </w:p>
+    <w:p>
+      <w:r>
+        <w:t>________________________________________________________________</w:t>
+      </w:r>
+    </w:p>
+    <w:p>
+      <w:r>
+        <w:t>________________________________________________________________</w:t>
+      </w:r>
+    </w:p>
+    <w:p>
+      <w:r>
+        <w:t>________________________________________________________________</w:t>
+      </w:r>
+    </w:p>
+    <w:p>
+      <w:r>
+        <w:t>________________________________________________________________</w:t>
+      </w:r>
+    </w:p>
+    <w:p>
+      <w:pPr>
+        <w:pStyle w:val="Heading3"/>
+      </w:pPr>
+      <w:r>
+        <w:t>06. Make the idea visible in your project</w:t>
+      </w:r>
+    </w:p>
+    <w:p>
+      <w:r>
+        <w:drawing>
+          <wp:inline xmlns:a="http://schemas.openxmlformats.org/drawingml/2006/main" xmlns:pic="http://schemas.openxmlformats.org/drawingml/2006/picture">
+            <wp:extent cx="5486400" cy="3681984"/>
+            <wp:docPr id="7" name="Picture 7" descr="For the Reproducible AI Research Study, retain an annotated worked trace and the changed-case reasoning. Connect the claim to its records, units and assumptions so another investigator can challenge or reproduce it. Draw your input, deciding step, result and limit. Supported question: Locate the Q3 scoring disagreement between 5/6 and 4/6. What should the teams inspect before choosing a score, and what limitation follows if the saved Q3 file is missing?"/>
+            <wp:cNvGraphicFramePr>
+              <a:graphicFrameLocks noChangeAspect="1"/>
+            </wp:cNvGraphicFramePr>
+            <a:graphic>
+              <a:graphicData uri="http://schemas.openxmlformats.org/drawingml/2006/picture">
+                <pic:pic>
+                  <pic:nvPicPr>
+                    <pic:cNvPr id="0" name="academy-story-ai-7-33-06.png"/>
+                    <pic:cNvPicPr/>
+                  </pic:nvPicPr>
+                  <pic:blipFill>
+                    <a:blip r:embed="rId15"/>
+                    <a:stretch>
+                      <a:fillRect/>
+                    </a:stretch>
+                  </pic:blipFill>
+                  <pic:spPr>
+                    <a:xfrm>
+                      <a:off x="0" y="0"/>
+                      <a:ext cx="5486400" cy="3681984"/>
+                    </a:xfrm>
+                    <a:prstGeom prst="rect"/>
+                  </pic:spPr>
+                </pic:pic>
+              </a:graphicData>
+            </a:graphic>
+          </wp:inline>
+        </w:drawing>
+      </w:r>
+    </w:p>
+    <w:p>
+      <w:pPr>
+        <w:spacing w:line="336" w:lineRule="auto" w:after="180"/>
+      </w:pPr>
+      <w:r>
+        <w:rPr>
+          <w:b w:val="0"/>
+        </w:rPr>
+        <w:t>For the Reproducible AI Research Study, retain an annotated worked trace and the changed-case reasoning. Connect the claim to its records, units and assumptions so another investigator can challenge or reproduce it.</w:t>
+      </w:r>
+    </w:p>
+    <w:p>
+      <w:pPr>
+        <w:spacing w:line="336" w:lineRule="auto" w:after="180"/>
+      </w:pPr>
+      <w:r>
+        <w:rPr>
+          <w:b w:val="0"/>
+        </w:rPr>
+        <w:t xml:space="preserve">Draw your </w:t>
+      </w:r>
+      <w:r>
+        <w:rPr>
+          <w:b/>
+        </w:rPr>
+        <w:t>input</w:t>
+      </w:r>
+      <w:r>
+        <w:rPr>
+          <w:b w:val="0"/>
+        </w:rPr>
+        <w:t>, deciding step, result and limit. Supported question: Locate the Q3 scoring disagreement between 5/6 and 4/6.</w:t>
+      </w:r>
+    </w:p>
+    <w:p>
+      <w:pPr>
+        <w:spacing w:line="336" w:lineRule="auto" w:after="180"/>
+      </w:pPr>
+      <w:r>
+        <w:rPr>
+          <w:b w:val="0"/>
+        </w:rPr>
+        <w:t>What should the teams inspect before choosing a score, and what limitation follows if the saved Q3 file is missing?</w:t>
+      </w:r>
+    </w:p>
+    <w:p>
+      <w:pPr>
+        <w:spacing w:line="336" w:lineRule="auto" w:after="180"/>
+        <w:shd w:fill="F5F1FB"/>
+      </w:pPr>
+      <w:r>
+        <w:rPr>
+          <w:b w:val="0"/>
+        </w:rPr>
+        <w:t xml:space="preserve">Draw your project trace and justify the deciding step using </w:t>
+      </w:r>
+      <w:r>
+        <w:rPr>
+          <w:b/>
+        </w:rPr>
+        <w:t>evidence</w:t>
+      </w:r>
+      <w:r>
+        <w:rPr>
+          <w:b w:val="0"/>
+        </w:rPr>
+        <w:t>.</w:t>
+      </w:r>
+    </w:p>
+    <w:p>
+      <w:pPr>
+        <w:pStyle w:val="Heading3"/>
+      </w:pPr>
+      <w:r>
+        <w:t>My picture explanation, deciding evidence and one limit</w:t>
       </w:r>
     </w:p>
     <w:p>

--- a/downloads/workbook/ai-7-week-33.docx
+++ b/downloads/workbook/ai-7-week-33.docx
@@ -25,22 +25,45 @@
         <w:pStyle w:val="Heading1"/>
       </w:pPr>
       <w:r>
-        <w:t>01. Recall and choose your starting point</w:t>
-      </w:r>
-    </w:p>
-    <w:p>
-      <w:r>
-        <w:t>Record your starting explanation for Independent reproduction check before opening notes. Show any later correction separately.</w:t>
-      </w:r>
-    </w:p>
-    <w:p>
-      <w:pPr>
-        <w:spacing w:line="336" w:lineRule="auto" w:after="180"/>
-      </w:pPr>
-      <w:r>
-        <w:rPr>
-          <w:b w:val="0"/>
-        </w:rPr>
+        <w:t>One complete research-case evidence record.</w:t>
+      </w:r>
+    </w:p>
+    <w:p>
+      <w:r>
+        <w:t>Resolve metric and scoring disagreements from artifacts without inventing a successful reproduction.</w:t>
+      </w:r>
+    </w:p>
+    <w:p>
+      <w:r>
+        <w:t>Recall → W1–W3/W5 → independent case → project evidence → feedback and delayed return.</w:t>
+      </w:r>
+    </w:p>
+    <w:p>
+      <w:pPr>
+        <w:pStyle w:val="Heading1"/>
+      </w:pPr>
+      <w:r>
+        <w:t>01. Recall · Retrieve before notes</w:t>
+      </w:r>
+    </w:p>
+    <w:p>
+      <w:r>
+        <w:t>Keep this task’s inputs,rule and response together.</w:t>
+      </w:r>
+    </w:p>
+    <w:p>
+      <w:pPr>
+        <w:pStyle w:val="Heading2"/>
+      </w:pPr>
+      <w:r>
+        <w:t>Complete task and evidence</w:t>
+      </w:r>
+    </w:p>
+    <w:p>
+      <w:pPr>
+        <w:pStyle w:val="ListBullet"/>
+      </w:pPr>
+      <w:r>
         <w:t>Try the recall before opening notes. Then use a different colour or a labelled second line to correct your explanation.</w:t>
       </w:r>
     </w:p>
@@ -54,12 +77,9 @@
     </w:p>
     <w:p>
       <w:pPr>
-        <w:spacing w:line="336" w:lineRule="auto" w:after="180"/>
-      </w:pPr>
-      <w:r>
-        <w:rPr>
-          <w:b w:val="0"/>
-        </w:rPr>
+        <w:pStyle w:val="ListBullet"/>
+      </w:pPr>
+      <w:r>
         <w:t>Without opening the old lesson, explain one key idea from Peer review and response. Give an example and a mistake that the idea helps you avoid.</w:t>
       </w:r>
     </w:p>
@@ -96,12 +116,9 @@
     </w:p>
     <w:p>
       <w:pPr>
-        <w:spacing w:line="336" w:lineRule="auto" w:after="180"/>
-      </w:pPr>
-      <w:r>
-        <w:rPr>
-          <w:b w:val="0"/>
-        </w:rPr>
+        <w:pStyle w:val="ListBullet"/>
+      </w:pPr>
+      <w:r>
         <w:t>Without opening the old lesson, explain one key idea from Writing the methods section. Give an example and a mistake that the idea helps you avoid.</w:t>
       </w:r>
     </w:p>
@@ -138,12 +155,9 @@
     </w:p>
     <w:p>
       <w:pPr>
-        <w:spacing w:line="336" w:lineRule="auto" w:after="180"/>
-      </w:pPr>
-      <w:r>
-        <w:rPr>
-          <w:b w:val="0"/>
-        </w:rPr>
+        <w:pStyle w:val="ListBullet"/>
+      </w:pPr>
+      <w:r>
         <w:t>Without opening the old lesson, explain one key idea from Robustness across conditions. Give an example and a mistake that the idea helps you avoid.</w:t>
       </w:r>
     </w:p>
@@ -175,23 +189,95 @@
         <w:pStyle w:val="Heading1"/>
       </w:pPr>
       <w:r>
-        <w:t>02. Practise with fading help</w:t>
-      </w:r>
-    </w:p>
-    <w:p>
-      <w:r>
-        <w:t>Complete the supported Independent reproduction check trace and record the first step you can explain without help.</w:t>
-      </w:r>
-    </w:p>
-    <w:p>
-      <w:pPr>
-        <w:spacing w:line="336" w:lineRule="auto" w:after="180"/>
-      </w:pPr>
-      <w:r>
-        <w:rPr>
-          <w:b w:val="0"/>
-        </w:rPr>
-        <w:t>Use W2: Trace the worked case for Independent reproduction check. Record the answer once; the lesson and workbook refer to the same attempt.</w:t>
+        <w:t>05. W1 · Explain the current example</w:t>
+      </w:r>
+    </w:p>
+    <w:p>
+      <w:r>
+        <w:t>Keep this task’s inputs,rule and response together.</w:t>
+      </w:r>
+    </w:p>
+    <w:p>
+      <w:pPr>
+        <w:pStyle w:val="Heading2"/>
+      </w:pPr>
+      <w:r>
+        <w:t>Complete task and evidence</w:t>
+      </w:r>
+    </w:p>
+    <w:p>
+      <w:pPr>
+        <w:pStyle w:val="ListBullet"/>
+      </w:pPr>
+      <w:r>
+        <w:t>Independent reproduction uses the recorded materials to recover the stated computation with assistance and mismatches disclosed. Main paper calls the metric MSE while the script averages absolute errors, MAE. Formulas differ; preserve original artifacts and document correction/rerun. Actual original residuals are absent. An explicitly separate fixture with predictions 1, 3 and targets 1, 1 has residuals 0, 2: MAE one, MSE two. It demonstrates the contract without reconstructing the missing run. Separate scoring picture has original 5/6, rerun 4/6 and Q3 as the only disputed case, with no new model outputs. Inspect saved output, reference label and rubric; do not pick the higher score or average incompatible judgments. If Q3’s saved file is missing, exact verification remains unresolved. Different split membership prevents an exact same-materials check. Record data/code/environment versions and assistance. Same-data reproduction is not new-sample replication, and the course’s local fixture is not an independent full-study check.</w:t>
+      </w:r>
+    </w:p>
+    <w:p>
+      <w:pPr>
+        <w:pStyle w:val="ListBullet"/>
+      </w:pPr>
+      <w:r>
+        <w:t>Explain the weekly mechanism in your own words. Use the worked scenario to name its input, decision rule and output.</w:t>
+      </w:r>
+    </w:p>
+    <w:p>
+      <w:pPr>
+        <w:pStyle w:val="Heading3"/>
+      </w:pPr>
+      <w:r>
+        <w:t>My reasoning and evidence</w:t>
+      </w:r>
+    </w:p>
+    <w:p>
+      <w:r>
+        <w:t>________________________________________________________________</w:t>
+      </w:r>
+    </w:p>
+    <w:p>
+      <w:r>
+        <w:t>________________________________________________________________</w:t>
+      </w:r>
+    </w:p>
+    <w:p>
+      <w:r>
+        <w:t>________________________________________________________________</w:t>
+      </w:r>
+    </w:p>
+    <w:p>
+      <w:r>
+        <w:t>________________________________________________________________</w:t>
+      </w:r>
+    </w:p>
+    <w:p>
+      <w:r>
+        <w:t>________________________________________________________________</w:t>
+      </w:r>
+    </w:p>
+    <w:p>
+      <w:r>
+        <w:t>________________________________________________________________</w:t>
+      </w:r>
+    </w:p>
+    <w:p>
+      <w:pPr>
+        <w:pStyle w:val="Heading1"/>
+      </w:pPr>
+      <w:r>
+        <w:t>06. W2 · Trace the worked case</w:t>
+      </w:r>
+    </w:p>
+    <w:p>
+      <w:r>
+        <w:t>Keep the supplied inputs, comparison rule and evidence together.</w:t>
+      </w:r>
+    </w:p>
+    <w:p>
+      <w:pPr>
+        <w:pStyle w:val="Heading2"/>
+      </w:pPr>
+      <w:r>
+        <w:t>Complete task and evidence</w:t>
       </w:r>
     </w:p>
     <w:tbl>
@@ -201,10 +287,8 @@
         <w:tblLook w:firstColumn="1" w:firstRow="1" w:lastColumn="0" w:lastRow="0" w:noHBand="0" w:noVBand="1" w:val="04A0"/>
       </w:tblPr>
       <w:tblGrid>
-        <w:gridCol w:w="2556"/>
-        <w:gridCol w:w="2556"/>
-        <w:gridCol w:w="2556"/>
-        <w:gridCol w:w="2556"/>
+        <w:gridCol w:w="5112"/>
+        <w:gridCol w:w="5112"/>
       </w:tblGrid>
       <w:tr>
         <w:trPr>
@@ -212,41 +296,21 @@
         </w:trPr>
         <w:tc>
           <w:tcPr>
-            <w:tcW w:type="dxa" w:w="2556"/>
+            <w:tcW w:type="dxa" w:w="5112"/>
           </w:tcPr>
           <w:p>
             <w:r>
-              <w:t>Given inputs</w:t>
+              <w:t>Main metric audit</w:t>
             </w:r>
           </w:p>
         </w:tc>
         <w:tc>
           <w:tcPr>
-            <w:tcW w:type="dxa" w:w="2556"/>
+            <w:tcW w:type="dxa" w:w="5112"/>
           </w:tcPr>
           <w:p>
             <w:r>
-              <w:t>Procedure I chose</w:t>
-            </w:r>
-          </w:p>
-        </w:tc>
-        <w:tc>
-          <w:tcPr>
-            <w:tcW w:type="dxa" w:w="2556"/>
-          </w:tcPr>
-          <w:p>
-            <w:r>
-              <w:t>Middle steps</w:t>
-            </w:r>
-          </w:p>
-        </w:tc>
-        <w:tc>
-          <w:tcPr>
-            <w:tcW w:type="dxa" w:w="2556"/>
-          </w:tcPr>
-          <w:p>
-            <w:r>
-              <w:t>Result and check</w:t>
+              <w:t>Supported statement</w:t>
             </w:r>
           </w:p>
         </w:tc>
@@ -254,44 +318,224 @@
       <w:tr>
         <w:tc>
           <w:tcPr>
-            <w:tcW w:type="dxa" w:w="2556"/>
+            <w:tcW w:type="dxa" w:w="5112"/>
           </w:tcPr>
           <w:p>
-            <w:r/>
+            <w:r>
+              <w:t>Named metric</w:t>
+            </w:r>
           </w:p>
         </w:tc>
         <w:tc>
           <w:tcPr>
-            <w:tcW w:type="dxa" w:w="2556"/>
+            <w:tcW w:type="dxa" w:w="5112"/>
           </w:tcPr>
           <w:p>
-            <w:r/>
+            <w:r>
+              <w:t>MSE averages squared residuals</w:t>
+            </w:r>
+          </w:p>
+        </w:tc>
+      </w:tr>
+      <w:tr>
+        <w:tc>
+          <w:tcPr>
+            <w:tcW w:type="dxa" w:w="5112"/>
+          </w:tcPr>
+          <w:p>
+            <w:r>
+              <w:t>Implemented metric</w:t>
+            </w:r>
           </w:p>
         </w:tc>
         <w:tc>
           <w:tcPr>
-            <w:tcW w:type="dxa" w:w="2556"/>
+            <w:tcW w:type="dxa" w:w="5112"/>
           </w:tcPr>
           <w:p>
-            <w:r/>
+            <w:r>
+              <w:t>MAE averages absolute residuals</w:t>
+            </w:r>
+          </w:p>
+        </w:tc>
+      </w:tr>
+      <w:tr>
+        <w:tc>
+          <w:tcPr>
+            <w:tcW w:type="dxa" w:w="5112"/>
+          </w:tcPr>
+          <w:p>
+            <w:r>
+              <w:t>Contract mismatch</w:t>
+            </w:r>
           </w:p>
         </w:tc>
         <w:tc>
           <w:tcPr>
-            <w:tcW w:type="dxa" w:w="2556"/>
+            <w:tcW w:type="dxa" w:w="5112"/>
           </w:tcPr>
           <w:p>
-            <w:r/>
+            <w:r>
+              <w:t>Different computation; inspect/correct script or report with provenance</w:t>
+            </w:r>
+          </w:p>
+        </w:tc>
+      </w:tr>
+      <w:tr>
+        <w:tc>
+          <w:tcPr>
+            <w:tcW w:type="dxa" w:w="5112"/>
+          </w:tcPr>
+          <w:p>
+            <w:r>
+              <w:t>Actual original discrepancy size</w:t>
+            </w:r>
+          </w:p>
+        </w:tc>
+        <w:tc>
+          <w:tcPr>
+            <w:tcW w:type="dxa" w:w="5112"/>
+          </w:tcPr>
+          <w:p>
+            <w:r>
+              <w:t>Unknown; no main residual values supplied</w:t>
+            </w:r>
+          </w:p>
+        </w:tc>
+      </w:tr>
+      <w:tr>
+        <w:tc>
+          <w:tcPr>
+            <w:tcW w:type="dxa" w:w="5112"/>
+          </w:tcPr>
+          <w:p>
+            <w:r>
+              <w:t>Distinct fixture residuals</w:t>
+            </w:r>
+          </w:p>
+        </w:tc>
+        <w:tc>
+          <w:tcPr>
+            <w:tcW w:type="dxa" w:w="5112"/>
+          </w:tcPr>
+          <w:p>
+            <w:r>
+              <w:t>0 and 2</w:t>
+            </w:r>
+          </w:p>
+        </w:tc>
+      </w:tr>
+      <w:tr>
+        <w:tc>
+          <w:tcPr>
+            <w:tcW w:type="dxa" w:w="5112"/>
+          </w:tcPr>
+          <w:p>
+            <w:r>
+              <w:t>Fixture MAE</w:t>
+            </w:r>
+          </w:p>
+        </w:tc>
+        <w:tc>
+          <w:tcPr>
+            <w:tcW w:type="dxa" w:w="5112"/>
+          </w:tcPr>
+          <w:p>
+            <w:r>
+              <w:t>(0+2)/2 = 1</w:t>
+            </w:r>
+          </w:p>
+        </w:tc>
+      </w:tr>
+      <w:tr>
+        <w:tc>
+          <w:tcPr>
+            <w:tcW w:type="dxa" w:w="5112"/>
+          </w:tcPr>
+          <w:p>
+            <w:r>
+              <w:t>Fixture MSE</w:t>
+            </w:r>
+          </w:p>
+        </w:tc>
+        <w:tc>
+          <w:tcPr>
+            <w:tcW w:type="dxa" w:w="5112"/>
+          </w:tcPr>
+          <w:p>
+            <w:r>
+              <w:t>(0²+2²)/2 = 2</w:t>
+            </w:r>
+          </w:p>
+        </w:tc>
+      </w:tr>
+      <w:tr>
+        <w:tc>
+          <w:tcPr>
+            <w:tcW w:type="dxa" w:w="5112"/>
+          </w:tcPr>
+          <w:p>
+            <w:r>
+              <w:t>Fixture purpose</w:t>
+            </w:r>
+          </w:p>
+        </w:tc>
+        <w:tc>
+          <w:tcPr>
+            <w:tcW w:type="dxa" w:w="5112"/>
+          </w:tcPr>
+          <w:p>
+            <w:r>
+              <w:t>Demonstrates possible difference, not the missing original run</w:t>
+            </w:r>
+          </w:p>
+        </w:tc>
+      </w:tr>
+      <w:tr>
+        <w:tc>
+          <w:tcPr>
+            <w:tcW w:type="dxa" w:w="5112"/>
+          </w:tcPr>
+          <w:p>
+            <w:r>
+              <w:t>After correction</w:t>
+            </w:r>
+          </w:p>
+        </w:tc>
+        <w:tc>
+          <w:tcPr>
+            <w:tcW w:type="dxa" w:w="5112"/>
+          </w:tcPr>
+          <w:p>
+            <w:r>
+              <w:t>Preserve old artifacts/results and record a new documented rerun</w:t>
+            </w:r>
           </w:p>
         </w:tc>
       </w:tr>
     </w:tbl>
     <w:p>
       <w:pPr>
+        <w:pStyle w:val="ListBullet"/>
+      </w:pPr>
+      <w:r>
+        <w:t>Independent reproduction uses the recorded materials to recover the stated computation with assistance and mismatches disclosed. Main paper calls the metric MSE while the script averages absolute errors, MAE. Formulas differ; preserve original artifacts and document correction/rerun. Actual original residuals are absent. An explicitly separate fixture with predictions 1, 3 and targets 1, 1 has residuals 0, 2: MAE one, MSE two. It demonstrates the contract without reconstructing the missing run. Separate scoring picture has original 5/6, rerun 4/6 and Q3 as the only disputed case, with no new model outputs. Inspect saved output, reference label and rubric; do not pick the higher score or average incompatible judgments. If Q3’s saved file is missing, exact verification remains unresolved. Different split membership prevents an exact same-materials check. Record data/code/environment versions and assistance. Same-data reproduction is not new-sample replication, and the course’s local fixture is not an independent full-study check.</w:t>
+      </w:r>
+    </w:p>
+    <w:p>
+      <w:pPr>
+        <w:pStyle w:val="ListBullet"/>
+      </w:pPr>
+      <w:r>
+        <w:t>Operator gets different MSE because the supplied script averages absolute errors while paper names squared error. Show the intermediate steps and give the conclusion with its scope.</w:t>
+      </w:r>
+    </w:p>
+    <w:p>
+      <w:pPr>
         <w:pStyle w:val="Heading3"/>
       </w:pPr>
       <w:r>
-        <w:t>The step I completed without help, and the hint I needed</w:t>
+        <w:t>My reasoning and evidence</w:t>
       </w:r>
     </w:p>
     <w:p>
@@ -310,38 +554,60 @@
       </w:r>
     </w:p>
     <w:p>
+      <w:r>
+        <w:t>________________________________________________________________</w:t>
+      </w:r>
+    </w:p>
+    <w:p>
+      <w:r>
+        <w:t>________________________________________________________________</w:t>
+      </w:r>
+    </w:p>
+    <w:p>
+      <w:r>
+        <w:t>________________________________________________________________</w:t>
+      </w:r>
+    </w:p>
+    <w:p>
+      <w:r>
+        <w:t>________________________________________________________________</w:t>
+      </w:r>
+    </w:p>
+    <w:p>
       <w:pPr>
         <w:pStyle w:val="Heading1"/>
       </w:pPr>
       <w:r>
-        <w:t>03. Individual reasoning check</w:t>
-      </w:r>
-    </w:p>
-    <w:p>
-      <w:r>
-        <w:t>Check the proposed Independent reproduction check explanation against the supplied facts before discussing it.</w:t>
-      </w:r>
-    </w:p>
-    <w:p>
-      <w:pPr>
-        <w:spacing w:line="336" w:lineRule="auto" w:after="180"/>
-      </w:pPr>
-      <w:r>
-        <w:rPr>
-          <w:b w:val="0"/>
-        </w:rPr>
-        <w:t>Use the worked case for Independent reproduction check. Proposed explanation: “The worked result establishes every future case”. Decide whether this explanation is supported.</w:t>
-      </w:r>
-    </w:p>
-    <w:p>
-      <w:pPr>
-        <w:spacing w:line="336" w:lineRule="auto" w:after="180"/>
-      </w:pPr>
-      <w:r>
-        <w:rPr>
-          <w:b w:val="0"/>
-        </w:rPr>
-        <w:t>Point to the step or supplied fact that decides; explain your repair if needed.</w:t>
+        <w:t>07. W3 · Repair a misconception</w:t>
+      </w:r>
+    </w:p>
+    <w:p>
+      <w:r>
+        <w:t>Keep this task’s inputs,rule and response together.</w:t>
+      </w:r>
+    </w:p>
+    <w:p>
+      <w:pPr>
+        <w:pStyle w:val="Heading2"/>
+      </w:pPr>
+      <w:r>
+        <w:t>Complete task and evidence</w:t>
+      </w:r>
+    </w:p>
+    <w:p>
+      <w:pPr>
+        <w:pStyle w:val="ListBullet"/>
+      </w:pPr>
+      <w:r>
+        <w:t>Independent reproduction uses the recorded materials to recover the stated computation with assistance and mismatches disclosed. Main paper calls the metric MSE while the script averages absolute errors, MAE. Formulas differ; preserve original artifacts and document correction/rerun. Actual original residuals are absent. An explicitly separate fixture with predictions 1, 3 and targets 1, 1 has residuals 0, 2: MAE one, MSE two. It demonstrates the contract without reconstructing the missing run. Separate scoring picture has original 5/6, rerun 4/6 and Q3 as the only disputed case, with no new model outputs. Inspect saved output, reference label and rubric; do not pick the higher score or average incompatible judgments. If Q3’s saved file is missing, exact verification remains unresolved. Different split membership prevents an exact same-materials check. Record data/code/environment versions and assistance. Same-data reproduction is not new-sample replication, and the course’s local fixture is not an independent full-study check.</w:t>
+      </w:r>
+    </w:p>
+    <w:p>
+      <w:pPr>
+        <w:pStyle w:val="ListBullet"/>
+      </w:pPr>
+      <w:r>
+        <w:t>A report omits this qualification: A successful reproduction repeats the original evidence and may preserve its original design limitations. Explain how omitting it could change a reader's interpretation, and write an accurate replacement.</w:t>
       </w:r>
     </w:p>
     <w:p>
@@ -349,7 +615,7 @@
         <w:pStyle w:val="Heading3"/>
       </w:pPr>
       <w:r>
-        <w:t>My explanation before partner discussion</w:t>
+        <w:t>My reasoning and evidence</w:t>
       </w:r>
     </w:p>
     <w:p>
@@ -373,16 +639,50 @@
       </w:r>
     </w:p>
     <w:p>
+      <w:r>
+        <w:t>________________________________________________________________</w:t>
+      </w:r>
+    </w:p>
+    <w:p>
+      <w:r>
+        <w:t>________________________________________________________________</w:t>
+      </w:r>
+    </w:p>
+    <w:p>
       <w:pPr>
         <w:pStyle w:val="Heading1"/>
       </w:pPr>
       <w:r>
-        <w:t>04. Independent transfer case</w:t>
-      </w:r>
-    </w:p>
-    <w:p>
-      <w:r>
-        <w:t>Write one first attempt at the reserved independent case before feedback. Repeated copies of that case refer to the same recorded attempt.</w:t>
+        <w:t>09. W5 · Explain the limitation</w:t>
+      </w:r>
+    </w:p>
+    <w:p>
+      <w:r>
+        <w:t>Keep this task’s inputs,rule and response together.</w:t>
+      </w:r>
+    </w:p>
+    <w:p>
+      <w:pPr>
+        <w:pStyle w:val="Heading2"/>
+      </w:pPr>
+      <w:r>
+        <w:t>Complete task and evidence</w:t>
+      </w:r>
+    </w:p>
+    <w:p>
+      <w:pPr>
+        <w:pStyle w:val="ListBullet"/>
+      </w:pPr>
+      <w:r>
+        <w:t>Independent reproduction uses the recorded materials to recover the stated computation with assistance and mismatches disclosed. Main paper calls the metric MSE while the script averages absolute errors, MAE. Formulas differ; preserve original artifacts and document correction/rerun. Actual original residuals are absent. An explicitly separate fixture with predictions 1, 3 and targets 1, 1 has residuals 0, 2: MAE one, MSE two. It demonstrates the contract without reconstructing the missing run. Separate scoring picture has original 5/6, rerun 4/6 and Q3 as the only disputed case, with no new model outputs. Inspect saved output, reference label and rubric; do not pick the higher score or average incompatible judgments. If Q3’s saved file is missing, exact verification remains unresolved. Different split membership prevents an exact same-materials check. Record data/code/environment versions and assistance. Same-data reproduction is not new-sample replication, and the course’s local fixture is not an independent full-study check.</w:t>
+      </w:r>
+    </w:p>
+    <w:p>
+      <w:pPr>
+        <w:pStyle w:val="ListBullet"/>
+      </w:pPr>
+      <w:r>
+        <w:t>For the worked scenario, propose one additional case that could reveal a failure, describe its expected outcome before running it, and explain what would need to remain fixed for a fair comparison. Do not reuse W4 as a new final test after receiving feedback.</w:t>
       </w:r>
     </w:p>
     <w:p>
@@ -390,17 +690,78 @@
         <w:pStyle w:val="Heading3"/>
       </w:pPr>
       <w:r>
+        <w:t>My reasoning and evidence</w:t>
+      </w:r>
+    </w:p>
+    <w:p>
+      <w:r>
+        <w:t>________________________________________________________________</w:t>
+      </w:r>
+    </w:p>
+    <w:p>
+      <w:r>
+        <w:t>________________________________________________________________</w:t>
+      </w:r>
+    </w:p>
+    <w:p>
+      <w:r>
+        <w:t>________________________________________________________________</w:t>
+      </w:r>
+    </w:p>
+    <w:p>
+      <w:r>
+        <w:t>________________________________________________________________</w:t>
+      </w:r>
+    </w:p>
+    <w:p>
+      <w:r>
+        <w:t>________________________________________________________________</w:t>
+      </w:r>
+    </w:p>
+    <w:p>
+      <w:r>
+        <w:t>________________________________________________________________</w:t>
+      </w:r>
+    </w:p>
+    <w:p>
+      <w:r>
+        <w:t>________________________________________________________________</w:t>
+      </w:r>
+    </w:p>
+    <w:p>
+      <w:pPr>
+        <w:pStyle w:val="Heading1"/>
+      </w:pPr>
+      <w:r>
+        <w:t>04. Try alone · Selected transfer</w:t>
+      </w:r>
+    </w:p>
+    <w:p>
+      <w:r>
+        <w:t>Keep this task’s inputs,rule and response together.</w:t>
+      </w:r>
+    </w:p>
+    <w:p>
+      <w:pPr>
+        <w:pStyle w:val="Heading2"/>
+      </w:pPr>
+      <w:r>
+        <w:t>Complete task and evidence</w:t>
+      </w:r>
+    </w:p>
+    <w:p>
+      <w:pPr>
+        <w:pStyle w:val="Heading3"/>
+      </w:pPr>
+      <w:r>
         <w:t>Independent case: Apply a new case independently</w:t>
       </w:r>
     </w:p>
     <w:p>
       <w:pPr>
-        <w:spacing w:line="336" w:lineRule="auto" w:after="180"/>
-      </w:pPr>
-      <w:r>
-        <w:rPr>
-          <w:b w:val="0"/>
-        </w:rPr>
+        <w:pStyle w:val="ListBullet"/>
+      </w:pPr>
+      <w:r>
         <w:t>Reproducer uses different validation split because no split IDs were provided. Diagnose.</w:t>
       </w:r>
     </w:p>
@@ -449,12 +810,9 @@
     </w:p>
     <w:p>
       <w:pPr>
-        <w:spacing w:line="336" w:lineRule="auto" w:after="180"/>
-      </w:pPr>
-      <w:r>
-        <w:rPr>
-          <w:b w:val="0"/>
-        </w:rPr>
+        <w:pStyle w:val="ListBullet"/>
+      </w:pPr>
+      <w:r>
         <w:t>Attempt this case before feedback. Record any help. Earlier examples below are further practice; a case already practised with feedback cannot establish fresh transfer.</w:t>
       </w:r>
     </w:p>
@@ -463,59 +821,28 @@
         <w:pStyle w:val="Heading1"/>
       </w:pPr>
       <w:r>
-        <w:t>05. W1 Explain the mechanism</w:t>
-      </w:r>
-    </w:p>
-    <w:p>
-      <w:r>
-        <w:t>Explain the mechanism. Apply the supplied Independent reproduction check facts and keep your reasoning.</w:t>
-      </w:r>
-    </w:p>
-    <w:p>
-      <w:pPr>
-        <w:spacing w:line="336" w:lineRule="auto" w:after="180"/>
-      </w:pPr>
-      <w:r>
-        <w:rPr>
-          <w:b w:val="0"/>
-        </w:rPr>
-        <w:t xml:space="preserve">Explain the weekly </w:t>
-      </w:r>
-      <w:r>
-        <w:rPr>
-          <w:b/>
-        </w:rPr>
-        <w:t>mechanism</w:t>
-      </w:r>
-      <w:r>
-        <w:rPr>
-          <w:b w:val="0"/>
-        </w:rPr>
-        <w:t xml:space="preserve"> in your own words. Use the worked scenario to name its </w:t>
-      </w:r>
-      <w:r>
-        <w:rPr>
-          <w:b/>
-        </w:rPr>
-        <w:t>input</w:t>
-      </w:r>
-      <w:r>
-        <w:rPr>
-          <w:b w:val="0"/>
-        </w:rPr>
-        <w:t xml:space="preserve">, decision rule and </w:t>
-      </w:r>
-      <w:r>
-        <w:rPr>
-          <w:b/>
-        </w:rPr>
-        <w:t>output</w:t>
-      </w:r>
-      <w:r>
-        <w:rPr>
-          <w:b w:val="0"/>
-        </w:rPr>
-        <w:t>.</w:t>
+        <w:t>10. Project · Keep the research evidence</w:t>
+      </w:r>
+    </w:p>
+    <w:p>
+      <w:r>
+        <w:t>Preserve the question, protocol, observations, analysis and limits.</w:t>
+      </w:r>
+    </w:p>
+    <w:p>
+      <w:pPr>
+        <w:pStyle w:val="Heading2"/>
+      </w:pPr>
+      <w:r>
+        <w:t>Complete task and evidence</w:t>
+      </w:r>
+    </w:p>
+    <w:p>
+      <w:pPr>
+        <w:pStyle w:val="ListBullet"/>
+      </w:pPr>
+      <w:r>
+        <w:t>For Reproducible AI Research Study, use this week’s independent task as a rehearsal for the final evidence pack: Reproducer uses different validation split because no split IDs were provided. Diagnose. Keep actual observations separate from expected results, preserve failures, compare a baseline and explain the limits.</w:t>
       </w:r>
     </w:p>
     <w:p>
@@ -523,7 +850,7 @@
         <w:pStyle w:val="Heading3"/>
       </w:pPr>
       <w:r>
-        <w:t>My reasoning and evidence</w:t>
+        <w:t>My project change, supporting evidence and remaining limit</w:t>
       </w:r>
     </w:p>
     <w:p>
@@ -561,411 +888,20 @@
         <w:pStyle w:val="Heading1"/>
       </w:pPr>
       <w:r>
-        <w:t>06. W2 Trace the worked case</w:t>
-      </w:r>
-    </w:p>
-    <w:p>
-      <w:r>
-        <w:t>Trace the worked case. Apply the supplied Independent reproduction check facts and keep your reasoning.</w:t>
-      </w:r>
-    </w:p>
-    <w:p>
-      <w:pPr>
-        <w:spacing w:line="336" w:lineRule="auto" w:after="180"/>
-      </w:pPr>
-      <w:r>
-        <w:rPr>
-          <w:b w:val="0"/>
-        </w:rPr>
-        <w:t>Operator gets different MSE because the supplied script averages absolute errors while paper names squared error. Show the intermediate steps and give the conclusion with its scope.</w:t>
-      </w:r>
-    </w:p>
-    <w:p>
-      <w:pPr>
-        <w:pStyle w:val="Heading3"/>
-      </w:pPr>
-      <w:r>
-        <w:t>My reasoning and evidence</w:t>
-      </w:r>
-    </w:p>
-    <w:p>
-      <w:r>
-        <w:t>________________________________________________________________</w:t>
-      </w:r>
-    </w:p>
-    <w:p>
-      <w:r>
-        <w:t>________________________________________________________________</w:t>
-      </w:r>
-    </w:p>
-    <w:p>
-      <w:r>
-        <w:t>________________________________________________________________</w:t>
-      </w:r>
-    </w:p>
-    <w:p>
-      <w:r>
-        <w:t>________________________________________________________________</w:t>
-      </w:r>
-    </w:p>
-    <w:p>
-      <w:r>
-        <w:t>________________________________________________________________</w:t>
-      </w:r>
-    </w:p>
-    <w:p>
-      <w:r>
-        <w:t>________________________________________________________________</w:t>
-      </w:r>
-    </w:p>
-    <w:p>
-      <w:r>
-        <w:t>________________________________________________________________</w:t>
-      </w:r>
-    </w:p>
-    <w:p>
-      <w:pPr>
-        <w:pStyle w:val="Heading1"/>
-      </w:pPr>
-      <w:r>
-        <w:t>07. W3 Audit the limit</w:t>
-      </w:r>
-    </w:p>
-    <w:p>
-      <w:r>
-        <w:t>Audit the limit. Apply the supplied Independent reproduction check facts and keep your reasoning.</w:t>
-      </w:r>
-    </w:p>
-    <w:p>
-      <w:pPr>
-        <w:spacing w:line="336" w:lineRule="auto" w:after="180"/>
-      </w:pPr>
-      <w:r>
-        <w:rPr>
-          <w:b w:val="0"/>
-        </w:rPr>
-        <w:t xml:space="preserve">A report omits this qualification: A successful reproduction repeats the original </w:t>
-      </w:r>
-      <w:r>
-        <w:rPr>
-          <w:b/>
-        </w:rPr>
-        <w:t>evidence</w:t>
-      </w:r>
-      <w:r>
-        <w:rPr>
-          <w:b w:val="0"/>
-        </w:rPr>
-        <w:t xml:space="preserve"> and may preserve its original design limitations.</w:t>
-      </w:r>
-    </w:p>
-    <w:p>
-      <w:pPr>
-        <w:spacing w:line="336" w:lineRule="auto" w:after="180"/>
-      </w:pPr>
-      <w:r>
-        <w:rPr>
-          <w:b w:val="0"/>
-        </w:rPr>
-        <w:t>Explain how omitting it could change a reader's interpretation, and write an accurate replacement.</w:t>
-      </w:r>
-    </w:p>
-    <w:p>
-      <w:pPr>
-        <w:pStyle w:val="Heading3"/>
-      </w:pPr>
-      <w:r>
-        <w:t>My reasoning and evidence</w:t>
-      </w:r>
-    </w:p>
-    <w:p>
-      <w:r>
-        <w:t>________________________________________________________________</w:t>
-      </w:r>
-    </w:p>
-    <w:p>
-      <w:r>
-        <w:t>________________________________________________________________</w:t>
-      </w:r>
-    </w:p>
-    <w:p>
-      <w:r>
-        <w:t>________________________________________________________________</w:t>
-      </w:r>
-    </w:p>
-    <w:p>
-      <w:r>
-        <w:t>________________________________________________________________</w:t>
-      </w:r>
-    </w:p>
-    <w:p>
-      <w:r>
-        <w:t>________________________________________________________________</w:t>
-      </w:r>
-    </w:p>
-    <w:p>
-      <w:r>
-        <w:t>________________________________________________________________</w:t>
-      </w:r>
-    </w:p>
-    <w:p>
-      <w:pPr>
-        <w:pStyle w:val="Heading1"/>
-      </w:pPr>
-      <w:r>
-        <w:t>08. W4 Apply a new case independently</w:t>
-      </w:r>
-    </w:p>
-    <w:p>
-      <w:r>
-        <w:t>Attempt before feedback. If this repeats the selected independent case, reuse that first attempt; otherwise keep a separate record. Apply a new case independently. Apply the supplied Independent reproduction check facts and keep your reasoning.</w:t>
-      </w:r>
-    </w:p>
-    <w:p>
-      <w:pPr>
-        <w:spacing w:line="336" w:lineRule="auto" w:after="180"/>
-      </w:pPr>
-      <w:r>
-        <w:rPr>
-          <w:b w:val="0"/>
-        </w:rPr>
-        <w:t>Reproducer uses different validation split because no split IDs were provided. Diagnose.</w:t>
-      </w:r>
-    </w:p>
-    <w:p>
-      <w:pPr>
-        <w:pStyle w:val="Heading3"/>
-      </w:pPr>
-      <w:r>
-        <w:t>My reasoning and evidence</w:t>
-      </w:r>
-    </w:p>
-    <w:p>
-      <w:r>
-        <w:t>________________________________________________________________</w:t>
-      </w:r>
-    </w:p>
-    <w:p>
-      <w:r>
-        <w:t>________________________________________________________________</w:t>
-      </w:r>
-    </w:p>
-    <w:p>
-      <w:r>
-        <w:t>________________________________________________________________</w:t>
-      </w:r>
-    </w:p>
-    <w:p>
-      <w:r>
-        <w:t>________________________________________________________________</w:t>
-      </w:r>
-    </w:p>
-    <w:p>
-      <w:r>
-        <w:t>________________________________________________________________</w:t>
-      </w:r>
-    </w:p>
-    <w:p>
-      <w:r>
-        <w:t>________________________________________________________________</w:t>
-      </w:r>
-    </w:p>
-    <w:p>
-      <w:r>
-        <w:t>________________________________________________________________</w:t>
-      </w:r>
-    </w:p>
-    <w:p>
-      <w:r>
-        <w:t>________________________________________________________________</w:t>
-      </w:r>
-    </w:p>
-    <w:p>
-      <w:pPr>
-        <w:pStyle w:val="Heading1"/>
-      </w:pPr>
-      <w:r>
-        <w:t>09. W5 Design a revealing follow-up</w:t>
-      </w:r>
-    </w:p>
-    <w:p>
-      <w:r>
-        <w:t>Design a revealing follow-up. Apply the supplied Independent reproduction check facts and keep your reasoning.</w:t>
-      </w:r>
-    </w:p>
-    <w:p>
-      <w:pPr>
-        <w:spacing w:line="336" w:lineRule="auto" w:after="180"/>
-      </w:pPr>
-      <w:r>
-        <w:rPr>
-          <w:b w:val="0"/>
-        </w:rPr>
-        <w:t>For the worked scenario, propose one additional case that could reveal a failure, describe its expected outcome before running it, and explain what would need to remain fixed for a fair comparison.</w:t>
-      </w:r>
-    </w:p>
-    <w:p>
-      <w:pPr>
-        <w:spacing w:line="336" w:lineRule="auto" w:after="180"/>
-      </w:pPr>
-      <w:r>
-        <w:rPr>
-          <w:b w:val="0"/>
-        </w:rPr>
-        <w:t>Do not reuse W4 as a new final test after receiving feedback.</w:t>
-      </w:r>
-    </w:p>
-    <w:p>
-      <w:pPr>
-        <w:pStyle w:val="Heading3"/>
-      </w:pPr>
-      <w:r>
-        <w:t>My reasoning and evidence</w:t>
-      </w:r>
-    </w:p>
-    <w:p>
-      <w:r>
-        <w:t>________________________________________________________________</w:t>
-      </w:r>
-    </w:p>
-    <w:p>
-      <w:r>
-        <w:t>________________________________________________________________</w:t>
-      </w:r>
-    </w:p>
-    <w:p>
-      <w:r>
-        <w:t>________________________________________________________________</w:t>
-      </w:r>
-    </w:p>
-    <w:p>
-      <w:r>
-        <w:t>________________________________________________________________</w:t>
-      </w:r>
-    </w:p>
-    <w:p>
-      <w:r>
-        <w:t>________________________________________________________________</w:t>
-      </w:r>
-    </w:p>
-    <w:p>
-      <w:r>
-        <w:t>________________________________________________________________</w:t>
-      </w:r>
-    </w:p>
-    <w:p>
-      <w:r>
-        <w:t>________________________________________________________________</w:t>
-      </w:r>
-    </w:p>
-    <w:p>
-      <w:pPr>
-        <w:pStyle w:val="Heading1"/>
-      </w:pPr>
-      <w:r>
-        <w:t>10. Project checkpoint and reflection</w:t>
-      </w:r>
-    </w:p>
-    <w:p>
-      <w:r>
-        <w:t>Connect Independent reproduction check to Reproducible AI Research Study, identify a limit and choose the next useful test.</w:t>
-      </w:r>
-    </w:p>
-    <w:p>
-      <w:pPr>
-        <w:spacing w:line="336" w:lineRule="auto" w:after="180"/>
-      </w:pPr>
-      <w:r>
-        <w:rPr>
-          <w:b w:val="0"/>
-        </w:rPr>
-        <w:t xml:space="preserve">For Reproducible AI Research Study, use this week’s independent task as a rehearsal for the final </w:t>
-      </w:r>
-      <w:r>
-        <w:rPr>
-          <w:b/>
-        </w:rPr>
-        <w:t>evidence</w:t>
-      </w:r>
-      <w:r>
-        <w:rPr>
-          <w:b w:val="0"/>
-        </w:rPr>
-        <w:t xml:space="preserve"> pack: Reproducer uses different validation split because no split IDs were provided. Diagnose.</w:t>
-      </w:r>
-    </w:p>
-    <w:p>
-      <w:pPr>
-        <w:spacing w:line="336" w:lineRule="auto" w:after="180"/>
-      </w:pPr>
-      <w:r>
-        <w:rPr>
-          <w:b w:val="0"/>
-        </w:rPr>
-        <w:t xml:space="preserve">Keep actual </w:t>
-      </w:r>
-      <w:r>
-        <w:rPr>
-          <w:b/>
-        </w:rPr>
-        <w:t>observation</w:t>
-      </w:r>
-      <w:r>
-        <w:rPr>
-          <w:b w:val="0"/>
-        </w:rPr>
-        <w:t>s separate from expected results, preserve failures, compare a baseline and explain the limits.</w:t>
-      </w:r>
-    </w:p>
-    <w:p>
-      <w:pPr>
-        <w:pStyle w:val="Heading3"/>
-      </w:pPr>
-      <w:r>
-        <w:t>My project change, supporting evidence and remaining limit</w:t>
-      </w:r>
-    </w:p>
-    <w:p>
-      <w:r>
-        <w:t>________________________________________________________________</w:t>
-      </w:r>
-    </w:p>
-    <w:p>
-      <w:r>
-        <w:t>________________________________________________________________</w:t>
-      </w:r>
-    </w:p>
-    <w:p>
-      <w:r>
-        <w:t>________________________________________________________________</w:t>
-      </w:r>
-    </w:p>
-    <w:p>
-      <w:r>
-        <w:t>________________________________________________________________</w:t>
-      </w:r>
-    </w:p>
-    <w:p>
-      <w:r>
-        <w:t>________________________________________________________________</w:t>
-      </w:r>
-    </w:p>
-    <w:p>
-      <w:r>
-        <w:t>________________________________________________________________</w:t>
-      </w:r>
-    </w:p>
-    <w:p>
-      <w:pPr>
-        <w:pStyle w:val="Heading1"/>
-      </w:pPr>
-      <w:r>
-        <w:t>11. Feedback, return check and learning record</w:t>
-      </w:r>
-    </w:p>
-    <w:p>
-      <w:r>
-        <w:t>Record the first repaired step and a different case to revisit after a delay.</w:t>
+        <w:t>11. Feedback · Repair and return</w:t>
+      </w:r>
+    </w:p>
+    <w:p>
+      <w:r>
+        <w:t>Keep this task’s inputs,rule and response together.</w:t>
+      </w:r>
+    </w:p>
+    <w:p>
+      <w:pPr>
+        <w:pStyle w:val="Heading2"/>
+      </w:pPr>
+      <w:r>
+        <w:t>Complete task and evidence</w:t>
       </w:r>
     </w:p>
     <w:tbl>
@@ -1106,12 +1042,9 @@
     </w:tbl>
     <w:p>
       <w:pPr>
-        <w:spacing w:line="336" w:lineRule="auto" w:after="180"/>
-      </w:pPr>
-      <w:r>
-        <w:rPr>
-          <w:b w:val="0"/>
-        </w:rPr>
+        <w:pStyle w:val="ListBullet"/>
+      </w:pPr>
+      <w:r>
         <w:t>Revisit this idea with your teacher after a delay. Familiarity is different from explaining and using it on a changed case.</w:t>
       </w:r>
     </w:p>
@@ -1120,46 +1053,358 @@
         <w:pStyle w:val="Heading1"/>
       </w:pPr>
       <w:r>
-        <w:t>12. Pictorial case practice: Independent reproduction check</w:t>
-      </w:r>
-    </w:p>
-    <w:p>
-      <w:r>
-        <w:t>An independent rerun with a disagreement. A second team follows the saved protocol on the same fixed data and obtains a different score. Explain the labelled step before checking the changed condition.</w:t>
-      </w:r>
-    </w:p>
-    <w:p>
-      <w:pPr>
-        <w:spacing w:line="336" w:lineRule="auto" w:after="180"/>
-      </w:pPr>
-      <w:r>
-        <w:rPr>
-          <w:b w:val="0"/>
-        </w:rPr>
+        <w:t>Reference bank and extra practice</w:t>
+      </w:r>
+    </w:p>
+    <w:p>
+      <w:pPr>
+        <w:pStyle w:val="Heading1"/>
+      </w:pPr>
+      <w:r>
+        <w:t>02. Reference · Supported W2 record</w:t>
+      </w:r>
+    </w:p>
+    <w:p>
+      <w:r>
+        <w:t>Keep this task’s inputs,rule and response together.</w:t>
+      </w:r>
+    </w:p>
+    <w:p>
+      <w:pPr>
+        <w:pStyle w:val="Heading2"/>
+      </w:pPr>
+      <w:r>
+        <w:t>Complete task and evidence</w:t>
+      </w:r>
+    </w:p>
+    <w:p>
+      <w:pPr>
+        <w:pStyle w:val="ListBullet"/>
+      </w:pPr>
+      <w:r>
+        <w:t>Use W2: Trace the worked case for Independent reproduction check. Record the answer once; the lesson and workbook refer to the same attempt.</w:t>
+      </w:r>
+    </w:p>
+    <w:tbl>
+      <w:tblPr>
+        <w:tblStyle w:val="LightShading-Accent1"/>
+        <w:tblW w:type="auto" w:w="0"/>
+        <w:tblLook w:firstColumn="1" w:firstRow="1" w:lastColumn="0" w:lastRow="0" w:noHBand="0" w:noVBand="1" w:val="04A0"/>
+      </w:tblPr>
+      <w:tblGrid>
+        <w:gridCol w:w="2556"/>
+        <w:gridCol w:w="2556"/>
+        <w:gridCol w:w="2556"/>
+        <w:gridCol w:w="2556"/>
+      </w:tblGrid>
+      <w:tr>
+        <w:trPr>
+          <w:tblHeader/>
+        </w:trPr>
+        <w:tc>
+          <w:tcPr>
+            <w:tcW w:type="dxa" w:w="2556"/>
+          </w:tcPr>
+          <w:p>
+            <w:r>
+              <w:t>Given inputs</w:t>
+            </w:r>
+          </w:p>
+        </w:tc>
+        <w:tc>
+          <w:tcPr>
+            <w:tcW w:type="dxa" w:w="2556"/>
+          </w:tcPr>
+          <w:p>
+            <w:r>
+              <w:t>Procedure I chose</w:t>
+            </w:r>
+          </w:p>
+        </w:tc>
+        <w:tc>
+          <w:tcPr>
+            <w:tcW w:type="dxa" w:w="2556"/>
+          </w:tcPr>
+          <w:p>
+            <w:r>
+              <w:t>Middle steps</w:t>
+            </w:r>
+          </w:p>
+        </w:tc>
+        <w:tc>
+          <w:tcPr>
+            <w:tcW w:type="dxa" w:w="2556"/>
+          </w:tcPr>
+          <w:p>
+            <w:r>
+              <w:t>Result and check</w:t>
+            </w:r>
+          </w:p>
+        </w:tc>
+      </w:tr>
+      <w:tr>
+        <w:tc>
+          <w:tcPr>
+            <w:tcW w:type="dxa" w:w="2556"/>
+          </w:tcPr>
+          <w:p>
+            <w:r/>
+          </w:p>
+        </w:tc>
+        <w:tc>
+          <w:tcPr>
+            <w:tcW w:type="dxa" w:w="2556"/>
+          </w:tcPr>
+          <w:p>
+            <w:r/>
+          </w:p>
+        </w:tc>
+        <w:tc>
+          <w:tcPr>
+            <w:tcW w:type="dxa" w:w="2556"/>
+          </w:tcPr>
+          <w:p>
+            <w:r/>
+          </w:p>
+        </w:tc>
+        <w:tc>
+          <w:tcPr>
+            <w:tcW w:type="dxa" w:w="2556"/>
+          </w:tcPr>
+          <w:p>
+            <w:r/>
+          </w:p>
+        </w:tc>
+      </w:tr>
+    </w:tbl>
+    <w:p>
+      <w:pPr>
+        <w:pStyle w:val="Heading3"/>
+      </w:pPr>
+      <w:r>
+        <w:t>The step I completed without help, and the hint I needed</w:t>
+      </w:r>
+    </w:p>
+    <w:p>
+      <w:r>
+        <w:t>________________________________________________________________</w:t>
+      </w:r>
+    </w:p>
+    <w:p>
+      <w:r>
+        <w:t>________________________________________________________________</w:t>
+      </w:r>
+    </w:p>
+    <w:p>
+      <w:r>
+        <w:t>________________________________________________________________</w:t>
+      </w:r>
+    </w:p>
+    <w:p>
+      <w:pPr>
+        <w:pStyle w:val="Heading1"/>
+      </w:pPr>
+      <w:r>
+        <w:t>03. Extra practice · Individual reasoning check</w:t>
+      </w:r>
+    </w:p>
+    <w:p>
+      <w:r>
+        <w:t>Keep this task’s inputs,rule and response together.</w:t>
+      </w:r>
+    </w:p>
+    <w:p>
+      <w:pPr>
+        <w:pStyle w:val="Heading2"/>
+      </w:pPr>
+      <w:r>
+        <w:t>Complete task and evidence</w:t>
+      </w:r>
+    </w:p>
+    <w:p>
+      <w:pPr>
+        <w:pStyle w:val="ListBullet"/>
+      </w:pPr>
+      <w:r>
+        <w:t>Use the worked case for Independent reproduction check. Proposed explanation: “The worked result establishes every future case”. Decide whether this explanation is supported. Point to the step or supplied fact that decides; explain your repair if needed.</w:t>
+      </w:r>
+    </w:p>
+    <w:p>
+      <w:pPr>
+        <w:pStyle w:val="Heading3"/>
+      </w:pPr>
+      <w:r>
+        <w:t>My explanation before partner discussion</w:t>
+      </w:r>
+    </w:p>
+    <w:p>
+      <w:r>
+        <w:t>________________________________________________________________</w:t>
+      </w:r>
+    </w:p>
+    <w:p>
+      <w:r>
+        <w:t>________________________________________________________________</w:t>
+      </w:r>
+    </w:p>
+    <w:p>
+      <w:r>
+        <w:t>________________________________________________________________</w:t>
+      </w:r>
+    </w:p>
+    <w:p>
+      <w:r>
+        <w:t>________________________________________________________________</w:t>
+      </w:r>
+    </w:p>
+    <w:p>
+      <w:pPr>
+        <w:pStyle w:val="Heading1"/>
+      </w:pPr>
+      <w:r>
+        <w:t>08. Reference · Earlier W4 response copy</w:t>
+      </w:r>
+    </w:p>
+    <w:p>
+      <w:r>
+        <w:t>Keep this task’s inputs,rule and response together.</w:t>
+      </w:r>
+    </w:p>
+    <w:p>
+      <w:pPr>
+        <w:pStyle w:val="Heading2"/>
+      </w:pPr>
+      <w:r>
+        <w:t>Complete task and evidence</w:t>
+      </w:r>
+    </w:p>
+    <w:p>
+      <w:pPr>
+        <w:pStyle w:val="ListBullet"/>
+      </w:pPr>
+      <w:r>
+        <w:t>Reproducer uses different validation split because no split IDs were provided. Diagnose.</w:t>
+      </w:r>
+    </w:p>
+    <w:p>
+      <w:pPr>
+        <w:pStyle w:val="Heading3"/>
+      </w:pPr>
+      <w:r>
+        <w:t>My reasoning and evidence</w:t>
+      </w:r>
+    </w:p>
+    <w:p>
+      <w:r>
+        <w:t>________________________________________________________________</w:t>
+      </w:r>
+    </w:p>
+    <w:p>
+      <w:r>
+        <w:t>________________________________________________________________</w:t>
+      </w:r>
+    </w:p>
+    <w:p>
+      <w:r>
+        <w:t>________________________________________________________________</w:t>
+      </w:r>
+    </w:p>
+    <w:p>
+      <w:r>
+        <w:t>________________________________________________________________</w:t>
+      </w:r>
+    </w:p>
+    <w:p>
+      <w:r>
+        <w:t>________________________________________________________________</w:t>
+      </w:r>
+    </w:p>
+    <w:p>
+      <w:r>
+        <w:t>________________________________________________________________</w:t>
+      </w:r>
+    </w:p>
+    <w:p>
+      <w:r>
+        <w:t>________________________________________________________________</w:t>
+      </w:r>
+    </w:p>
+    <w:p>
+      <w:r>
+        <w:t>________________________________________________________________</w:t>
+      </w:r>
+    </w:p>
+    <w:p>
+      <w:pPr>
+        <w:pStyle w:val="Heading1"/>
+      </w:pPr>
+      <w:r>
+        <w:t>12. Extra practice · Pictured case</w:t>
+      </w:r>
+    </w:p>
+    <w:p>
+      <w:r>
+        <w:t>Keep this task’s inputs,rule and response together.</w:t>
+      </w:r>
+    </w:p>
+    <w:p>
+      <w:pPr>
+        <w:pStyle w:val="Heading2"/>
+      </w:pPr>
+      <w:r>
+        <w:t>Complete task and evidence</w:t>
+      </w:r>
+    </w:p>
+    <w:p>
+      <w:r>
+        <w:drawing>
+          <wp:inline xmlns:a="http://schemas.openxmlformats.org/drawingml/2006/main" xmlns:pic="http://schemas.openxmlformats.org/drawingml/2006/picture">
+            <wp:extent cx="5486400" cy="3029913"/>
+            <wp:docPr id="1" name="Picture 1" descr="Original supplied correctness count is five of six; rerun is four of six. Q3 is the only scoring disagreement. Inspect saved output, reference label and rubric. If Q3’s file is missing, verification remains unresolved. No new model outputs are generated."/>
+            <wp:cNvGraphicFramePr>
+              <a:graphicFrameLocks noChangeAspect="1"/>
+            </wp:cNvGraphicFramePr>
+            <a:graphic>
+              <a:graphicData uri="http://schemas.openxmlformats.org/drawingml/2006/picture">
+                <pic:pic>
+                  <pic:nvPicPr>
+                    <pic:cNvPr id="0" name="ai-7-33-scoring-disagreement.png"/>
+                    <pic:cNvPicPr/>
+                  </pic:nvPicPr>
+                  <pic:blipFill>
+                    <a:blip r:embed="rId9"/>
+                    <a:stretch>
+                      <a:fillRect/>
+                    </a:stretch>
+                  </pic:blipFill>
+                  <pic:spPr>
+                    <a:xfrm>
+                      <a:off x="0" y="0"/>
+                      <a:ext cx="5486400" cy="3029913"/>
+                    </a:xfrm>
+                    <a:prstGeom prst="rect"/>
+                  </pic:spPr>
+                </pic:pic>
+              </a:graphicData>
+            </a:graphic>
+          </wp:inline>
+        </w:drawing>
+      </w:r>
+    </w:p>
+    <w:p>
+      <w:pPr>
+        <w:pStyle w:val="ListBullet"/>
+      </w:pPr>
+      <w:r>
         <w:t>An independent rerun with a disagreement. A second team follows the saved protocol on the same fixed data and obtains a different score.</w:t>
       </w:r>
     </w:p>
     <w:p>
       <w:pPr>
-        <w:spacing w:line="336" w:lineRule="auto" w:after="180"/>
-      </w:pPr>
-      <w:r>
-        <w:rPr>
-          <w:b w:val="0"/>
-        </w:rPr>
-        <w:t xml:space="preserve">Original correct count is 5/6. Rerun is 4/6. Case Q3 is the only scoring disagreement. No new model </w:t>
-      </w:r>
-      <w:r>
-        <w:rPr>
-          <w:b/>
-        </w:rPr>
-        <w:t>output</w:t>
-      </w:r>
-      <w:r>
-        <w:rPr>
-          <w:b w:val="0"/>
-        </w:rPr>
-        <w:t>s are generated.</w:t>
+        <w:pStyle w:val="ListBullet"/>
+      </w:pPr>
+      <w:r>
+        <w:t>Original correct count is 5/6. Rerun is 4/6. Case Q3 is the only scoring disagreement. No new model outputs are generated.</w:t>
       </w:r>
     </w:p>
     <w:p>
@@ -1167,7 +1412,7 @@
         <w:drawing>
           <wp:inline xmlns:a="http://schemas.openxmlformats.org/drawingml/2006/main" xmlns:pic="http://schemas.openxmlformats.org/drawingml/2006/picture">
             <wp:extent cx="5486400" cy="5185229"/>
-            <wp:docPr id="1" name="Picture 1" descr="Independent reproduction check. Compare exact artefacts: Verify data and rubric versions before changing the result.. Locate disagreement: The score difference is concentrated in Q3.. Resolve by the rubric: Inspect Q3’s saved answer and rule; document whichever scoring decision is justified."/>
+            <wp:docPr id="2" name="Picture 2" descr="Independent reproduction check. Compare exact artefacts: Verify data and rubric versions before changing the result.. Locate disagreement: The score difference is concentrated in Q3.. Resolve by the rubric: Inspect Q3’s saved answer and rule; document whichever scoring decision is justified."/>
             <wp:cNvGraphicFramePr>
               <a:graphicFrameLocks noChangeAspect="1"/>
             </wp:cNvGraphicFramePr>
@@ -1179,7 +1424,7 @@
                     <pic:cNvPicPr/>
                   </pic:nvPicPr>
                   <pic:blipFill>
-                    <a:blip r:embed="rId9"/>
+                    <a:blip r:embed="rId10"/>
                     <a:stretch>
                       <a:fillRect/>
                     </a:stretch>
@@ -1200,13 +1445,9 @@
     </w:p>
     <w:p>
       <w:pPr>
-        <w:spacing w:line="336" w:lineRule="auto" w:after="180"/>
-        <w:shd w:fill="F5F1FB"/>
-      </w:pPr>
-      <w:r>
-        <w:rPr>
-          <w:b w:val="0"/>
-        </w:rPr>
+        <w:pStyle w:val="ListBullet"/>
+      </w:pPr>
+      <w:r>
         <w:t>Locate the Q3 scoring disagreement between 5/6 and 4/6. What should the teams inspect before choosing a score, and what limitation follows if the saved Q3 file is missing?</w:t>
       </w:r>
     </w:p>
@@ -1250,56 +1491,18 @@
     </w:p>
     <w:p>
       <w:pPr>
-        <w:pStyle w:val="Heading3"/>
-      </w:pPr>
-      <w:r>
-        <w:t>Record the help used</w:t>
-      </w:r>
-    </w:p>
-    <w:p>
-      <w:pPr>
-        <w:spacing w:line="336" w:lineRule="auto" w:after="180"/>
-        <w:shd w:fill="F1F6F8"/>
-      </w:pPr>
-      <w:r>
-        <w:rPr>
-          <w:b w:val="0"/>
-        </w:rPr>
-        <w:t xml:space="preserve">Support used: alone / hint / worked example. This record is practice </w:t>
-      </w:r>
-      <w:r>
-        <w:rPr>
-          <w:b/>
-        </w:rPr>
-        <w:t>evidence</w:t>
-      </w:r>
-      <w:r>
-        <w:rPr>
-          <w:b w:val="0"/>
-        </w:rPr>
-        <w:t>.</w:t>
-      </w:r>
-    </w:p>
-    <w:p>
-      <w:pPr>
-        <w:spacing w:line="336" w:lineRule="auto" w:after="180"/>
-      </w:pPr>
-      <w:r>
-        <w:rPr>
-          <w:b w:val="0"/>
-        </w:rPr>
-        <w:t>Project connection: For the Reproducible AI Research Study, retain an annotated worked trace and the changed-case reasoning.</w:t>
-      </w:r>
-    </w:p>
-    <w:p>
-      <w:pPr>
-        <w:spacing w:line="336" w:lineRule="auto" w:after="180"/>
-      </w:pPr>
-      <w:r>
-        <w:rPr>
-          <w:b w:val="0"/>
-        </w:rPr>
-        <w:t>Connect the claim to its records, units and assumptions so another investigator can challenge or reproduce it.</w:t>
+        <w:pStyle w:val="ListBullet"/>
+      </w:pPr>
+      <w:r>
+        <w:t>Support used: alone / hint / worked example. This record is practice evidence.</w:t>
+      </w:r>
+    </w:p>
+    <w:p>
+      <w:pPr>
+        <w:pStyle w:val="ListBullet"/>
+      </w:pPr>
+      <w:r>
+        <w:t>Project connection: For the Reproducible AI Research Study, retain an annotated worked trace and the changed-case reasoning. Connect the claim to its records, units and assumptions so another investigator can challenge or reproduce it.</w:t>
       </w:r>
     </w:p>
     <w:p>
@@ -1307,56 +1510,43 @@
         <w:pStyle w:val="Heading1"/>
       </w:pPr>
       <w:r>
-        <w:t>13. Project portfolio milestone</w:t>
-      </w:r>
-    </w:p>
-    <w:p>
-      <w:r>
-        <w:t>Keep this week’s input, deciding step, result and limit together in the Reproducible AI Research Study record.</w:t>
-      </w:r>
-    </w:p>
-    <w:p>
-      <w:pPr>
-        <w:spacing w:line="336" w:lineRule="auto" w:after="180"/>
-      </w:pPr>
-      <w:r>
-        <w:rPr>
-          <w:b w:val="0"/>
-        </w:rPr>
+        <w:t>13. Reference · Project milestone</w:t>
+      </w:r>
+    </w:p>
+    <w:p>
+      <w:r>
+        <w:t>Keep this task’s inputs,rule and response together.</w:t>
+      </w:r>
+    </w:p>
+    <w:p>
+      <w:pPr>
+        <w:pStyle w:val="Heading2"/>
+      </w:pPr>
+      <w:r>
+        <w:t>Complete task and evidence</w:t>
+      </w:r>
+    </w:p>
+    <w:p>
+      <w:pPr>
+        <w:pStyle w:val="ListBullet"/>
+      </w:pPr>
+      <w:r>
         <w:t>Project: Reproducible AI Research Study</w:t>
       </w:r>
     </w:p>
     <w:p>
       <w:pPr>
-        <w:spacing w:line="336" w:lineRule="auto" w:after="180"/>
-      </w:pPr>
-      <w:r>
-        <w:rPr>
-          <w:b w:val="0"/>
-        </w:rPr>
-        <w:t xml:space="preserve">Current milestone: Present and defend. Demonstrate the system, explain one failure and justify the next improvement with </w:t>
-      </w:r>
-      <w:r>
-        <w:rPr>
-          <w:b/>
-        </w:rPr>
-        <w:t>evidence</w:t>
-      </w:r>
-      <w:r>
-        <w:rPr>
-          <w:b w:val="0"/>
-        </w:rPr>
-        <w:t>.</w:t>
-      </w:r>
-    </w:p>
-    <w:p>
-      <w:pPr>
-        <w:spacing w:line="336" w:lineRule="auto" w:after="180"/>
-      </w:pPr>
-      <w:r>
-        <w:rPr>
-          <w:b w:val="0"/>
-        </w:rPr>
+        <w:pStyle w:val="ListBullet"/>
+      </w:pPr>
+      <w:r>
+        <w:t>Current milestone: Present and defend. Demonstrate the system, explain one failure and justify the next improvement with evidence.</w:t>
+      </w:r>
+    </w:p>
+    <w:p>
+      <w:pPr>
+        <w:pStyle w:val="ListBullet"/>
+      </w:pPr>
+      <w:r>
         <w:t>For the Reproducible AI Research Study, retain an annotated worked trace and the changed-case reasoning. Connect the claim to its records, units and assumptions so another investigator can challenge or reproduce it.</w:t>
       </w:r>
     </w:p>
@@ -1514,12 +1704,432 @@
         <w:pStyle w:val="Heading1"/>
       </w:pPr>
       <w:r>
-        <w:t>14. Supported practice and learning evidence</w:t>
-      </w:r>
-    </w:p>
-    <w:p>
-      <w:r>
-        <w:t>Try the supported questions before comparing with hints and feedback. Record what you repaired and the evidence you retained.</w:t>
+        <w:t>14. Extra practice · Predict,check and repair</w:t>
+      </w:r>
+    </w:p>
+    <w:p>
+      <w:r>
+        <w:t>Keep supported feedback separate from the independent case.</w:t>
+      </w:r>
+    </w:p>
+    <w:p>
+      <w:pPr>
+        <w:pStyle w:val="Heading2"/>
+      </w:pPr>
+      <w:r>
+        <w:t>First supported question and optional hint</w:t>
+      </w:r>
+    </w:p>
+    <w:p>
+      <w:pPr>
+        <w:pStyle w:val="ListBullet"/>
+      </w:pPr>
+      <w:r>
+        <w:t>An independent rerun with a disagreement. A second team follows the saved protocol on the same fixed data and obtains a different score.</w:t>
+      </w:r>
+    </w:p>
+    <w:p>
+      <w:pPr>
+        <w:pStyle w:val="Heading3"/>
+      </w:pPr>
+      <w:r>
+        <w:t>Practice 1: explain the deciding evidence</w:t>
+      </w:r>
+    </w:p>
+    <w:p>
+      <w:pPr>
+        <w:pStyle w:val="ListBullet"/>
+      </w:pPr>
+      <w:r>
+        <w:t>Which labelled step matches this detail? Inspect Q3’s saved answer and rule; document whichever scoring decision is justified.</w:t>
+      </w:r>
+    </w:p>
+    <w:p>
+      <w:pPr>
+        <w:pStyle w:val="ListBullet"/>
+      </w:pPr>
+      <w:r>
+        <w:t>1. Resolve by the rubric</w:t>
+      </w:r>
+    </w:p>
+    <w:p>
+      <w:pPr>
+        <w:pStyle w:val="ListBullet"/>
+      </w:pPr>
+      <w:r>
+        <w:t>2. Compare exact artefacts</w:t>
+      </w:r>
+    </w:p>
+    <w:p>
+      <w:pPr>
+        <w:pStyle w:val="ListBullet"/>
+      </w:pPr>
+      <w:r>
+        <w:t>3. Locate disagreement</w:t>
+      </w:r>
+    </w:p>
+    <w:p>
+      <w:pPr>
+        <w:pStyle w:val="Heading3"/>
+      </w:pPr>
+      <w:r>
+        <w:t>My selected conclusion, deciding fact and explanation</w:t>
+      </w:r>
+    </w:p>
+    <w:p>
+      <w:r>
+        <w:t>________________________________________________________________</w:t>
+      </w:r>
+    </w:p>
+    <w:p>
+      <w:r>
+        <w:t>________________________________________________________________</w:t>
+      </w:r>
+    </w:p>
+    <w:p>
+      <w:r>
+        <w:t>________________________________________________________________</w:t>
+      </w:r>
+    </w:p>
+    <w:p>
+      <w:r>
+        <w:t>________________________________________________________________</w:t>
+      </w:r>
+    </w:p>
+    <w:p>
+      <w:r>
+        <w:t>________________________________________________________________</w:t>
+      </w:r>
+    </w:p>
+    <w:p>
+      <w:pPr>
+        <w:pStyle w:val="ListBullet"/>
+      </w:pPr>
+      <w:r>
+        <w:t>Hint if needed: Read the steps in the pictorial case. Match the supplied detail to the stage that performs or records it.</w:t>
+      </w:r>
+    </w:p>
+    <w:p>
+      <w:pPr>
+        <w:pStyle w:val="Heading2"/>
+      </w:pPr>
+      <w:r>
+        <w:t>Check after the first attempt · reference / check after trying</w:t>
+      </w:r>
+    </w:p>
+    <w:p>
+      <w:pPr>
+        <w:spacing w:line="336" w:lineRule="auto" w:after="180"/>
+      </w:pPr>
+      <w:r>
+        <w:rPr>
+          <w:b w:val="0"/>
+        </w:rPr>
+        <w:t>After your attempt, compare with the supported explanation: Resolve by the rubric Inspect Q3’s saved answer and rule; document whichever scoring decision is justified.</w:t>
+      </w:r>
+    </w:p>
+    <w:p>
+      <w:pPr>
+        <w:spacing w:line="336" w:lineRule="auto" w:after="180"/>
+      </w:pPr>
+      <w:r>
+        <w:rPr>
+          <w:b w:val="0"/>
+        </w:rPr>
+        <w:t>An independent reproduction check can uncover interpretation or implementation differences. Do not average incompatible scores or simply choose the higher one.</w:t>
+      </w:r>
+    </w:p>
+    <w:p>
+      <w:pPr>
+        <w:pStyle w:val="Heading2"/>
+      </w:pPr>
+      <w:r>
+        <w:t>Changed-case question and optional hint</w:t>
+      </w:r>
+    </w:p>
+    <w:p>
+      <w:pPr>
+        <w:pStyle w:val="Heading3"/>
+      </w:pPr>
+      <w:r>
+        <w:t>Practice 2: explain the deciding evidence</w:t>
+      </w:r>
+    </w:p>
+    <w:p>
+      <w:pPr>
+        <w:pStyle w:val="ListBullet"/>
+      </w:pPr>
+      <w:r>
+        <w:t>Changed-case practice: Q3’s saved file is missing from the archive. Which conclusion is supported by the supplied facts?</w:t>
+      </w:r>
+    </w:p>
+    <w:p>
+      <w:pPr>
+        <w:pStyle w:val="ListBullet"/>
+      </w:pPr>
+      <w:r>
+        <w:t>1. We can decide the result without examining the changed input or the procedure.</w:t>
+      </w:r>
+    </w:p>
+    <w:p>
+      <w:pPr>
+        <w:pStyle w:val="ListBullet"/>
+      </w:pPr>
+      <w:r>
+        <w:t>2. Mark exact reproduction incomplete until the required artefact is recovered or the limitation disclosed.</w:t>
+      </w:r>
+    </w:p>
+    <w:p>
+      <w:pPr>
+        <w:pStyle w:val="ListBullet"/>
+      </w:pPr>
+      <w:r>
+        <w:t>3. This one example guarantees correct results for every future input.</w:t>
+      </w:r>
+    </w:p>
+    <w:p>
+      <w:pPr>
+        <w:pStyle w:val="Heading3"/>
+      </w:pPr>
+      <w:r>
+        <w:t>My selected conclusion, deciding fact and explanation</w:t>
+      </w:r>
+    </w:p>
+    <w:p>
+      <w:r>
+        <w:t>________________________________________________________________</w:t>
+      </w:r>
+    </w:p>
+    <w:p>
+      <w:r>
+        <w:t>________________________________________________________________</w:t>
+      </w:r>
+    </w:p>
+    <w:p>
+      <w:r>
+        <w:t>________________________________________________________________</w:t>
+      </w:r>
+    </w:p>
+    <w:p>
+      <w:r>
+        <w:t>________________________________________________________________</w:t>
+      </w:r>
+    </w:p>
+    <w:p>
+      <w:r>
+        <w:t>________________________________________________________________</w:t>
+      </w:r>
+    </w:p>
+    <w:p>
+      <w:pPr>
+        <w:pStyle w:val="ListBullet"/>
+      </w:pPr>
+      <w:r>
+        <w:t>Hint if needed: Use the changed condition and the deciding step in the pictorial trace. The answer must say what follows from those facts.</w:t>
+      </w:r>
+    </w:p>
+    <w:p>
+      <w:pPr>
+        <w:pStyle w:val="Heading2"/>
+      </w:pPr>
+      <w:r>
+        <w:t>Check after the changed attempt · reference / check after trying</w:t>
+      </w:r>
+    </w:p>
+    <w:p>
+      <w:pPr>
+        <w:spacing w:line="336" w:lineRule="auto" w:after="180"/>
+      </w:pPr>
+      <w:r>
+        <w:rPr>
+          <w:b w:val="0"/>
+        </w:rPr>
+        <w:t>After your attempt, compare with the supported explanation: Mark exact reproduction incomplete until the required artefact is recovered or the limitation disclosed. A missing record prevents checking the contested decision.</w:t>
+      </w:r>
+    </w:p>
+    <w:p>
+      <w:pPr>
+        <w:pStyle w:val="Heading2"/>
+      </w:pPr>
+      <w:r>
+        <w:t>Repair and retain the record</w:t>
+      </w:r>
+    </w:p>
+    <w:p>
+      <w:pPr>
+        <w:spacing w:line="336" w:lineRule="auto" w:after="180"/>
+      </w:pPr>
+      <w:r>
+        <w:rPr>
+          <w:b w:val="0"/>
+        </w:rPr>
+        <w:t xml:space="preserve">Review Peer review and response (ai-7/32). Goal: Explain the </w:t>
+      </w:r>
+      <w:r>
+        <w:rPr>
+          <w:b/>
+        </w:rPr>
+        <w:t>mechanism</w:t>
+      </w:r>
+      <w:r>
+        <w:rPr>
+          <w:b w:val="0"/>
+        </w:rPr>
+        <w:t xml:space="preserve"> and terminology of peer review and response. Short practice: Count photos and underlying plants in the reviewer’s concern.</w:t>
+      </w:r>
+    </w:p>
+    <w:p>
+      <w:pPr>
+        <w:spacing w:line="336" w:lineRule="auto" w:after="180"/>
+      </w:pPr>
+      <w:r>
+        <w:rPr>
+          <w:b w:val="0"/>
+        </w:rPr>
+        <w:t>What analysis assumption needs revision, and why does changing only the word photos to plants fail to repair it?. Return to this week and explain what you changed.</w:t>
+      </w:r>
+    </w:p>
+    <w:p>
+      <w:pPr>
+        <w:spacing w:line="336" w:lineRule="auto" w:after="180"/>
+      </w:pPr>
+      <w:r>
+        <w:rPr>
+          <w:b w:val="0"/>
+        </w:rPr>
+        <w:t xml:space="preserve">Review Writing the methods section (ai-7/30). Goal: Explain the </w:t>
+      </w:r>
+      <w:r>
+        <w:rPr>
+          <w:b/>
+        </w:rPr>
+        <w:t>mechanism</w:t>
+      </w:r>
+      <w:r>
+        <w:rPr>
+          <w:b w:val="0"/>
+        </w:rPr>
+        <w:t xml:space="preserve"> and terminology of writing the methods section. Short practice: Apply the inclusive four-character rule to oak, pine and willow.</w:t>
+      </w:r>
+    </w:p>
+    <w:p>
+      <w:pPr>
+        <w:spacing w:line="336" w:lineRule="auto" w:after="180"/>
+      </w:pPr>
+      <w:r>
+        <w:rPr>
+          <w:b w:val="0"/>
+        </w:rPr>
+        <w:t>Which label changes under greater-than-four, and what method detail allows another team to reproduce the distinction?. Return to this week and explain what you changed.</w:t>
+      </w:r>
+    </w:p>
+    <w:p>
+      <w:pPr>
+        <w:spacing w:line="336" w:lineRule="auto" w:after="180"/>
+      </w:pPr>
+      <w:r>
+        <w:rPr>
+          <w:b w:val="0"/>
+        </w:rPr>
+        <w:t xml:space="preserve">Review Robustness across conditions (ai-7/27). Goal: Explain the </w:t>
+      </w:r>
+      <w:r>
+        <w:rPr>
+          <w:b/>
+        </w:rPr>
+        <w:t>mechanism</w:t>
+      </w:r>
+      <w:r>
+        <w:rPr>
+          <w:b w:val="0"/>
+        </w:rPr>
+        <w:t xml:space="preserve"> and terminology of robustness across conditions. Short practice: Calculate indoor, outdoor and combined rates.</w:t>
+      </w:r>
+    </w:p>
+    <w:p>
+      <w:pPr>
+        <w:spacing w:line="336" w:lineRule="auto" w:after="180"/>
+      </w:pPr>
+      <w:r>
+        <w:rPr>
+          <w:b w:val="0"/>
+        </w:rPr>
+        <w:t>Which relevant weakness disappears from view when only the combined rate is reported?. Return to this week and explain what you changed.</w:t>
+      </w:r>
+    </w:p>
+    <w:p>
+      <w:pPr>
+        <w:spacing w:line="336" w:lineRule="auto" w:after="180"/>
+      </w:pPr>
+      <w:r>
+        <w:rPr>
+          <w:b w:val="0"/>
+        </w:rPr>
+        <w:t xml:space="preserve">Use Download completed work in the hosted lesson to export your answers, reflections, practice feedback and code-run </w:t>
+      </w:r>
+      <w:r>
+        <w:rPr>
+          <w:b/>
+        </w:rPr>
+        <w:t>evidence</w:t>
+      </w:r>
+      <w:r>
+        <w:rPr>
+          <w:b w:val="0"/>
+        </w:rPr>
+        <w:t>. Open the HTML copy to read or print it.</w:t>
+      </w:r>
+    </w:p>
+    <w:p>
+      <w:pPr>
+        <w:spacing w:line="336" w:lineRule="auto" w:after="180"/>
+      </w:pPr>
+      <w:r>
+        <w:rPr>
+          <w:b w:val="0"/>
+        </w:rPr>
+        <w:t>Drafts stay in this browser when storage is available; clear drafts on a shared device.</w:t>
+      </w:r>
+    </w:p>
+    <w:p>
+      <w:pPr>
+        <w:pStyle w:val="Heading3"/>
+      </w:pPr>
+      <w:r>
+        <w:t>What I repaired, the evidence I kept and the next test</w:t>
+      </w:r>
+    </w:p>
+    <w:p>
+      <w:r>
+        <w:t>________________________________________________________________</w:t>
+      </w:r>
+    </w:p>
+    <w:p>
+      <w:r>
+        <w:t>________________________________________________________________</w:t>
+      </w:r>
+    </w:p>
+    <w:p>
+      <w:r>
+        <w:t>________________________________________________________________</w:t>
+      </w:r>
+    </w:p>
+    <w:p>
+      <w:r>
+        <w:t>________________________________________________________________</w:t>
+      </w:r>
+    </w:p>
+    <w:p>
+      <w:r>
+        <w:t>________________________________________________________________</w:t>
+      </w:r>
+    </w:p>
+    <w:p>
+      <w:pPr>
+        <w:pStyle w:val="Heading2"/>
+      </w:pPr>
+      <w:r>
+        <w:t>Earlier wording, alternatives and picture transcripts · reference / check after trying</w:t>
       </w:r>
     </w:p>
     <w:p>
@@ -1535,68 +2145,10 @@
     </w:p>
     <w:p>
       <w:pPr>
-        <w:spacing w:line="336" w:lineRule="auto" w:after="180"/>
-      </w:pPr>
-      <w:r>
-        <w:rPr>
-          <w:b w:val="0"/>
-        </w:rPr>
-        <w:t>An independent rerun with a disagreement. A second team follows the saved protocol on the same fixed data and obtains a different score.</w:t>
-      </w:r>
-    </w:p>
-    <w:p>
-      <w:pPr>
         <w:pStyle w:val="Heading3"/>
       </w:pPr>
       <w:r>
-        <w:t>Practice 1: explain the deciding evidence</w:t>
-      </w:r>
-    </w:p>
-    <w:p>
-      <w:pPr>
-        <w:spacing w:line="336" w:lineRule="auto" w:after="180"/>
-      </w:pPr>
-      <w:r>
-        <w:rPr>
-          <w:b w:val="0"/>
-        </w:rPr>
-        <w:t>Which labelled step matches this detail? Inspect Q3’s saved answer and rule; document whichever scoring decision is justified.</w:t>
-      </w:r>
-    </w:p>
-    <w:p>
-      <w:pPr>
-        <w:spacing w:line="336" w:lineRule="auto" w:after="180"/>
-        <w:shd w:fill="F4F9FC"/>
-      </w:pPr>
-      <w:r>
-        <w:rPr>
-          <w:b w:val="0"/>
-        </w:rPr>
-        <w:t>1. Resolve by the rubric</w:t>
-      </w:r>
-    </w:p>
-    <w:p>
-      <w:pPr>
-        <w:spacing w:line="336" w:lineRule="auto" w:after="180"/>
-        <w:shd w:fill="F4F9FC"/>
-      </w:pPr>
-      <w:r>
-        <w:rPr>
-          <w:b w:val="0"/>
-        </w:rPr>
-        <w:t>2. Compare exact artefacts</w:t>
-      </w:r>
-    </w:p>
-    <w:p>
-      <w:pPr>
-        <w:spacing w:line="336" w:lineRule="auto" w:after="180"/>
-        <w:shd w:fill="F4F9FC"/>
-      </w:pPr>
-      <w:r>
-        <w:rPr>
-          <w:b w:val="0"/>
-        </w:rPr>
-        <w:t>3. Locate disagreement</w:t>
+        <w:t>Repair a missing building block</w:t>
       </w:r>
     </w:p>
     <w:p>
@@ -1604,448 +2156,25 @@
         <w:pStyle w:val="Heading3"/>
       </w:pPr>
       <w:r>
-        <w:t>My selected conclusion, deciding fact and explanation</w:t>
-      </w:r>
-    </w:p>
-    <w:p>
-      <w:r>
-        <w:t>________________________________________________________________</w:t>
-      </w:r>
-    </w:p>
-    <w:p>
-      <w:r>
-        <w:t>________________________________________________________________</w:t>
-      </w:r>
-    </w:p>
-    <w:p>
-      <w:r>
-        <w:t>________________________________________________________________</w:t>
-      </w:r>
-    </w:p>
-    <w:p>
-      <w:r>
-        <w:t>________________________________________________________________</w:t>
-      </w:r>
-    </w:p>
-    <w:p>
-      <w:r>
-        <w:t>________________________________________________________________</w:t>
-      </w:r>
-    </w:p>
-    <w:p>
-      <w:pPr>
-        <w:pStyle w:val="Heading3"/>
-      </w:pPr>
-      <w:r>
-        <w:t>Hint · try first</w:t>
-      </w:r>
-    </w:p>
-    <w:p>
-      <w:pPr>
-        <w:spacing w:line="336" w:lineRule="auto" w:after="180"/>
-        <w:shd w:fill="F1F6F8"/>
-      </w:pPr>
-      <w:r>
-        <w:rPr>
-          <w:b w:val="0"/>
-        </w:rPr>
-        <w:t>Hint if needed: Read the steps in the pictorial case. Match the supplied detail to the stage that performs or records it.</w:t>
-      </w:r>
-    </w:p>
-    <w:p>
-      <w:pPr>
-        <w:pStyle w:val="Heading3"/>
-      </w:pPr>
-      <w:r>
-        <w:t>Feedback · compare after trying</w:t>
-      </w:r>
-    </w:p>
-    <w:p>
-      <w:pPr>
-        <w:spacing w:line="336" w:lineRule="auto" w:after="180"/>
-        <w:shd w:fill="F1F6FC"/>
-      </w:pPr>
-      <w:r>
-        <w:rPr>
-          <w:b w:val="0"/>
-        </w:rPr>
-        <w:t>After your attempt, compare with the supported explanation: Resolve by the rubric Inspect Q3’s saved answer and rule; document whichever scoring decision is justified.</w:t>
-      </w:r>
-    </w:p>
-    <w:p>
-      <w:pPr>
-        <w:spacing w:line="336" w:lineRule="auto" w:after="180"/>
-        <w:shd w:fill="F1F6FC"/>
-      </w:pPr>
-      <w:r>
-        <w:rPr>
-          <w:b w:val="0"/>
-        </w:rPr>
-        <w:t>An independent reproduction check can uncover interpretation or implementation differences. Do not average incompatible scores or simply choose the higher one.</w:t>
-      </w:r>
-    </w:p>
-    <w:p>
-      <w:pPr>
-        <w:pStyle w:val="Heading3"/>
-      </w:pPr>
-      <w:r>
-        <w:t>Practice 2: explain the deciding evidence</w:t>
-      </w:r>
-    </w:p>
-    <w:p>
-      <w:pPr>
-        <w:pStyle w:val="Heading3"/>
-      </w:pPr>
-      <w:r>
-        <w:t>Changed case · predict first</w:t>
-      </w:r>
-    </w:p>
-    <w:p>
-      <w:pPr>
-        <w:spacing w:line="336" w:lineRule="auto" w:after="180"/>
-        <w:shd w:fill="F5F1FB"/>
-      </w:pPr>
-      <w:r>
-        <w:rPr>
-          <w:b w:val="0"/>
-        </w:rPr>
-        <w:t>Changed-case practice: Q3’s saved file is missing from the archive. Which conclusion is supported by the supplied facts?</w:t>
-      </w:r>
-    </w:p>
-    <w:p>
-      <w:pPr>
-        <w:spacing w:line="336" w:lineRule="auto" w:after="180"/>
-        <w:shd w:fill="F4F9FC"/>
-      </w:pPr>
-      <w:r>
-        <w:rPr>
-          <w:b w:val="0"/>
-        </w:rPr>
-        <w:t xml:space="preserve">1. We can decide the result without examining the changed </w:t>
-      </w:r>
-      <w:r>
-        <w:rPr>
-          <w:b/>
-        </w:rPr>
-        <w:t>input</w:t>
-      </w:r>
-      <w:r>
-        <w:rPr>
-          <w:b w:val="0"/>
-        </w:rPr>
-        <w:t xml:space="preserve"> or the procedure.</w:t>
-      </w:r>
-    </w:p>
-    <w:p>
-      <w:pPr>
-        <w:spacing w:line="336" w:lineRule="auto" w:after="180"/>
-        <w:shd w:fill="F4F9FC"/>
-      </w:pPr>
-      <w:r>
-        <w:rPr>
-          <w:b w:val="0"/>
-        </w:rPr>
-        <w:t>2. Mark exact reproduction incomplete until the required artefact is recovered or the limitation disclosed.</w:t>
-      </w:r>
-    </w:p>
-    <w:p>
-      <w:pPr>
-        <w:spacing w:line="336" w:lineRule="auto" w:after="180"/>
-        <w:shd w:fill="F4F9FC"/>
-      </w:pPr>
-      <w:r>
-        <w:rPr>
-          <w:b w:val="0"/>
-        </w:rPr>
-        <w:t xml:space="preserve">3. This one example guarantees correct results for every future </w:t>
-      </w:r>
-      <w:r>
-        <w:rPr>
-          <w:b/>
-        </w:rPr>
-        <w:t>input</w:t>
-      </w:r>
-      <w:r>
-        <w:rPr>
-          <w:b w:val="0"/>
-        </w:rPr>
-        <w:t>.</w:t>
-      </w:r>
-    </w:p>
-    <w:p>
-      <w:pPr>
-        <w:pStyle w:val="Heading3"/>
-      </w:pPr>
-      <w:r>
-        <w:t>My selected conclusion, deciding fact and explanation</w:t>
-      </w:r>
-    </w:p>
-    <w:p>
-      <w:r>
-        <w:t>________________________________________________________________</w:t>
-      </w:r>
-    </w:p>
-    <w:p>
-      <w:r>
-        <w:t>________________________________________________________________</w:t>
-      </w:r>
-    </w:p>
-    <w:p>
-      <w:r>
-        <w:t>________________________________________________________________</w:t>
-      </w:r>
-    </w:p>
-    <w:p>
-      <w:r>
-        <w:t>________________________________________________________________</w:t>
-      </w:r>
-    </w:p>
-    <w:p>
-      <w:r>
-        <w:t>________________________________________________________________</w:t>
-      </w:r>
-    </w:p>
-    <w:p>
-      <w:pPr>
-        <w:pStyle w:val="Heading3"/>
-      </w:pPr>
-      <w:r>
-        <w:t>Hint · try first</w:t>
-      </w:r>
-    </w:p>
-    <w:p>
-      <w:pPr>
-        <w:spacing w:line="336" w:lineRule="auto" w:after="180"/>
-        <w:shd w:fill="F1F6F8"/>
-      </w:pPr>
-      <w:r>
-        <w:rPr>
-          <w:b w:val="0"/>
-        </w:rPr>
-        <w:t>Hint if needed: Use the changed condition and the deciding step in the pictorial trace. The answer must say what follows from those facts.</w:t>
-      </w:r>
-    </w:p>
-    <w:p>
-      <w:pPr>
-        <w:pStyle w:val="Heading3"/>
-      </w:pPr>
-      <w:r>
-        <w:t>Feedback · compare after trying</w:t>
-      </w:r>
-    </w:p>
-    <w:p>
-      <w:pPr>
-        <w:spacing w:line="336" w:lineRule="auto" w:after="180"/>
-        <w:shd w:fill="F1F6FC"/>
-      </w:pPr>
-      <w:r>
-        <w:rPr>
-          <w:b w:val="0"/>
-        </w:rPr>
-        <w:t>After your attempt, compare with the supported explanation: Mark exact reproduction incomplete until the required artefact is recovered or the limitation disclosed. A missing record prevents checking the contested decision.</w:t>
-      </w:r>
-    </w:p>
-    <w:p>
-      <w:pPr>
-        <w:pStyle w:val="Heading3"/>
-      </w:pPr>
-      <w:r>
-        <w:t>Repair a missing building block</w:t>
-      </w:r>
-    </w:p>
-    <w:p>
-      <w:pPr>
-        <w:spacing w:line="336" w:lineRule="auto" w:after="180"/>
-      </w:pPr>
-      <w:r>
-        <w:rPr>
-          <w:b w:val="0"/>
-        </w:rPr>
-        <w:t xml:space="preserve">Review Peer review and response (ai-7/32). Goal: Explain the </w:t>
-      </w:r>
-      <w:r>
-        <w:rPr>
-          <w:b/>
-        </w:rPr>
-        <w:t>mechanism</w:t>
-      </w:r>
-      <w:r>
-        <w:rPr>
-          <w:b w:val="0"/>
-        </w:rPr>
-        <w:t xml:space="preserve"> and terminology of peer review and response. Short practice: Count photos and underlying plants in the reviewer’s concern.</w:t>
-      </w:r>
-    </w:p>
-    <w:p>
-      <w:pPr>
-        <w:spacing w:line="336" w:lineRule="auto" w:after="180"/>
-      </w:pPr>
-      <w:r>
-        <w:rPr>
-          <w:b w:val="0"/>
-        </w:rPr>
-        <w:t>What analysis assumption needs revision, and why does changing only the word photos to plants fail to repair it?. Return to this week and explain what you changed.</w:t>
-      </w:r>
-    </w:p>
-    <w:p>
-      <w:pPr>
-        <w:spacing w:line="336" w:lineRule="auto" w:after="180"/>
-      </w:pPr>
-      <w:r>
-        <w:rPr>
-          <w:b w:val="0"/>
-        </w:rPr>
-        <w:t xml:space="preserve">Review Writing the methods section (ai-7/30). Goal: Explain the </w:t>
-      </w:r>
-      <w:r>
-        <w:rPr>
-          <w:b/>
-        </w:rPr>
-        <w:t>mechanism</w:t>
-      </w:r>
-      <w:r>
-        <w:rPr>
-          <w:b w:val="0"/>
-        </w:rPr>
-        <w:t xml:space="preserve"> and terminology of writing the methods section. Short practice: Apply the inclusive four-character rule to oak, pine and willow.</w:t>
-      </w:r>
-    </w:p>
-    <w:p>
-      <w:pPr>
-        <w:spacing w:line="336" w:lineRule="auto" w:after="180"/>
-      </w:pPr>
-      <w:r>
-        <w:rPr>
-          <w:b w:val="0"/>
-        </w:rPr>
-        <w:t>Which label changes under greater-than-four, and what method detail allows another team to reproduce the distinction?. Return to this week and explain what you changed.</w:t>
-      </w:r>
-    </w:p>
-    <w:p>
-      <w:pPr>
-        <w:spacing w:line="336" w:lineRule="auto" w:after="180"/>
-      </w:pPr>
-      <w:r>
-        <w:rPr>
-          <w:b w:val="0"/>
-        </w:rPr>
-        <w:t xml:space="preserve">Review Robustness across conditions (ai-7/27). Goal: Explain the </w:t>
-      </w:r>
-      <w:r>
-        <w:rPr>
-          <w:b/>
-        </w:rPr>
-        <w:t>mechanism</w:t>
-      </w:r>
-      <w:r>
-        <w:rPr>
-          <w:b w:val="0"/>
-        </w:rPr>
-        <w:t xml:space="preserve"> and terminology of robustness across conditions. Short practice: Calculate indoor, outdoor and combined rates.</w:t>
-      </w:r>
-    </w:p>
-    <w:p>
-      <w:pPr>
-        <w:spacing w:line="336" w:lineRule="auto" w:after="180"/>
-      </w:pPr>
-      <w:r>
-        <w:rPr>
-          <w:b w:val="0"/>
-        </w:rPr>
-        <w:t>Which relevant weakness disappears from view when only the combined rate is reported?. Return to this week and explain what you changed.</w:t>
-      </w:r>
-    </w:p>
-    <w:p>
-      <w:pPr>
-        <w:pStyle w:val="Heading3"/>
-      </w:pPr>
-      <w:r>
         <w:t>Keep your completed work</w:t>
       </w:r>
     </w:p>
     <w:p>
       <w:pPr>
-        <w:spacing w:line="336" w:lineRule="auto" w:after="180"/>
-      </w:pPr>
-      <w:r>
-        <w:rPr>
-          <w:b w:val="0"/>
-        </w:rPr>
-        <w:t xml:space="preserve">Use Download completed work in the hosted lesson to export your answers, reflections, practice feedback and code-run </w:t>
-      </w:r>
-      <w:r>
-        <w:rPr>
-          <w:b/>
-        </w:rPr>
-        <w:t>evidence</w:t>
-      </w:r>
-      <w:r>
-        <w:rPr>
-          <w:b w:val="0"/>
-        </w:rPr>
-        <w:t>. Open the HTML copy to read or print it.</w:t>
-      </w:r>
-    </w:p>
-    <w:p>
-      <w:pPr>
-        <w:spacing w:line="336" w:lineRule="auto" w:after="180"/>
-      </w:pPr>
-      <w:r>
-        <w:rPr>
-          <w:b w:val="0"/>
-        </w:rPr>
-        <w:t>Drafts stay in this browser when storage is available; clear drafts on a shared device.</w:t>
-      </w:r>
-    </w:p>
-    <w:p>
-      <w:pPr>
-        <w:pStyle w:val="Heading3"/>
-      </w:pPr>
-      <w:r>
-        <w:t>What I repaired, the evidence I kept and the next test</w:t>
-      </w:r>
-    </w:p>
-    <w:p>
-      <w:r>
-        <w:t>________________________________________________________________</w:t>
-      </w:r>
-    </w:p>
-    <w:p>
-      <w:r>
-        <w:t>________________________________________________________________</w:t>
-      </w:r>
-    </w:p>
-    <w:p>
-      <w:r>
-        <w:t>________________________________________________________________</w:t>
-      </w:r>
-    </w:p>
-    <w:p>
-      <w:r>
-        <w:t>________________________________________________________________</w:t>
-      </w:r>
-    </w:p>
-    <w:p>
-      <w:r>
-        <w:t>________________________________________________________________</w:t>
-      </w:r>
-    </w:p>
-    <w:p>
-      <w:pPr>
         <w:pStyle w:val="Heading1"/>
       </w:pPr>
       <w:r>
-        <w:t>15. Visual concept journey</w:t>
-      </w:r>
-    </w:p>
-    <w:p>
-      <w:r>
-        <w:t>Explain each Independent reproduction check picture from its labels, then record a relevant limit.</w:t>
-      </w:r>
-    </w:p>
-    <w:p>
-      <w:pPr>
-        <w:pStyle w:val="Heading3"/>
+        <w:t>15. Reference · Six-picture response sheets</w:t>
+      </w:r>
+    </w:p>
+    <w:p>
+      <w:r>
+        <w:t>Choose the picture that helps explain the current step.</w:t>
+      </w:r>
+    </w:p>
+    <w:p>
+      <w:pPr>
+        <w:pStyle w:val="Heading2"/>
       </w:pPr>
       <w:r>
         <w:t>01. Independent reproduction check: the case</w:t>
@@ -2056,7 +2185,7 @@
         <w:drawing>
           <wp:inline xmlns:a="http://schemas.openxmlformats.org/drawingml/2006/main" xmlns:pic="http://schemas.openxmlformats.org/drawingml/2006/picture">
             <wp:extent cx="5486400" cy="2834640"/>
-            <wp:docPr id="2" name="Picture 2" descr="An independent rerun with a disagreement. A second team follows the saved protocol on the same fixed data and obtains a different score. Supplied facts: Original correct count is 5/6. Rerun is 4/6. Case Q3 is the only scoring disagreement. No new model outputs are generated."/>
+            <wp:docPr id="3" name="Picture 3" descr="An independent rerun with a disagreement. A second team follows the saved protocol on the same fixed data and obtains a different score. Supplied facts: Original correct count is 5/6. Rerun is 4/6. Case Q3 is the only scoring disagreement. No new model outputs are generated."/>
             <wp:cNvGraphicFramePr>
               <a:graphicFrameLocks noChangeAspect="1"/>
             </wp:cNvGraphicFramePr>
@@ -2068,7 +2197,7 @@
                     <pic:cNvPicPr/>
                   </pic:nvPicPr>
                   <pic:blipFill>
-                    <a:blip r:embed="rId10"/>
+                    <a:blip r:embed="rId11"/>
                     <a:stretch>
                       <a:fillRect/>
                     </a:stretch>
@@ -2124,7 +2253,6 @@
     <w:p>
       <w:pPr>
         <w:spacing w:line="336" w:lineRule="auto" w:after="180"/>
-        <w:shd w:fill="F5F1FB"/>
       </w:pPr>
       <w:r>
         <w:rPr>
@@ -2163,7 +2291,7 @@
     </w:p>
     <w:p>
       <w:pPr>
-        <w:pStyle w:val="Heading3"/>
+        <w:pStyle w:val="Heading2"/>
       </w:pPr>
       <w:r>
         <w:t>02. Follow the deciding steps</w:t>
@@ -2174,7 +2302,7 @@
         <w:drawing>
           <wp:inline xmlns:a="http://schemas.openxmlformats.org/drawingml/2006/main" xmlns:pic="http://schemas.openxmlformats.org/drawingml/2006/picture">
             <wp:extent cx="5486400" cy="3337560"/>
-            <wp:docPr id="3" name="Picture 3" descr="Compare exact artefacts: Verify data and rubric versions before changing the result. → Locate disagreement: The score difference is concentrated in Q3. → Resolve by the rubric: Inspect Q3’s saved answer and rule; document whichever scoring decision is justified."/>
+            <wp:docPr id="4" name="Picture 4" descr="Compare exact artefacts: Verify data and rubric versions before changing the result. → Locate disagreement: The score difference is concentrated in Q3. → Resolve by the rubric: Inspect Q3’s saved answer and rule; document whichever scoring decision is justified."/>
             <wp:cNvGraphicFramePr>
               <a:graphicFrameLocks noChangeAspect="1"/>
             </wp:cNvGraphicFramePr>
@@ -2186,7 +2314,7 @@
                     <pic:cNvPicPr/>
                   </pic:nvPicPr>
                   <pic:blipFill>
-                    <a:blip r:embed="rId11"/>
+                    <a:blip r:embed="rId12"/>
                     <a:stretch>
                       <a:fillRect/>
                     </a:stretch>
@@ -2219,7 +2347,6 @@
     <w:p>
       <w:pPr>
         <w:spacing w:line="336" w:lineRule="auto" w:after="180"/>
-        <w:shd w:fill="F5F1FB"/>
       </w:pPr>
       <w:r>
         <w:rPr>
@@ -2270,7 +2397,7 @@
     </w:p>
     <w:p>
       <w:pPr>
-        <w:pStyle w:val="Heading3"/>
+        <w:pStyle w:val="Heading2"/>
       </w:pPr>
       <w:r>
         <w:t>03. Independent reproduction check — evidence trace</w:t>
@@ -2281,7 +2408,7 @@
         <w:drawing>
           <wp:inline xmlns:a="http://schemas.openxmlformats.org/drawingml/2006/main" xmlns:pic="http://schemas.openxmlformats.org/drawingml/2006/picture">
             <wp:extent cx="5486400" cy="2843784"/>
-            <wp:docPr id="4" name="Picture 4" descr="Independent reproduction check — evidence trace. Operator gets different MSE because the supplied script averages absolute errors while paper names squared error. | Provide manifest, fixture data, code, environment and expected metric definition. Record assistance and mismatches; reproduction is not new-data replication. | Metric contract mismatch explains a candidate discrepancy. Correct/report script and rerun; preserve original artifact versions and results."/>
+            <wp:docPr id="5" name="Picture 5" descr="Independent reproduction check — evidence trace. Operator gets different MSE because the supplied script averages absolute errors while paper names squared error. | Provide manifest, fixture data, code, environment and expected metric definition. Record assistance and mismatches; reproduction is not new-data replication. | Metric contract mismatch explains a candidate discrepancy. Correct/report script and rerun; preserve original artifact versions and results."/>
             <wp:cNvGraphicFramePr>
               <a:graphicFrameLocks noChangeAspect="1"/>
             </wp:cNvGraphicFramePr>
@@ -2293,7 +2420,7 @@
                     <pic:cNvPicPr/>
                   </pic:nvPicPr>
                   <pic:blipFill>
-                    <a:blip r:embed="rId12"/>
+                    <a:blip r:embed="rId13"/>
                     <a:stretch>
                       <a:fillRect/>
                     </a:stretch>
@@ -2360,7 +2487,6 @@
     <w:p>
       <w:pPr>
         <w:spacing w:line="336" w:lineRule="auto" w:after="180"/>
-        <w:shd w:fill="F5F1FB"/>
       </w:pPr>
       <w:r>
         <w:rPr>
@@ -2399,7 +2525,7 @@
     </w:p>
     <w:p>
       <w:pPr>
-        <w:pStyle w:val="Heading3"/>
+        <w:pStyle w:val="Heading2"/>
       </w:pPr>
       <w:r>
         <w:t>04. Change one thing. Trace what follows.</w:t>
@@ -2410,7 +2536,7 @@
         <w:drawing>
           <wp:inline xmlns:a="http://schemas.openxmlformats.org/drawingml/2006/main" xmlns:pic="http://schemas.openxmlformats.org/drawingml/2006/picture">
             <wp:extent cx="5486400" cy="3191256"/>
-            <wp:docPr id="5" name="Picture 5" descr="Original case: Inspect Q3’s saved answer and rule; document whichever scoring decision is justified. Changed condition: Q3’s saved file is missing from the archive. Expected result: Mark exact reproduction incomplete until the required artefact is recovered or the limitation disclosed. Reason: A missing record prevents checking the contested decision."/>
+            <wp:docPr id="6" name="Picture 6" descr="Original case: Inspect Q3’s saved answer and rule; document whichever scoring decision is justified. Changed condition: Q3’s saved file is missing from the archive. Expected result: Mark exact reproduction incomplete until the required artefact is recovered or the limitation disclosed. Reason: A missing record prevents checking the contested decision."/>
             <wp:cNvGraphicFramePr>
               <a:graphicFrameLocks noChangeAspect="1"/>
             </wp:cNvGraphicFramePr>
@@ -2422,7 +2548,7 @@
                     <pic:cNvPicPr/>
                   </pic:nvPicPr>
                   <pic:blipFill>
-                    <a:blip r:embed="rId13"/>
+                    <a:blip r:embed="rId14"/>
                     <a:stretch>
                       <a:fillRect/>
                     </a:stretch>
@@ -2466,7 +2592,6 @@
     <w:p>
       <w:pPr>
         <w:spacing w:line="336" w:lineRule="auto" w:after="180"/>
-        <w:shd w:fill="F5F1FB"/>
       </w:pPr>
       <w:r>
         <w:rPr>
@@ -2505,7 +2630,7 @@
     </w:p>
     <w:p>
       <w:pPr>
-        <w:pStyle w:val="Heading3"/>
+        <w:pStyle w:val="Heading2"/>
       </w:pPr>
       <w:r>
         <w:t>05. Connect the explanation to its limit</w:t>
@@ -2516,7 +2641,7 @@
         <w:drawing>
           <wp:inline xmlns:a="http://schemas.openxmlformats.org/drawingml/2006/main" xmlns:pic="http://schemas.openxmlformats.org/drawingml/2006/picture">
             <wp:extent cx="5486400" cy="2834640"/>
-            <wp:docPr id="6" name="Picture 6" descr="An independent reproduction check can uncover interpretation or implementation differences. Do not average incompatible scores or simply choose the higher one. Limit: This check concerns saved outputs and scoring, not new-sample replication or future model behaviour."/>
+            <wp:docPr id="7" name="Picture 7" descr="An independent reproduction check can uncover interpretation or implementation differences. Do not average incompatible scores or simply choose the higher one. Limit: This check concerns saved outputs and scoring, not new-sample replication or future model behaviour."/>
             <wp:cNvGraphicFramePr>
               <a:graphicFrameLocks noChangeAspect="1"/>
             </wp:cNvGraphicFramePr>
@@ -2528,7 +2653,7 @@
                     <pic:cNvPicPr/>
                   </pic:nvPicPr>
                   <pic:blipFill>
-                    <a:blip r:embed="rId14"/>
+                    <a:blip r:embed="rId15"/>
                     <a:stretch>
                       <a:fillRect/>
                     </a:stretch>
@@ -2584,7 +2709,6 @@
     <w:p>
       <w:pPr>
         <w:spacing w:line="336" w:lineRule="auto" w:after="180"/>
-        <w:shd w:fill="F5F1FB"/>
       </w:pPr>
       <w:r>
         <w:rPr>
@@ -2623,7 +2747,7 @@
     </w:p>
     <w:p>
       <w:pPr>
-        <w:pStyle w:val="Heading3"/>
+        <w:pStyle w:val="Heading2"/>
       </w:pPr>
       <w:r>
         <w:t>06. Make the idea visible in your project</w:t>
@@ -2634,7 +2758,7 @@
         <w:drawing>
           <wp:inline xmlns:a="http://schemas.openxmlformats.org/drawingml/2006/main" xmlns:pic="http://schemas.openxmlformats.org/drawingml/2006/picture">
             <wp:extent cx="5486400" cy="3681984"/>
-            <wp:docPr id="7" name="Picture 7" descr="For the Reproducible AI Research Study, retain an annotated worked trace and the changed-case reasoning. Connect the claim to its records, units and assumptions so another investigator can challenge or reproduce it. Draw your input, deciding step, result and limit. Supported question: Locate the Q3 scoring disagreement between 5/6 and 4/6. What should the teams inspect before choosing a score, and what limitation follows if the saved Q3 file is missing?"/>
+            <wp:docPr id="8" name="Picture 8" descr="For the Reproducible AI Research Study, retain an annotated worked trace and the changed-case reasoning. Connect the claim to its records, units and assumptions so another investigator can challenge or reproduce it. Draw your input, deciding step, result and limit. Supported question: Locate the Q3 scoring disagreement between 5/6 and 4/6. What should the teams inspect before choosing a score, and what limitation follows if the saved Q3 file is missing?"/>
             <wp:cNvGraphicFramePr>
               <a:graphicFrameLocks noChangeAspect="1"/>
             </wp:cNvGraphicFramePr>
@@ -2646,7 +2770,7 @@
                     <pic:cNvPicPr/>
                   </pic:nvPicPr>
                   <pic:blipFill>
-                    <a:blip r:embed="rId15"/>
+                    <a:blip r:embed="rId16"/>
                     <a:stretch>
                       <a:fillRect/>
                     </a:stretch>
@@ -2713,7 +2837,6 @@
     <w:p>
       <w:pPr>
         <w:spacing w:line="336" w:lineRule="auto" w:after="180"/>
-        <w:shd w:fill="F5F1FB"/>
       </w:pPr>
       <w:r>
         <w:rPr>
@@ -2760,6 +2883,62 @@
     <w:p>
       <w:r>
         <w:t>________________________________________________________________</w:t>
+      </w:r>
+    </w:p>
+    <w:p>
+      <w:pPr>
+        <w:pStyle w:val="Heading2"/>
+      </w:pPr>
+      <w:r>
+        <w:t>Earlier wording, alternatives and picture transcripts · reference / check after trying</w:t>
+      </w:r>
+    </w:p>
+    <w:p>
+      <w:pPr>
+        <w:pStyle w:val="Heading3"/>
+      </w:pPr>
+      <w:r>
+        <w:t>01. Independent reproduction check: the case</w:t>
+      </w:r>
+    </w:p>
+    <w:p>
+      <w:pPr>
+        <w:pStyle w:val="Heading3"/>
+      </w:pPr>
+      <w:r>
+        <w:t>02. Follow the deciding steps</w:t>
+      </w:r>
+    </w:p>
+    <w:p>
+      <w:pPr>
+        <w:pStyle w:val="Heading3"/>
+      </w:pPr>
+      <w:r>
+        <w:t>03. Independent reproduction check — evidence trace</w:t>
+      </w:r>
+    </w:p>
+    <w:p>
+      <w:pPr>
+        <w:pStyle w:val="Heading3"/>
+      </w:pPr>
+      <w:r>
+        <w:t>04. Change one thing. Trace what follows.</w:t>
+      </w:r>
+    </w:p>
+    <w:p>
+      <w:pPr>
+        <w:pStyle w:val="Heading3"/>
+      </w:pPr>
+      <w:r>
+        <w:t>05. Connect the explanation to its limit</w:t>
+      </w:r>
+    </w:p>
+    <w:p>
+      <w:pPr>
+        <w:pStyle w:val="Heading3"/>
+      </w:pPr>
+      <w:r>
+        <w:t>06. Make the idea visible in your project</w:t>
       </w:r>
     </w:p>
     <w:sectPr>
